--- a/MCERT-frontend/public/templates/mclerts-template.docx
+++ b/MCERT-frontend/public/templates/mclerts-template.docx
@@ -1,3 +1,6050 @@
+
+<file path=word/document.xml><?xml version="1.0" encoding="utf-8"?>
+<w:document xmlns:wpc="http://schemas.microsoft.com/office/word/2010/wordprocessingCanvas" xmlns:cx="http://schemas.microsoft.com/office/drawing/2014/chartex" xmlns:cx1="http://schemas.microsoft.com/office/drawing/2015/9/8/chartex" xmlns:cx2="http://schemas.microsoft.com/office/drawing/2015/10/21/chartex" xmlns:cx3="http://schemas.microsoft.com/office/drawing/2016/5/9/chartex" xmlns:cx4="http://schemas.microsoft.com/office/drawing/2016/5/10/chartex" xmlns:cx5="http://schemas.microsoft.com/office/drawing/2016/5/11/chartex" xmlns:cx6="http://schemas.microsoft.com/office/drawing/2016/5/12/chartex" xmlns:cx7="http://schemas.microsoft.com/office/drawing/2016/5/13/chartex" xmlns:cx8="http://schemas.microsoft.com/office/drawing/2016/5/14/chartex" xmlns:mc="http://schemas.openxmlformats.org/markup-compatibility/2006" xmlns:aink="http://schemas.microsoft.com/office/drawing/2016/ink" xmlns:am3d="http://schemas.microsoft.com/office/drawing/2017/model3d" xmlns:o="urn:schemas-microsoft-com:office:office" xmlns:oel="http://schemas.microsoft.com/office/2019/extlst" xmlns:r="http://schemas.openxmlformats.org/officeDocument/2006/relationships" xmlns:m="http://schemas.openxmlformats.org/officeDocument/2006/math" xmlns:v="urn:schemas-microsoft-com:vml" xmlns:wp14="http://schemas.microsoft.com/office/word/2010/wordprocessingDrawing" xmlns:wp="http://schemas.openxmlformats.org/drawingml/2006/wordprocessingDrawing" xmlns:w10="urn:schemas-microsoft-com:office:word" xmlns:w="http://schemas.openxmlformats.org/wordprocessingml/2006/main" xmlns:w14="http://schemas.microsoft.com/office/word/2010/wordml" xmlns:w15="http://schemas.microsoft.com/office/word/2012/wordml" xmlns:w16cex="http://schemas.microsoft.com/office/word/2018/wordml/cex" xmlns:w16cid="http://schemas.microsoft.com/office/word/2016/wordml/cid" xmlns:w16="http://schemas.microsoft.com/office/word/2018/wordml" xmlns:w16du="http://schemas.microsoft.com/office/word/2023/wordml/word16du" xmlns:w16sdtdh="http://schemas.microsoft.com/office/word/2020/wordml/sdtdatahash" xmlns:w16sdtfl="http://schemas.microsoft.com/office/word/2024/wordml/sdtformatlock" xmlns:w16se="http://schemas.microsoft.com/office/word/2015/wordml/symex" xmlns:wpg="http://schemas.microsoft.com/office/word/2010/wordprocessingGroup" xmlns:wpi="http://schemas.microsoft.com/office/word/2010/wordprocessingInk" xmlns:wne="http://schemas.microsoft.com/office/word/2006/wordml" xmlns:wps="http://schemas.microsoft.com/office/word/2010/wordprocessingShape" mc:Ignorable="w14 w15 w16se w16cid w16 w16cex w16sdtdh w16sdtfl w16du wp14">
+  <w:body>
+    <w:p>
+      <w:pPr>
+        <w:ind w:left="-900" w:right="-514"/>
+        <w:rPr>
+          <w:rFonts w:asciiTheme="minorHAnsi" w:hAnsiTheme="minorHAnsi" w:cstheme="minorHAnsi"/>
+          <w:color w:val="000000" w:themeColor="text1"/>
+        </w:rPr>
+      </w:pPr>
+      <w:r>
+        <w:rPr>
+          <w:rFonts w:asciiTheme="minorHAnsi" w:hAnsiTheme="minorHAnsi" w:cstheme="minorHAnsi"/>
+          <w:noProof/>
+        </w:rPr>
+        <w:drawing>
+          <wp:inline distT="0" distB="0" distL="0" distR="0" wp14:anchorId="5F32661E" wp14:editId="2B848336">
+            <wp:extent cx="770890" cy="914400"/>
+            <wp:effectExtent l="0" t="0" r="0" b="0"/>
+            <wp:docPr id="1" name="Picture 1" descr="MCERTS logo black without strap line_modified"/>
+            <wp:cNvGraphicFramePr>
+              <a:graphicFrameLocks xmlns:a="http://schemas.openxmlformats.org/drawingml/2006/main" noChangeAspect="1"/>
+            </wp:cNvGraphicFramePr>
+            <a:graphic xmlns:a="http://schemas.openxmlformats.org/drawingml/2006/main">
+              <a:graphicData uri="http://schemas.openxmlformats.org/drawingml/2006/picture">
+                <pic:pic xmlns:pic="http://schemas.openxmlformats.org/drawingml/2006/picture">
+                  <pic:nvPicPr>
+                    <pic:cNvPr id="0" name="Picture 1"/>
+                    <pic:cNvPicPr/>
+                  </pic:nvPicPr>
+                  <pic:blipFill>
+                    <a:blip r:embed="rId11">
+                      <a:extLst>
+                        <a:ext uri="{28A0092B-C50C-407E-A947-70E740481C1C}">
+                          <a14:useLocalDpi xmlns:a14="http://schemas.microsoft.com/office/drawing/2010/main" val="0"/>
+                        </a:ext>
+                      </a:extLst>
+                    </a:blip>
+                    <a:stretch>
+                      <a:fillRect/>
+                    </a:stretch>
+                  </pic:blipFill>
+                  <pic:spPr>
+                    <a:xfrm>
+                      <a:off x="0" y="0"/>
+                      <a:ext cx="770890" cy="914400"/>
+                    </a:xfrm>
+                    <a:prstGeom prst="rect">
+                      <a:avLst/>
+                    </a:prstGeom>
+                  </pic:spPr>
+                </pic:pic>
+              </a:graphicData>
+            </a:graphic>
+          </wp:inline>
+        </w:drawing>
+      </w:r>
+      <w:r>
+        <w:rPr>
+          <w:rFonts w:asciiTheme="minorHAnsi" w:hAnsiTheme="minorHAnsi" w:cstheme="minorHAnsi"/>
+        </w:rPr>
+        <w:t xml:space="preserve">                                                         </w:t>
+      </w:r>
+      <w:r>
+        <w:rPr>
+          <w:rFonts w:asciiTheme="minorHAnsi" w:hAnsiTheme="minorHAnsi" w:cstheme="minorHAnsi"/>
+        </w:rPr>
+        <w:t xml:space="preserve">                      </w:t>
+      </w:r>
+      <w:r>
+        <w:rPr>
+          <w:rFonts w:asciiTheme="minorHAnsi" w:hAnsiTheme="minorHAnsi" w:cstheme="minorHAnsi"/>
+        </w:rPr>
+        <w:t xml:space="preserve">                     </w:t>
+      </w:r>
+      <w:r>
+        <w:rPr>
+          <w:rFonts w:asciiTheme="minorHAnsi" w:hAnsiTheme="minorHAnsi" w:cstheme="minorHAnsi"/>
+        </w:rPr>
+        <w:tab/>
+      </w:r>
+      <w:r>
+        <w:rPr>
+          <w:rFonts w:asciiTheme="minorHAnsi" w:hAnsiTheme="minorHAnsi" w:cstheme="minorHAnsi"/>
+        </w:rPr>
+        <w:t xml:space="preserve">                  </w:t>
+      </w:r>
+      <w:r>
+        <w:rPr>
+          <w:rFonts w:asciiTheme="minorHAnsi" w:hAnsiTheme="minorHAnsi" w:cstheme="minorHAnsi"/>
+        </w:rPr>
+        <w:t xml:space="preserve">     </w:t>
+      </w:r>
+      <w:r>
+        <w:rPr>
+          <w:rFonts w:asciiTheme="minorHAnsi" w:hAnsiTheme="minorHAnsi" w:cstheme="minorHAnsi"/>
+        </w:rPr>
+        <w:t xml:space="preserve">    </w:t>
+      </w:r>
+      <w:r>
+        <w:rPr>
+          <w:rFonts w:asciiTheme="minorHAnsi" w:hAnsiTheme="minorHAnsi" w:cstheme="minorHAnsi"/>
+          <w:noProof/>
+        </w:rPr>
+        <w:drawing>
+          <wp:inline distT="0" distB="0" distL="0" distR="0" wp14:anchorId="15AA8131" wp14:editId="492AEEB8">
+            <wp:extent cx="1828800" cy="777998"/>
+            <wp:effectExtent l="0" t="0" r="0" b="0"/>
+            <wp:docPr id="792865729" name="Picture 792865729"/>
+            <wp:cNvGraphicFramePr>
+              <a:graphicFrameLocks xmlns:a="http://schemas.openxmlformats.org/drawingml/2006/main" noChangeAspect="1"/>
+            </wp:cNvGraphicFramePr>
+            <a:graphic xmlns:a="http://schemas.openxmlformats.org/drawingml/2006/main">
+              <a:graphicData uri="http://schemas.openxmlformats.org/drawingml/2006/picture">
+                <pic:pic xmlns:pic="http://schemas.openxmlformats.org/drawingml/2006/picture">
+                  <pic:nvPicPr>
+                    <pic:cNvPr id="0" name=""/>
+                    <pic:cNvPicPr/>
+                  </pic:nvPicPr>
+                  <pic:blipFill>
+                    <a:blip r:embed="rId12" cstate="print">
+                      <a:extLst>
+                        <a:ext uri="{28A0092B-C50C-407E-A947-70E740481C1C}">
+                          <a14:useLocalDpi xmlns:a14="http://schemas.microsoft.com/office/drawing/2010/main" val="0"/>
+                        </a:ext>
+                      </a:extLst>
+                    </a:blip>
+                    <a:stretch>
+                      <a:fillRect/>
+                    </a:stretch>
+                  </pic:blipFill>
+                  <pic:spPr>
+                    <a:xfrm>
+                      <a:off x="0" y="0"/>
+                      <a:ext cx="1828800" cy="777998"/>
+                    </a:xfrm>
+                    <a:prstGeom prst="rect">
+                      <a:avLst/>
+                    </a:prstGeom>
+                  </pic:spPr>
+                </pic:pic>
+              </a:graphicData>
+            </a:graphic>
+          </wp:inline>
+        </w:drawing>
+      </w:r>
+    </w:p>
+    <w:p>
+      <w:pPr>
+        <w:rPr>
+          <w:rFonts w:asciiTheme="minorHAnsi" w:hAnsiTheme="minorHAnsi" w:cstheme="minorHAnsi"/>
+          <w:highlight w:val="green"/>
+        </w:rPr>
+      </w:pPr>
+    </w:p>
+    <w:tbl>
+      <w:tblPr>
+        <w:tblW w:w="0" w:type="auto"/>
+        <w:tblLook w:val="01E0" w:firstRow="1" w:lastRow="1" w:firstColumn="1" w:lastColumn="1" w:noHBand="0" w:noVBand="0"/>
+      </w:tblPr>
+      <w:tblGrid>
+        <w:gridCol w:w="108"/>
+        <w:gridCol w:w="4257"/>
+        <w:gridCol w:w="4157"/>
+        <w:gridCol w:w="108"/>
+      </w:tblGrid>
+      <w:tr>
+        <w:trPr>
+          <w:gridAfter w:val="1"/>
+          <w:wAfter w:w="108" w:type="dxa"/>
+        </w:trPr>
+        <w:tc>
+          <w:tcPr>
+            <w:tcW w:w="8522" w:type="dxa"/>
+            <w:gridSpan w:val="3"/>
+          </w:tcPr>
+          <w:p>
+            <w:pPr>
+              <w:rPr>
+                <w:rFonts w:asciiTheme="minorHAnsi" w:hAnsiTheme="minorHAnsi" w:cstheme="minorHAnsi"/>
+                <w:b/>
+                <w:bCs/>
+                <w:highlight w:val="green"/>
+              </w:rPr>
+            </w:pPr>
+          </w:p>
+          <w:p>
+            <w:pPr>
+              <w:rPr>
+                <w:rFonts w:asciiTheme="minorHAnsi" w:hAnsiTheme="minorHAnsi" w:cstheme="minorHAnsi"/>
+                <w:b/>
+                <w:bCs/>
+              </w:rPr>
+            </w:pPr>
+          </w:p>
+          <w:p>
+            <w:pPr>
+              <w:jc w:val="center"/>
+              <w:rPr>
+                <w:rFonts w:asciiTheme="minorHAnsi" w:hAnsiTheme="minorHAnsi" w:cstheme="minorHAnsi"/>
+                <w:b/>
+                <w:bCs/>
+                <w:sz w:val="28"/>
+                <w:szCs w:val="28"/>
+              </w:rPr>
+            </w:pPr>
+            <w:r>
+              <w:rPr>
+                <w:rFonts w:asciiTheme="minorHAnsi" w:hAnsiTheme="minorHAnsi" w:cstheme="minorHAnsi"/>
+                <w:b/>
+                <w:bCs/>
+                <w:sz w:val="28"/>
+                <w:szCs w:val="28"/>
+              </w:rPr>
+              <w:t>MCERTS Site Inspection Report</w:t>
+            </w:r>
+            <w:r>
+              <w:rPr>
+                <w:rFonts w:asciiTheme="minorHAnsi" w:hAnsiTheme="minorHAnsi" w:cstheme="minorHAnsi"/>
+                <w:b/>
+                <w:bCs/>
+                <w:sz w:val="28"/>
+                <w:szCs w:val="28"/>
+              </w:rPr>
+              <w:t xml:space="preserve"> </w:t>
+            </w:r>
+            <w:r>
+              <w:rPr>
+                <w:rFonts w:asciiTheme="minorHAnsi" w:hAnsiTheme="minorHAnsi" w:cstheme="minorHAnsi"/>
+                <w:b/>
+                <w:bCs/>
+                <w:sz w:val="28"/>
+                <w:szCs w:val="28"/>
+              </w:rPr>
+              <w:t xml:space="preserve">{inspectionReportNo}</w:t>
+            </w:r>
+          </w:p>
+          <w:p>
+            <w:pPr>
+              <w:jc w:val="center"/>
+              <w:rPr>
+                <w:rFonts w:asciiTheme="minorHAnsi" w:hAnsiTheme="minorHAnsi" w:cstheme="minorHAnsi"/>
+                <w:b/>
+                <w:bCs/>
+                <w:highlight w:val="green"/>
+              </w:rPr>
+            </w:pPr>
+          </w:p>
+        </w:tc>
+      </w:tr>
+      <w:tr>
+        <w:trPr>
+          <w:gridBefore w:val="1"/>
+          <w:wBefore w:w="108" w:type="dxa"/>
+        </w:trPr>
+        <w:tc>
+          <w:tcPr>
+            <w:tcW w:w="4257" w:type="dxa"/>
+          </w:tcPr>
+          <w:p>
+            <w:pPr>
+              <w:jc w:val="right"/>
+              <w:rPr>
+                <w:rFonts w:asciiTheme="minorHAnsi" w:hAnsiTheme="minorHAnsi" w:cstheme="minorHAnsi"/>
+                <w:b/>
+                <w:bCs/>
+              </w:rPr>
+            </w:pPr>
+            <w:r>
+              <w:rPr>
+                <w:rFonts w:asciiTheme="minorHAnsi" w:hAnsiTheme="minorHAnsi" w:cstheme="minorHAnsi"/>
+                <w:b/>
+              </w:rPr>
+              <w:t>Report prepared by:</w:t>
+            </w:r>
+          </w:p>
+        </w:tc>
+        <w:tc>
+          <w:tcPr>
+            <w:tcW w:w="4265" w:type="dxa"/>
+            <w:gridSpan w:val="2"/>
+          </w:tcPr>
+          <w:p>
+            <w:pPr>
+              <w:rPr>
+                <w:rFonts w:asciiTheme="minorHAnsi" w:hAnsiTheme="minorHAnsi" w:cstheme="minorHAnsi"/>
+                <w:bCs/>
+              </w:rPr>
+            </w:pPr>
+            <w:r>
+              <w:rPr>
+                <w:rFonts w:asciiTheme="minorHAnsi" w:hAnsiTheme="minorHAnsi" w:cstheme="minorHAnsi"/>
+                <w:bCs/>
+              </w:rPr>
+              <w:t xml:space="preserve">{reportPreparedBy}</w:t>
+            </w:r>
+          </w:p>
+          <w:p>
+            <w:pPr>
+              <w:rPr>
+                <w:rFonts w:asciiTheme="minorHAnsi" w:hAnsiTheme="minorHAnsi" w:cstheme="minorHAnsi"/>
+                <w:b/>
+                <w:lang w:val="en-US"/>
+              </w:rPr>
+            </w:pPr>
+          </w:p>
+        </w:tc>
+      </w:tr>
+      <w:tr>
+        <w:trPr>
+          <w:gridBefore w:val="1"/>
+          <w:wBefore w:w="108" w:type="dxa"/>
+        </w:trPr>
+        <w:tc>
+          <w:tcPr>
+            <w:tcW w:w="4257" w:type="dxa"/>
+          </w:tcPr>
+          <w:p>
+            <w:pPr>
+              <w:jc w:val="right"/>
+              <w:rPr>
+                <w:rFonts w:asciiTheme="minorHAnsi" w:hAnsiTheme="minorHAnsi" w:cstheme="minorHAnsi"/>
+                <w:b/>
+                <w:bCs/>
+                <w:highlight w:val="green"/>
+              </w:rPr>
+            </w:pPr>
+            <w:r>
+              <w:rPr>
+                <w:rFonts w:asciiTheme="minorHAnsi" w:hAnsiTheme="minorHAnsi" w:cstheme="minorHAnsi"/>
+                <w:b/>
+              </w:rPr>
+              <w:t>Inspector:</w:t>
+            </w:r>
+          </w:p>
+        </w:tc>
+        <w:tc>
+          <w:tcPr>
+            <w:tcW w:w="4265" w:type="dxa"/>
+            <w:gridSpan w:val="2"/>
+          </w:tcPr>
+          <w:p>
+            <w:pPr>
+              <w:rPr>
+                <w:rFonts w:asciiTheme="minorHAnsi" w:hAnsiTheme="minorHAnsi" w:cstheme="minorHAnsi"/>
+                <w:b/>
+                <w:lang w:val="en-US"/>
+              </w:rPr>
+            </w:pPr>
+            <w:r>
+              <w:rPr>
+                <w:rFonts w:ascii="Calibri" w:hAnsi="Calibri" w:cs="Calibri"/>
+                <w:bCs/>
+              </w:rPr>
+              <w:t xml:space="preserve">{inspector}</w:t>
+            </w:r>
+          </w:p>
+          <w:p>
+            <w:pPr>
+              <w:rPr>
+                <w:rFonts w:asciiTheme="minorHAnsi" w:hAnsiTheme="minorHAnsi" w:cstheme="minorHAnsi"/>
+                <w:bCs/>
+                <w:highlight w:val="green"/>
+              </w:rPr>
+            </w:pPr>
+          </w:p>
+        </w:tc>
+      </w:tr>
+      <w:tr>
+        <w:trPr>
+          <w:gridBefore w:val="1"/>
+          <w:wBefore w:w="108" w:type="dxa"/>
+        </w:trPr>
+        <w:tc>
+          <w:tcPr>
+            <w:tcW w:w="4257" w:type="dxa"/>
+          </w:tcPr>
+          <w:p>
+            <w:pPr>
+              <w:jc w:val="right"/>
+              <w:rPr>
+                <w:rFonts w:asciiTheme="minorHAnsi" w:hAnsiTheme="minorHAnsi" w:cstheme="minorHAnsi"/>
+                <w:b/>
+              </w:rPr>
+            </w:pPr>
+            <w:r>
+              <w:rPr>
+                <w:rFonts w:asciiTheme="minorHAnsi" w:hAnsiTheme="minorHAnsi" w:cstheme="minorHAnsi"/>
+                <w:b/>
+              </w:rPr>
+              <w:t>Consent/Permit Holder &amp; Company registration:</w:t>
+            </w:r>
+          </w:p>
+          <w:p>
+            <w:pPr>
+              <w:jc w:val="right"/>
+              <w:rPr>
+                <w:rFonts w:asciiTheme="minorHAnsi" w:hAnsiTheme="minorHAnsi" w:cstheme="minorHAnsi"/>
+                <w:highlight w:val="green"/>
+              </w:rPr>
+            </w:pPr>
+          </w:p>
+          <w:p>
+            <w:pPr>
+              <w:jc w:val="right"/>
+              <w:rPr>
+                <w:rFonts w:asciiTheme="minorHAnsi" w:hAnsiTheme="minorHAnsi" w:cstheme="minorHAnsi"/>
+                <w:b/>
+              </w:rPr>
+            </w:pPr>
+            <w:r>
+              <w:rPr>
+                <w:rFonts w:asciiTheme="minorHAnsi" w:hAnsiTheme="minorHAnsi" w:cstheme="minorHAnsi"/>
+                <w:b/>
+              </w:rPr>
+              <w:t>Consent/Permit No:</w:t>
+            </w:r>
+          </w:p>
+          <w:p>
+            <w:pPr>
+              <w:jc w:val="right"/>
+              <w:rPr>
+                <w:rFonts w:asciiTheme="minorHAnsi" w:hAnsiTheme="minorHAnsi" w:cstheme="minorHAnsi"/>
+                <w:b/>
+                <w:bCs/>
+                <w:highlight w:val="green"/>
+              </w:rPr>
+            </w:pPr>
+          </w:p>
+        </w:tc>
+        <w:tc>
+          <w:tcPr>
+            <w:tcW w:w="4265" w:type="dxa"/>
+            <w:gridSpan w:val="2"/>
+          </w:tcPr>
+          <w:p>
+            <w:pPr>
+              <w:rPr>
+                <w:rFonts w:asciiTheme="minorHAnsi" w:hAnsiTheme="minorHAnsi" w:cstheme="minorHAnsi"/>
+                <w:bCs/>
+                <w:lang w:val="en-US"/>
+              </w:rPr>
+            </w:pPr>
+            <w:r>
+              <w:rPr>
+                <w:rFonts w:asciiTheme="minorHAnsi" w:hAnsiTheme="minorHAnsi" w:cstheme="minorHAnsi"/>
+                <w:bCs/>
+              </w:rPr>
+              <w:t xml:space="preserve">{consentPermitHolder}</w:t>
+            </w:r>
+          </w:p>
+          <w:p>
+            <w:pPr>
+              <w:ind w:right="-766"/>
+              <w:rPr>
+                <w:rFonts w:asciiTheme="minorHAnsi" w:hAnsiTheme="minorHAnsi" w:cstheme="minorHAnsi"/>
+                <w:bCs/>
+                <w:highlight w:val="green"/>
+              </w:rPr>
+            </w:pPr>
+          </w:p>
+          <w:p>
+            <w:pPr>
+              <w:ind w:right="-766"/>
+              <w:rPr>
+                <w:rFonts w:asciiTheme="minorHAnsi" w:hAnsiTheme="minorHAnsi" w:cstheme="minorHAnsi"/>
+                <w:b/>
+                <w:lang w:val="en-US"/>
+              </w:rPr>
+            </w:pPr>
+            <w:r>
+              <w:rPr>
+                <w:rFonts w:asciiTheme="minorHAnsi" w:hAnsiTheme="minorHAnsi" w:cstheme="minorHAnsi"/>
+                <w:bCs/>
+              </w:rPr>
+              <w:t xml:space="preserve">{consentPermitNo}</w:t>
+            </w:r>
+          </w:p>
+        </w:tc>
+      </w:tr>
+      <w:tr>
+        <w:trPr>
+          <w:gridBefore w:val="1"/>
+          <w:wBefore w:w="108" w:type="dxa"/>
+        </w:trPr>
+        <w:tc>
+          <w:tcPr>
+            <w:tcW w:w="4257" w:type="dxa"/>
+          </w:tcPr>
+          <w:p>
+            <w:pPr>
+              <w:jc w:val="right"/>
+              <w:rPr>
+                <w:rFonts w:asciiTheme="minorHAnsi" w:hAnsiTheme="minorHAnsi" w:cstheme="minorHAnsi"/>
+                <w:b/>
+                <w:bCs/>
+                <w:highlight w:val="green"/>
+              </w:rPr>
+            </w:pPr>
+            <w:r>
+              <w:rPr>
+                <w:rFonts w:asciiTheme="minorHAnsi" w:hAnsiTheme="minorHAnsi" w:cstheme="minorHAnsi"/>
+                <w:b/>
+              </w:rPr>
+              <w:t>Site Name:</w:t>
+            </w:r>
+          </w:p>
+        </w:tc>
+        <w:tc>
+          <w:tcPr>
+            <w:tcW w:w="4265" w:type="dxa"/>
+            <w:gridSpan w:val="2"/>
+          </w:tcPr>
+          <w:p>
+            <w:pPr>
+              <w:rPr>
+                <w:rFonts w:asciiTheme="minorHAnsi" w:hAnsiTheme="minorHAnsi" w:cstheme="minorHAnsi"/>
+                <w:b/>
+                <w:lang w:val="en-US"/>
+              </w:rPr>
+            </w:pPr>
+            <w:r>
+              <w:rPr>
+                <w:rFonts w:ascii="Calibri" w:hAnsi="Calibri" w:cs="Arial"/>
+                <w:bCs/>
+              </w:rPr>
+              <w:t xml:space="preserve">{siteName}</w:t>
+            </w:r>
+          </w:p>
+          <w:p>
+            <w:pPr>
+              <w:rPr>
+                <w:rFonts w:asciiTheme="minorHAnsi" w:hAnsiTheme="minorHAnsi" w:cstheme="minorHAnsi"/>
+                <w:bCs/>
+                <w:highlight w:val="green"/>
+              </w:rPr>
+            </w:pPr>
+          </w:p>
+        </w:tc>
+      </w:tr>
+      <w:tr>
+        <w:trPr>
+          <w:gridBefore w:val="1"/>
+          <w:wBefore w:w="108" w:type="dxa"/>
+        </w:trPr>
+        <w:tc>
+          <w:tcPr>
+            <w:tcW w:w="4257" w:type="dxa"/>
+          </w:tcPr>
+          <w:p>
+            <w:pPr>
+              <w:jc w:val="right"/>
+              <w:rPr>
+                <w:rFonts w:asciiTheme="minorHAnsi" w:hAnsiTheme="minorHAnsi" w:cstheme="minorHAnsi"/>
+                <w:b/>
+                <w:bCs/>
+                <w:highlight w:val="green"/>
+              </w:rPr>
+            </w:pPr>
+            <w:r>
+              <w:rPr>
+                <w:rFonts w:asciiTheme="minorHAnsi" w:hAnsiTheme="minorHAnsi" w:cstheme="minorHAnsi"/>
+                <w:b/>
+              </w:rPr>
+              <w:t>Site Contact:</w:t>
+            </w:r>
+          </w:p>
+        </w:tc>
+        <w:tc>
+          <w:tcPr>
+            <w:tcW w:w="4265" w:type="dxa"/>
+            <w:gridSpan w:val="2"/>
+          </w:tcPr>
+          <w:p>
+            <w:pPr>
+              <w:rPr>
+                <w:rFonts w:asciiTheme="minorHAnsi" w:hAnsiTheme="minorHAnsi" w:cstheme="minorHAnsi"/>
+                <w:b/>
+                <w:lang w:val="en-US"/>
+              </w:rPr>
+            </w:pPr>
+            <w:r>
+              <w:rPr>
+                <w:rFonts w:ascii="Calibri" w:hAnsi="Calibri" w:cs="Calibri"/>
+              </w:rPr>
+              <w:t xml:space="preserve">{siteContact}</w:t>
+            </w:r>
+          </w:p>
+          <w:p>
+            <w:pPr>
+              <w:rPr>
+                <w:rFonts w:asciiTheme="minorHAnsi" w:hAnsiTheme="minorHAnsi" w:cstheme="minorHAnsi"/>
+                <w:bCs/>
+                <w:highlight w:val="green"/>
+              </w:rPr>
+            </w:pPr>
+          </w:p>
+        </w:tc>
+      </w:tr>
+      <w:tr>
+        <w:trPr>
+          <w:gridBefore w:val="1"/>
+          <w:wBefore w:w="108" w:type="dxa"/>
+        </w:trPr>
+        <w:tc>
+          <w:tcPr>
+            <w:tcW w:w="4257" w:type="dxa"/>
+          </w:tcPr>
+          <w:p>
+            <w:pPr>
+              <w:jc w:val="right"/>
+              <w:rPr>
+                <w:rFonts w:asciiTheme="minorHAnsi" w:hAnsiTheme="minorHAnsi" w:cstheme="minorHAnsi"/>
+                <w:b/>
+                <w:bCs/>
+                <w:highlight w:val="green"/>
+              </w:rPr>
+            </w:pPr>
+            <w:r>
+              <w:rPr>
+                <w:rFonts w:asciiTheme="minorHAnsi" w:hAnsiTheme="minorHAnsi" w:cstheme="minorHAnsi"/>
+                <w:b/>
+              </w:rPr>
+              <w:t>Site Address:</w:t>
+            </w:r>
+          </w:p>
+        </w:tc>
+        <w:tc>
+          <w:tcPr>
+            <w:tcW w:w="4265" w:type="dxa"/>
+            <w:gridSpan w:val="2"/>
+          </w:tcPr>
+          <w:p>
+            <w:pPr>
+              <w:rPr>
+                <w:rFonts w:asciiTheme="minorHAnsi" w:hAnsiTheme="minorHAnsi" w:cstheme="minorHAnsi"/>
+                <w:b/>
+                <w:lang w:val="en-US"/>
+              </w:rPr>
+            </w:pPr>
+            <w:r>
+              <w:rPr>
+                <w:rFonts w:asciiTheme="minorHAnsi" w:hAnsiTheme="minorHAnsi" w:cstheme="minorHAnsi"/>
+                <w:bCs/>
+              </w:rPr>
+              <w:t xml:space="preserve">{siteAddress}</w:t>
+            </w:r>
+          </w:p>
+          <w:p>
+            <w:pPr>
+              <w:rPr>
+                <w:rFonts w:asciiTheme="minorHAnsi" w:hAnsiTheme="minorHAnsi" w:cstheme="minorHAnsi"/>
+                <w:bCs/>
+                <w:highlight w:val="green"/>
+              </w:rPr>
+            </w:pPr>
+          </w:p>
+        </w:tc>
+      </w:tr>
+      <w:tr>
+        <w:trPr>
+          <w:gridBefore w:val="1"/>
+          <w:wBefore w:w="108" w:type="dxa"/>
+        </w:trPr>
+        <w:tc>
+          <w:tcPr>
+            <w:tcW w:w="4257" w:type="dxa"/>
+          </w:tcPr>
+          <w:p>
+            <w:pPr>
+              <w:jc w:val="right"/>
+              <w:rPr>
+                <w:rFonts w:asciiTheme="minorHAnsi" w:hAnsiTheme="minorHAnsi" w:cstheme="minorHAnsi"/>
+                <w:b/>
+                <w:bCs/>
+                <w:highlight w:val="green"/>
+              </w:rPr>
+            </w:pPr>
+            <w:r>
+              <w:rPr>
+                <w:rFonts w:asciiTheme="minorHAnsi" w:hAnsiTheme="minorHAnsi" w:cstheme="minorHAnsi"/>
+                <w:b/>
+              </w:rPr>
+              <w:t>Site Ref or Postcode:</w:t>
+            </w:r>
+          </w:p>
+        </w:tc>
+        <w:tc>
+          <w:tcPr>
+            <w:tcW w:w="4265" w:type="dxa"/>
+            <w:gridSpan w:val="2"/>
+          </w:tcPr>
+          <w:p>
+            <w:pPr>
+              <w:rPr>
+                <w:rFonts w:asciiTheme="minorHAnsi" w:hAnsiTheme="minorHAnsi" w:cstheme="minorHAnsi"/>
+                <w:b/>
+                <w:lang w:val="en-US"/>
+              </w:rPr>
+            </w:pPr>
+            <w:r>
+              <w:rPr>
+                <w:rFonts w:asciiTheme="minorHAnsi" w:hAnsiTheme="minorHAnsi" w:cstheme="minorHAnsi"/>
+                <w:bCs/>
+              </w:rPr>
+              <w:t xml:space="preserve">{siteRefPostcode}</w:t>
+            </w:r>
+          </w:p>
+          <w:p>
+            <w:pPr>
+              <w:rPr>
+                <w:rFonts w:asciiTheme="minorHAnsi" w:hAnsiTheme="minorHAnsi" w:cstheme="minorHAnsi"/>
+                <w:bCs/>
+                <w:highlight w:val="green"/>
+              </w:rPr>
+            </w:pPr>
+          </w:p>
+        </w:tc>
+      </w:tr>
+      <w:tr>
+        <w:trPr>
+          <w:gridBefore w:val="1"/>
+          <w:wBefore w:w="108" w:type="dxa"/>
+        </w:trPr>
+        <w:tc>
+          <w:tcPr>
+            <w:tcW w:w="4257" w:type="dxa"/>
+          </w:tcPr>
+          <w:p>
+            <w:pPr>
+              <w:jc w:val="right"/>
+              <w:rPr>
+                <w:rFonts w:asciiTheme="minorHAnsi" w:hAnsiTheme="minorHAnsi" w:cstheme="minorHAnsi"/>
+                <w:b/>
+              </w:rPr>
+            </w:pPr>
+            <w:r>
+              <w:rPr>
+                <w:rFonts w:asciiTheme="minorHAnsi" w:hAnsiTheme="minorHAnsi" w:cstheme="minorHAnsi"/>
+                <w:b/>
+              </w:rPr>
+              <w:t xml:space="preserve">Irish </w:t>
+            </w:r>
+            <w:r>
+              <w:rPr>
+                <w:rFonts w:asciiTheme="minorHAnsi" w:hAnsiTheme="minorHAnsi" w:cstheme="minorHAnsi"/>
+                <w:b/>
+              </w:rPr>
+              <w:t xml:space="preserve">Grid ref for </w:t>
+            </w:r>
+            <w:r>
+              <w:rPr>
+                <w:rFonts w:asciiTheme="minorHAnsi" w:hAnsiTheme="minorHAnsi" w:cstheme="minorHAnsi"/>
+                <w:b/>
+              </w:rPr>
+              <w:t>Site Entrance</w:t>
+            </w:r>
+            <w:r>
+              <w:rPr>
+                <w:rFonts w:asciiTheme="minorHAnsi" w:hAnsiTheme="minorHAnsi" w:cstheme="minorHAnsi"/>
+                <w:b/>
+              </w:rPr>
+              <w:t>:</w:t>
+            </w:r>
+          </w:p>
+          <w:p>
+            <w:pPr>
+              <w:rPr>
+                <w:rFonts w:ascii="Calibri" w:hAnsi="Calibri" w:cs="Arial"/>
+                <w:b/>
+              </w:rPr>
+            </w:pPr>
+          </w:p>
+          <w:p>
+            <w:pPr>
+              <w:jc w:val="right"/>
+              <w:rPr>
+                <w:rFonts w:asciiTheme="minorHAnsi" w:hAnsiTheme="minorHAnsi" w:cstheme="minorHAnsi"/>
+                <w:highlight w:val="green"/>
+              </w:rPr>
+            </w:pPr>
+            <w:r>
+              <w:rPr>
+                <w:rFonts w:ascii="Calibri" w:hAnsi="Calibri" w:cs="Arial"/>
+                <w:b/>
+              </w:rPr>
+              <w:t>Make and model of</w:t>
+            </w:r>
+            <w:r>
+              <w:rPr>
+                <w:rFonts w:ascii="Calibri" w:hAnsi="Calibri" w:cs="Arial"/>
+                <w:b/>
+              </w:rPr>
+              <w:t xml:space="preserve"> Flowmeter(s):</w:t>
+            </w:r>
+          </w:p>
+          <w:p>
+            <w:pPr>
+              <w:jc w:val="right"/>
+              <w:rPr>
+                <w:rFonts w:asciiTheme="minorHAnsi" w:hAnsiTheme="minorHAnsi" w:cstheme="minorHAnsi"/>
+                <w:highlight w:val="green"/>
+              </w:rPr>
+            </w:pPr>
+          </w:p>
+        </w:tc>
+        <w:tc>
+          <w:tcPr>
+            <w:tcW w:w="4265" w:type="dxa"/>
+            <w:gridSpan w:val="2"/>
+          </w:tcPr>
+          <w:p>
+            <w:pPr>
+              <w:pStyle w:val="HTMLPreformatted"/>
+              <w:rPr>
+                <w:rFonts w:asciiTheme="minorHAnsi" w:hAnsiTheme="minorHAnsi" w:cstheme="minorHAnsi"/>
+                <w:b/>
+                <w:lang w:val="en-US"/>
+              </w:rPr>
+            </w:pPr>
+            <w:r>
+              <w:rPr>
+                <w:rFonts w:asciiTheme="minorHAnsi" w:hAnsiTheme="minorHAnsi" w:cstheme="minorHAnsi"/>
+                <w:bCs/>
+              </w:rPr>
+              <w:t xml:space="preserve">{irishGridRef}</w:t>
+            </w:r>
+          </w:p>
+          <w:p>
+            <w:pPr>
+              <w:pStyle w:val="HTMLPreformatted"/>
+              <w:rPr>
+                <w:rFonts w:asciiTheme="minorHAnsi" w:hAnsiTheme="minorHAnsi" w:cstheme="minorHAnsi"/>
+                <w:bCs/>
+              </w:rPr>
+            </w:pPr>
+          </w:p>
+          <w:p>
+            <w:pPr>
+              <w:rPr>
+                <w:rFonts w:ascii="Calibri" w:hAnsi="Calibri" w:cs="Arial"/>
+                <w:b/>
+                <w:lang w:val="en-US"/>
+              </w:rPr>
+            </w:pPr>
+            <w:r>
+              <w:rPr>
+                <w:rFonts w:asciiTheme="minorHAnsi" w:hAnsiTheme="minorHAnsi" w:cstheme="minorHAnsi"/>
+              </w:rPr>
+              <w:t xml:space="preserve">{flowmeterMakeModel}</w:t>
+            </w:r>
+          </w:p>
+        </w:tc>
+      </w:tr>
+      <w:tr>
+        <w:trPr>
+          <w:gridBefore w:val="1"/>
+          <w:wBefore w:w="108" w:type="dxa"/>
+        </w:trPr>
+        <w:tc>
+          <w:tcPr>
+            <w:tcW w:w="4257" w:type="dxa"/>
+          </w:tcPr>
+          <w:p>
+            <w:pPr>
+              <w:jc w:val="right"/>
+              <w:rPr>
+                <w:rFonts w:ascii="Calibri" w:hAnsi="Calibri" w:cs="Arial"/>
+                <w:b/>
+              </w:rPr>
+            </w:pPr>
+            <w:r>
+              <w:rPr>
+                <w:rFonts w:ascii="Calibri" w:hAnsi="Calibri" w:cs="Arial"/>
+                <w:b/>
+              </w:rPr>
+              <w:t>Type of Flowmeter(s):</w:t>
+            </w:r>
+          </w:p>
+        </w:tc>
+        <w:tc>
+          <w:tcPr>
+            <w:tcW w:w="4265" w:type="dxa"/>
+            <w:gridSpan w:val="2"/>
+          </w:tcPr>
+          <w:p>
+            <w:pPr>
+              <w:rPr>
+                <w:rFonts w:ascii="Calibri" w:hAnsi="Calibri" w:cs="Arial"/>
+                <w:b/>
+                <w:lang w:val="en-US"/>
+              </w:rPr>
+            </w:pPr>
+            <w:r>
+              <w:rPr>
+                <w:rFonts w:asciiTheme="minorHAnsi" w:hAnsiTheme="minorHAnsi" w:cstheme="minorHAnsi"/>
+                <w:bCs/>
+              </w:rPr>
+              <w:t xml:space="preserve">{flowmeterType}</w:t>
+            </w:r>
+          </w:p>
+          <w:p>
+            <w:pPr>
+              <w:rPr>
+                <w:rFonts w:asciiTheme="minorHAnsi" w:hAnsiTheme="minorHAnsi" w:cstheme="minorHAnsi"/>
+                <w:bCs/>
+                <w:highlight w:val="green"/>
+              </w:rPr>
+            </w:pPr>
+          </w:p>
+        </w:tc>
+      </w:tr>
+      <w:tr>
+        <w:trPr>
+          <w:gridBefore w:val="1"/>
+          <w:wBefore w:w="108" w:type="dxa"/>
+        </w:trPr>
+        <w:tc>
+          <w:tcPr>
+            <w:tcW w:w="4257" w:type="dxa"/>
+          </w:tcPr>
+          <w:p>
+            <w:pPr>
+              <w:jc w:val="right"/>
+              <w:rPr>
+                <w:rFonts w:ascii="Calibri" w:hAnsi="Calibri" w:cs="Arial"/>
+                <w:b/>
+              </w:rPr>
+            </w:pPr>
+            <w:r>
+              <w:rPr>
+                <w:rFonts w:ascii="Calibri" w:hAnsi="Calibri" w:cs="Arial"/>
+                <w:b/>
+              </w:rPr>
+              <w:t>Serial number(s) of Flowmeter(s):</w:t>
+            </w:r>
+          </w:p>
+          <w:p>
+            <w:pPr>
+              <w:jc w:val="right"/>
+              <w:rPr>
+                <w:rFonts w:asciiTheme="minorHAnsi" w:hAnsiTheme="minorHAnsi" w:cstheme="minorHAnsi"/>
+                <w:b/>
+                <w:bCs/>
+              </w:rPr>
+            </w:pPr>
+          </w:p>
+          <w:p>
+            <w:pPr>
+              <w:jc w:val="right"/>
+              <w:rPr>
+                <w:rFonts w:asciiTheme="minorHAnsi" w:hAnsiTheme="minorHAnsi" w:cstheme="minorHAnsi"/>
+                <w:b/>
+                <w:bCs/>
+              </w:rPr>
+            </w:pPr>
+          </w:p>
+          <w:p>
+            <w:pPr>
+              <w:jc w:val="right"/>
+              <w:rPr>
+                <w:rFonts w:asciiTheme="minorHAnsi" w:hAnsiTheme="minorHAnsi" w:cstheme="minorHAnsi"/>
+                <w:b/>
+                <w:bCs/>
+                <w:highlight w:val="green"/>
+              </w:rPr>
+            </w:pPr>
+            <w:r>
+              <w:rPr>
+                <w:rFonts w:asciiTheme="minorHAnsi" w:hAnsiTheme="minorHAnsi" w:cstheme="minorHAnsi"/>
+                <w:b/>
+                <w:bCs/>
+              </w:rPr>
+              <w:t>NIW Asset ID:</w:t>
+            </w:r>
+          </w:p>
+        </w:tc>
+        <w:tc>
+          <w:tcPr>
+            <w:tcW w:w="4265" w:type="dxa"/>
+            <w:gridSpan w:val="2"/>
+          </w:tcPr>
+          <w:p>
+            <w:pPr>
+              <w:rPr>
+                <w:rFonts w:ascii="Calibri" w:hAnsi="Calibri" w:cs="Arial"/>
+                <w:b/>
+                <w:lang w:val="en-US"/>
+              </w:rPr>
+            </w:pPr>
+            <w:r>
+              <w:rPr>
+                <w:rFonts w:asciiTheme="minorHAnsi" w:hAnsiTheme="minorHAnsi" w:cstheme="minorHAnsi"/>
+                <w:bCs/>
+              </w:rPr>
+              <w:t xml:space="preserve">Serial: {flowmeterSerial}</w:t>
+            </w:r>
+          </w:p>
+          <w:p>
+            <w:pPr>
+              <w:rPr>
+                <w:rFonts w:asciiTheme="minorHAnsi" w:hAnsiTheme="minorHAnsi" w:cstheme="minorHAnsi"/>
+                <w:bCs/>
+              </w:rPr>
+            </w:pPr>
+            <w:r>
+              <w:rPr>
+                <w:rFonts w:asciiTheme="minorHAnsi" w:hAnsiTheme="minorHAnsi" w:cstheme="minorHAnsi"/>
+                <w:bCs/>
+              </w:rPr>
+              <w:t xml:space="preserve">Transmitter: {flowmeterSerialTransmitter}</w:t>
+            </w:r>
+          </w:p>
+          <w:p>
+            <w:pPr>
+              <w:rPr>
+                <w:rFonts w:asciiTheme="minorHAnsi" w:hAnsiTheme="minorHAnsi" w:cstheme="minorHAnsi"/>
+                <w:bCs/>
+              </w:rPr>
+            </w:pPr>
+          </w:p>
+          <w:p>
+            <w:pPr>
+              <w:rPr>
+                <w:rFonts w:asciiTheme="minorHAnsi" w:hAnsiTheme="minorHAnsi" w:cstheme="minorHAnsi"/>
+                <w:b/>
+                <w:bCs/>
+                <w:lang w:val="en-US"/>
+              </w:rPr>
+            </w:pPr>
+            <w:r>
+              <w:rPr>
+                <w:rFonts w:asciiTheme="minorHAnsi" w:hAnsiTheme="minorHAnsi" w:cstheme="minorHAnsi"/>
+                <w:bCs/>
+              </w:rPr>
+              <w:t xml:space="preserve">{niwAssetId}</w:t>
+            </w:r>
+            <w:r>
+              <w:rPr>
+                <w:rFonts w:asciiTheme="minorHAnsi" w:hAnsiTheme="minorHAnsi" w:cstheme="minorHAnsi"/>
+                <w:bCs/>
+              </w:rPr>
+              <w:br/>
+            </w:r>
+          </w:p>
+        </w:tc>
+      </w:tr>
+      <w:tr>
+        <w:trPr>
+          <w:gridBefore w:val="1"/>
+          <w:wBefore w:w="108" w:type="dxa"/>
+        </w:trPr>
+        <w:tc>
+          <w:tcPr>
+            <w:tcW w:w="4257" w:type="dxa"/>
+          </w:tcPr>
+          <w:p>
+            <w:pPr>
+              <w:jc w:val="right"/>
+              <w:rPr>
+                <w:rFonts w:asciiTheme="minorHAnsi" w:hAnsiTheme="minorHAnsi" w:cstheme="minorHAnsi"/>
+                <w:b/>
+                <w:bCs/>
+                <w:highlight w:val="green"/>
+              </w:rPr>
+            </w:pPr>
+            <w:r>
+              <w:rPr>
+                <w:rFonts w:asciiTheme="minorHAnsi" w:hAnsiTheme="minorHAnsi" w:cstheme="minorHAnsi"/>
+                <w:b/>
+              </w:rPr>
+              <w:t>Statement of Compliance:</w:t>
+            </w:r>
+          </w:p>
+        </w:tc>
+        <w:tc>
+          <w:tcPr>
+            <w:tcW w:w="4265" w:type="dxa"/>
+            <w:gridSpan w:val="2"/>
+          </w:tcPr>
+          <w:p>
+            <w:pPr>
+              <w:rPr>
+                <w:rFonts w:asciiTheme="minorHAnsi" w:hAnsiTheme="minorHAnsi" w:cstheme="minorHAnsi"/>
+                <w:b/>
+                <w:lang w:val="en-US"/>
+              </w:rPr>
+            </w:pPr>
+            <w:r>
+              <w:rPr>
+                <w:rFonts w:asciiTheme="minorHAnsi" w:hAnsiTheme="minorHAnsi" w:cstheme="minorHAnsi"/>
+                <w:bCs/>
+              </w:rPr>
+              <w:t xml:space="preserve">{statementOfCompliance}</w:t>
+            </w:r>
+          </w:p>
+          <w:p>
+            <w:pPr>
+              <w:rPr>
+                <w:rFonts w:asciiTheme="minorHAnsi" w:hAnsiTheme="minorHAnsi" w:cstheme="minorHAnsi"/>
+                <w:bCs/>
+                <w:highlight w:val="green"/>
+              </w:rPr>
+            </w:pPr>
+          </w:p>
+        </w:tc>
+      </w:tr>
+      <w:tr>
+        <w:trPr>
+          <w:gridBefore w:val="1"/>
+          <w:wBefore w:w="108" w:type="dxa"/>
+          <w:trHeight w:val="365"/>
+        </w:trPr>
+        <w:tc>
+          <w:tcPr>
+            <w:tcW w:w="4257" w:type="dxa"/>
+          </w:tcPr>
+          <w:p>
+            <w:pPr>
+              <w:jc w:val="right"/>
+              <w:rPr>
+                <w:rFonts w:asciiTheme="minorHAnsi" w:hAnsiTheme="minorHAnsi" w:cstheme="minorHAnsi"/>
+                <w:b/>
+                <w:bCs/>
+                <w:highlight w:val="green"/>
+              </w:rPr>
+            </w:pPr>
+            <w:r>
+              <w:rPr>
+                <w:rFonts w:asciiTheme="minorHAnsi" w:hAnsiTheme="minorHAnsi" w:cstheme="minorHAnsi"/>
+                <w:b/>
+              </w:rPr>
+              <w:t>Uncertainty:</w:t>
+            </w:r>
+          </w:p>
+        </w:tc>
+        <w:tc>
+          <w:tcPr>
+            <w:tcW w:w="4265" w:type="dxa"/>
+            <w:gridSpan w:val="2"/>
+          </w:tcPr>
+          <w:p>
+            <w:pPr>
+              <w:rPr>
+                <w:rFonts w:asciiTheme="minorHAnsi" w:hAnsiTheme="minorHAnsi" w:cstheme="minorHAnsi"/>
+                <w:b/>
+                <w:lang w:val="en-US"/>
+              </w:rPr>
+            </w:pPr>
+            <w:r>
+              <w:rPr>
+                <w:rFonts w:ascii="Calibri" w:hAnsi="Calibri" w:cs="Arial"/>
+              </w:rPr>
+              <w:t>±</w:t>
+            </w:r>
+            <w:r>
+              <w:rPr>
+                <w:rFonts w:asciiTheme="minorHAnsi" w:hAnsiTheme="minorHAnsi" w:cstheme="minorHAnsi"/>
+                <w:bCs/>
+              </w:rPr>
+              <w:t xml:space="preserve">{uncertainty}</w:t>
+            </w:r>
+          </w:p>
+          <w:p>
+            <w:pPr>
+              <w:rPr>
+                <w:rFonts w:asciiTheme="minorHAnsi" w:hAnsiTheme="minorHAnsi" w:cstheme="minorHAnsi"/>
+                <w:bCs/>
+                <w:highlight w:val="green"/>
+              </w:rPr>
+            </w:pPr>
+          </w:p>
+        </w:tc>
+      </w:tr>
+      <w:tr>
+        <w:trPr>
+          <w:gridBefore w:val="1"/>
+          <w:wBefore w:w="108" w:type="dxa"/>
+        </w:trPr>
+        <w:tc>
+          <w:tcPr>
+            <w:tcW w:w="4257" w:type="dxa"/>
+          </w:tcPr>
+          <w:p>
+            <w:pPr>
+              <w:jc w:val="right"/>
+              <w:rPr>
+                <w:rFonts w:asciiTheme="minorHAnsi" w:hAnsiTheme="minorHAnsi" w:cstheme="minorHAnsi"/>
+                <w:b/>
+                <w:bCs/>
+                <w:highlight w:val="green"/>
+              </w:rPr>
+            </w:pPr>
+            <w:r>
+              <w:rPr>
+                <w:rFonts w:asciiTheme="minorHAnsi" w:hAnsiTheme="minorHAnsi" w:cstheme="minorHAnsi"/>
+                <w:b/>
+              </w:rPr>
+              <w:t>Inspection report No:</w:t>
+            </w:r>
+          </w:p>
+        </w:tc>
+        <w:tc>
+          <w:tcPr>
+            <w:tcW w:w="4265" w:type="dxa"/>
+            <w:gridSpan w:val="2"/>
+          </w:tcPr>
+          <w:p>
+            <w:pPr>
+              <w:rPr>
+                <w:rFonts w:asciiTheme="minorHAnsi" w:hAnsiTheme="minorHAnsi" w:cstheme="minorHAnsi"/>
+                <w:bCs/>
+              </w:rPr>
+            </w:pPr>
+            <w:r>
+              <w:rPr>
+                <w:rFonts w:asciiTheme="minorHAnsi" w:hAnsiTheme="minorHAnsi" w:cstheme="minorHAnsi"/>
+                <w:bCs/>
+              </w:rPr>
+              <w:t xml:space="preserve">{inspectionReportNo}</w:t>
+            </w:r>
+          </w:p>
+          <w:p>
+            <w:pPr>
+              <w:rPr>
+                <w:rFonts w:asciiTheme="minorHAnsi" w:hAnsiTheme="minorHAnsi" w:cstheme="minorHAnsi"/>
+                <w:b/>
+                <w:lang w:val="en-US"/>
+              </w:rPr>
+            </w:pPr>
+          </w:p>
+        </w:tc>
+      </w:tr>
+      <w:tr>
+        <w:trPr>
+          <w:gridBefore w:val="1"/>
+          <w:wBefore w:w="108" w:type="dxa"/>
+        </w:trPr>
+        <w:tc>
+          <w:tcPr>
+            <w:tcW w:w="4257" w:type="dxa"/>
+          </w:tcPr>
+          <w:p>
+            <w:pPr>
+              <w:jc w:val="right"/>
+              <w:rPr>
+                <w:rFonts w:asciiTheme="minorHAnsi" w:hAnsiTheme="minorHAnsi" w:cstheme="minorHAnsi"/>
+                <w:b/>
+                <w:bCs/>
+                <w:highlight w:val="green"/>
+              </w:rPr>
+            </w:pPr>
+            <w:r>
+              <w:rPr>
+                <w:rFonts w:asciiTheme="minorHAnsi" w:hAnsiTheme="minorHAnsi" w:cstheme="minorHAnsi"/>
+                <w:b/>
+                <w:bCs/>
+              </w:rPr>
+              <w:t>Date of Inspection:</w:t>
+            </w:r>
+          </w:p>
+        </w:tc>
+        <w:tc>
+          <w:tcPr>
+            <w:tcW w:w="4265" w:type="dxa"/>
+            <w:gridSpan w:val="2"/>
+          </w:tcPr>
+          <w:p>
+            <w:pPr>
+              <w:rPr>
+                <w:rFonts w:asciiTheme="minorHAnsi" w:hAnsiTheme="minorHAnsi" w:cstheme="minorHAnsi"/>
+                <w:b/>
+                <w:bCs/>
+                <w:lang w:val="en-US"/>
+              </w:rPr>
+            </w:pPr>
+            <w:r>
+              <w:rPr>
+                <w:rFonts w:asciiTheme="minorHAnsi" w:hAnsiTheme="minorHAnsi" w:cstheme="minorHAnsi"/>
+                <w:bCs/>
+              </w:rPr>
+              <w:t xml:space="preserve">{dateOfInspection}</w:t>
+            </w:r>
+            <w:r>
+              <w:rPr>
+                <w:rFonts w:asciiTheme="minorHAnsi" w:hAnsiTheme="minorHAnsi" w:cstheme="minorHAnsi"/>
+                <w:bCs/>
+              </w:rPr>
+              <w:t xml:space="preserve"> </w:t>
+            </w:r>
+          </w:p>
+        </w:tc>
+      </w:tr>
+      <w:tr>
+        <w:trPr>
+          <w:gridBefore w:val="1"/>
+          <w:wBefore w:w="108" w:type="dxa"/>
+        </w:trPr>
+        <w:tc>
+          <w:tcPr>
+            <w:tcW w:w="4257" w:type="dxa"/>
+          </w:tcPr>
+          <w:p>
+            <w:pPr>
+              <w:jc w:val="right"/>
+              <w:rPr>
+                <w:rFonts w:asciiTheme="minorHAnsi" w:hAnsiTheme="minorHAnsi" w:cstheme="minorHAnsi"/>
+                <w:b/>
+                <w:bCs/>
+              </w:rPr>
+            </w:pPr>
+          </w:p>
+        </w:tc>
+        <w:tc>
+          <w:tcPr>
+            <w:tcW w:w="4265" w:type="dxa"/>
+            <w:gridSpan w:val="2"/>
+          </w:tcPr>
+          <w:p>
+            <w:pPr>
+              <w:rPr>
+                <w:rFonts w:ascii="Calibri" w:hAnsi="Calibri" w:cs="Arial"/>
+                <w:bCs/>
+                <w:highlight w:val="green"/>
+              </w:rPr>
+            </w:pPr>
+          </w:p>
+        </w:tc>
+      </w:tr>
+    </w:tbl>
+    <w:p>
+      <w:pPr>
+        <w:rPr>
+          <w:rFonts w:asciiTheme="minorHAnsi" w:hAnsiTheme="minorHAnsi" w:cstheme="minorHAnsi"/>
+          <w:highlight w:val="green"/>
+        </w:rPr>
+      </w:pPr>
+    </w:p>
+    <w:p>
+      <w:pPr>
+        <w:rPr>
+          <w:rFonts w:asciiTheme="minorHAnsi" w:hAnsiTheme="minorHAnsi" w:cstheme="minorHAnsi"/>
+          <w:highlight w:val="green"/>
+        </w:rPr>
+      </w:pPr>
+    </w:p>
+    <w:p>
+      <w:pPr>
+        <w:rPr>
+          <w:rFonts w:asciiTheme="minorHAnsi" w:hAnsiTheme="minorHAnsi" w:cstheme="minorHAnsi"/>
+          <w:highlight w:val="green"/>
+        </w:rPr>
+      </w:pPr>
+    </w:p>
+    <w:p>
+      <w:pPr>
+        <w:rPr>
+          <w:rFonts w:asciiTheme="minorHAnsi" w:hAnsiTheme="minorHAnsi" w:cstheme="minorHAnsi"/>
+          <w:highlight w:val="green"/>
+        </w:rPr>
+      </w:pPr>
+      <w:r>
+        <w:rPr>
+          <w:rFonts w:asciiTheme="minorHAnsi" w:hAnsiTheme="minorHAnsi" w:cstheme="minorHAnsi"/>
+          <w:highlight w:val="green"/>
+        </w:rPr>
+        <w:br w:type="page"/>
+      </w:r>
+    </w:p>
+    <w:p>
+      <w:pPr>
+        <w:rPr>
+          <w:rFonts w:asciiTheme="minorHAnsi" w:hAnsiTheme="minorHAnsi" w:cstheme="minorHAnsi"/>
+          <w:highlight w:val="green"/>
+        </w:rPr>
+      </w:pPr>
+    </w:p>
+    <w:tbl>
+      <w:tblPr>
+        <w:tblW w:w="0" w:type="auto"/>
+        <w:tblBorders>
+          <w:top w:val="single" w:sz="4" w:space="0" w:color="auto"/>
+          <w:left w:val="single" w:sz="4" w:space="0" w:color="auto"/>
+          <w:bottom w:val="single" w:sz="4" w:space="0" w:color="auto"/>
+          <w:right w:val="single" w:sz="4" w:space="0" w:color="auto"/>
+          <w:insideH w:val="single" w:sz="4" w:space="0" w:color="auto"/>
+          <w:insideV w:val="single" w:sz="4" w:space="0" w:color="auto"/>
+        </w:tblBorders>
+        <w:tblLook w:val="01E0" w:firstRow="1" w:lastRow="1" w:firstColumn="1" w:lastColumn="1" w:noHBand="0" w:noVBand="0"/>
+      </w:tblPr>
+      <w:tblGrid>
+        <w:gridCol w:w="8522"/>
+      </w:tblGrid>
+      <w:tr>
+        <w:tc>
+          <w:tcPr>
+            <w:tcW w:w="8522" w:type="dxa"/>
+            <w:shd w:val="clear" w:color="auto" w:fill="C0C0C0"/>
+          </w:tcPr>
+          <w:p>
+            <w:pPr>
+              <w:rPr>
+                <w:rFonts w:asciiTheme="minorHAnsi" w:hAnsiTheme="minorHAnsi" w:cstheme="minorHAnsi"/>
+                <w:b/>
+                <w:highlight w:val="green"/>
+              </w:rPr>
+            </w:pPr>
+            <w:r>
+              <w:rPr>
+                <w:rFonts w:asciiTheme="minorHAnsi" w:hAnsiTheme="minorHAnsi" w:cstheme="minorHAnsi"/>
+                <w:b/>
+              </w:rPr>
+              <w:t xml:space="preserve">Site </w:t>
+            </w:r>
+            <w:r>
+              <w:rPr>
+                <w:rFonts w:asciiTheme="minorHAnsi" w:hAnsiTheme="minorHAnsi" w:cstheme="minorHAnsi"/>
+                <w:b/>
+              </w:rPr>
+              <w:t xml:space="preserve">&amp; </w:t>
+            </w:r>
+            <w:r>
+              <w:rPr>
+                <w:rFonts w:asciiTheme="minorHAnsi" w:hAnsiTheme="minorHAnsi" w:cstheme="minorHAnsi"/>
+                <w:b/>
+              </w:rPr>
+              <w:t xml:space="preserve">flow </w:t>
+            </w:r>
+            <w:r>
+              <w:rPr>
+                <w:rFonts w:asciiTheme="minorHAnsi" w:hAnsiTheme="minorHAnsi" w:cstheme="minorHAnsi"/>
+                <w:b/>
+              </w:rPr>
+              <w:t xml:space="preserve">meter </w:t>
+            </w:r>
+            <w:r>
+              <w:rPr>
+                <w:rFonts w:asciiTheme="minorHAnsi" w:hAnsiTheme="minorHAnsi" w:cstheme="minorHAnsi"/>
+                <w:b/>
+              </w:rPr>
+              <w:t>description</w:t>
+            </w:r>
+          </w:p>
+        </w:tc>
+      </w:tr>
+      <w:tr>
+        <w:tc>
+          <w:tcPr>
+            <w:tcW w:w="8522" w:type="dxa"/>
+          </w:tcPr>
+          <w:p>
+            <w:pPr>
+              <w:rPr>
+                <w:rFonts w:asciiTheme="minorHAnsi" w:hAnsiTheme="minorHAnsi" w:cstheme="minorHAnsi"/>
+                <w:highlight w:val="green"/>
+              </w:rPr>
+            </w:pPr>
+          </w:p>
+          <w:p>
+            <w:pPr>
+              <w:rPr>
+                <w:rFonts w:asciiTheme="minorHAnsi" w:hAnsiTheme="minorHAnsi" w:cstheme="minorHAnsi"/>
+                <w:lang w:val="en-US"/>
+              </w:rPr>
+            </w:pPr>
+            <w:r>
+              <w:rPr>
+                <w:rFonts w:asciiTheme="minorHAnsi" w:hAnsiTheme="minorHAnsi" w:cstheme="minorHAnsi"/>
+              </w:rPr>
+              <w:t xml:space="preserve">{siteDescription}</w:t>
+            </w:r>
+          </w:p>
+        </w:tc>
+      </w:tr>
+    </w:tbl>
+    <w:p>
+      <w:pPr>
+        <w:rPr>
+          <w:rFonts w:asciiTheme="minorHAnsi" w:hAnsiTheme="minorHAnsi" w:cstheme="minorHAnsi"/>
+          <w:highlight w:val="green"/>
+        </w:rPr>
+      </w:pPr>
+    </w:p>
+    <w:p>
+      <w:pPr>
+        <w:rPr>
+          <w:rFonts w:asciiTheme="minorHAnsi" w:hAnsiTheme="minorHAnsi" w:cstheme="minorHAnsi"/>
+          <w:highlight w:val="green"/>
+        </w:rPr>
+      </w:pPr>
+    </w:p>
+    <w:tbl>
+      <w:tblPr>
+        <w:tblW w:w="0" w:type="auto"/>
+        <w:tblBorders>
+          <w:top w:val="single" w:sz="4" w:space="0" w:color="auto"/>
+          <w:left w:val="single" w:sz="4" w:space="0" w:color="auto"/>
+          <w:bottom w:val="single" w:sz="4" w:space="0" w:color="auto"/>
+          <w:right w:val="single" w:sz="4" w:space="0" w:color="auto"/>
+          <w:insideH w:val="single" w:sz="4" w:space="0" w:color="auto"/>
+          <w:insideV w:val="single" w:sz="4" w:space="0" w:color="auto"/>
+        </w:tblBorders>
+        <w:tblLook w:val="01E0" w:firstRow="1" w:lastRow="1" w:firstColumn="1" w:lastColumn="1" w:noHBand="0" w:noVBand="0"/>
+      </w:tblPr>
+      <w:tblGrid>
+        <w:gridCol w:w="8522"/>
+      </w:tblGrid>
+      <w:tr>
+        <w:tc>
+          <w:tcPr>
+            <w:tcW w:w="8522" w:type="dxa"/>
+            <w:shd w:val="clear" w:color="auto" w:fill="C0C0C0"/>
+          </w:tcPr>
+          <w:p>
+            <w:pPr>
+              <w:rPr>
+                <w:rFonts w:asciiTheme="minorHAnsi" w:hAnsiTheme="minorHAnsi" w:cstheme="minorHAnsi"/>
+                <w:b/>
+                <w:highlight w:val="green"/>
+              </w:rPr>
+            </w:pPr>
+            <w:r>
+              <w:rPr>
+                <w:rFonts w:asciiTheme="minorHAnsi" w:hAnsiTheme="minorHAnsi" w:cstheme="minorHAnsi"/>
+                <w:b/>
+              </w:rPr>
+              <w:t>Location of flowmeter(s)</w:t>
+            </w:r>
+          </w:p>
+        </w:tc>
+      </w:tr>
+      <w:tr>
+        <w:tc>
+          <w:tcPr>
+            <w:tcW w:w="8522" w:type="dxa"/>
+          </w:tcPr>
+          <w:p>
+            <w:pPr>
+              <w:rPr>
+                <w:rFonts w:asciiTheme="minorHAnsi" w:hAnsiTheme="minorHAnsi" w:cstheme="minorHAnsi"/>
+                <w:highlight w:val="green"/>
+              </w:rPr>
+            </w:pPr>
+          </w:p>
+          <w:p>
+            <w:pPr>
+              <w:rPr>
+                <w:rFonts w:asciiTheme="minorHAnsi" w:hAnsiTheme="minorHAnsi" w:cstheme="minorHAnsi"/>
+                <w:lang w:val="en-US"/>
+              </w:rPr>
+            </w:pPr>
+            <w:r>
+              <w:rPr>
+                <w:rFonts w:asciiTheme="minorHAnsi" w:hAnsiTheme="minorHAnsi" w:cstheme="minorHAnsi"/>
+                <w:color w:val="000000" w:themeColor="text1"/>
+                <w:shd w:val="clear" w:color="auto" w:fill="FFFFFF" w:themeFill="background1"/>
+              </w:rPr>
+              <w:t xml:space="preserve">{flowmeterLocation}</w:t>
+            </w:r>
+          </w:p>
+        </w:tc>
+      </w:tr>
+    </w:tbl>
+    <w:p>
+      <w:pPr>
+        <w:rPr>
+          <w:rFonts w:asciiTheme="minorHAnsi" w:hAnsiTheme="minorHAnsi" w:cstheme="minorHAnsi"/>
+          <w:highlight w:val="green"/>
+        </w:rPr>
+      </w:pPr>
+    </w:p>
+    <w:p>
+      <w:pPr>
+        <w:rPr>
+          <w:rFonts w:asciiTheme="minorHAnsi" w:hAnsiTheme="minorHAnsi" w:cstheme="minorHAnsi"/>
+          <w:highlight w:val="green"/>
+        </w:rPr>
+      </w:pPr>
+    </w:p>
+    <w:tbl>
+      <w:tblPr>
+        <w:tblW w:w="0" w:type="auto"/>
+        <w:tblBorders>
+          <w:top w:val="single" w:sz="4" w:space="0" w:color="auto"/>
+          <w:left w:val="single" w:sz="4" w:space="0" w:color="auto"/>
+          <w:bottom w:val="single" w:sz="4" w:space="0" w:color="auto"/>
+          <w:right w:val="single" w:sz="4" w:space="0" w:color="auto"/>
+          <w:insideH w:val="single" w:sz="4" w:space="0" w:color="auto"/>
+          <w:insideV w:val="single" w:sz="4" w:space="0" w:color="auto"/>
+        </w:tblBorders>
+        <w:tblLook w:val="01E0" w:firstRow="1" w:lastRow="1" w:firstColumn="1" w:lastColumn="1" w:noHBand="0" w:noVBand="0"/>
+      </w:tblPr>
+      <w:tblGrid>
+        <w:gridCol w:w="4261"/>
+        <w:gridCol w:w="4261"/>
+      </w:tblGrid>
+      <w:tr>
+        <w:tc>
+          <w:tcPr>
+            <w:tcW w:w="8522" w:type="dxa"/>
+            <w:gridSpan w:val="2"/>
+            <w:shd w:val="clear" w:color="auto" w:fill="C0C0C0"/>
+          </w:tcPr>
+          <w:p>
+            <w:pPr>
+              <w:rPr>
+                <w:rFonts w:asciiTheme="minorHAnsi" w:hAnsiTheme="minorHAnsi" w:cstheme="minorHAnsi"/>
+                <w:b/>
+                <w:highlight w:val="green"/>
+              </w:rPr>
+            </w:pPr>
+            <w:r>
+              <w:rPr>
+                <w:rFonts w:asciiTheme="minorHAnsi" w:hAnsiTheme="minorHAnsi" w:cstheme="minorHAnsi"/>
+                <w:b/>
+              </w:rPr>
+              <w:t>Permit</w:t>
+            </w:r>
+            <w:r>
+              <w:rPr>
+                <w:rFonts w:asciiTheme="minorHAnsi" w:hAnsiTheme="minorHAnsi" w:cstheme="minorHAnsi"/>
+                <w:b/>
+              </w:rPr>
+              <w:t xml:space="preserve"> Limit</w:t>
+            </w:r>
+            <w:r>
+              <w:rPr>
+                <w:rFonts w:asciiTheme="minorHAnsi" w:hAnsiTheme="minorHAnsi" w:cstheme="minorHAnsi"/>
+                <w:b/>
+              </w:rPr>
+              <w:t>(s)</w:t>
+            </w:r>
+            <w:r>
+              <w:rPr>
+                <w:rFonts w:asciiTheme="minorHAnsi" w:hAnsiTheme="minorHAnsi" w:cstheme="minorHAnsi"/>
+                <w:b/>
+              </w:rPr>
+              <w:t xml:space="preserve"> </w:t>
+            </w:r>
+          </w:p>
+        </w:tc>
+      </w:tr>
+      <w:tr>
+        <w:tc>
+          <w:tcPr>
+            <w:tcW w:w="4261" w:type="dxa"/>
+          </w:tcPr>
+          <w:p>
+            <w:pPr>
+              <w:rPr>
+                <w:rFonts w:asciiTheme="minorHAnsi" w:hAnsiTheme="minorHAnsi" w:cstheme="minorHAnsi"/>
+                <w:bCs/>
+                <w:lang w:val="en-US"/>
+              </w:rPr>
+            </w:pPr>
+            <w:r>
+              <w:rPr>
+                <w:rFonts w:asciiTheme="minorHAnsi" w:hAnsiTheme="minorHAnsi" w:cstheme="minorHAnsi"/>
+              </w:rPr>
+              <w:br/>
+            </w:r>
+            <w:r>
+              <w:rPr>
+                <w:rFonts w:ascii="Calibri" w:hAnsi="Calibri" w:cs="Arial"/>
+                <w:bCs/>
+              </w:rPr>
+              <w:t xml:space="preserve">{siteName}</w:t>
+            </w:r>
+          </w:p>
+          <w:p>
+            <w:pPr>
+              <w:rPr>
+                <w:rFonts w:ascii="Calibri" w:hAnsi="Calibri" w:cs="Arial"/>
+              </w:rPr>
+            </w:pPr>
+          </w:p>
+          <w:p>
+            <w:pPr>
+              <w:rPr>
+                <w:rFonts w:ascii="Calibri" w:hAnsi="Calibri" w:cs="Arial"/>
+              </w:rPr>
+            </w:pPr>
+          </w:p>
+          <w:p>
+            <w:pPr>
+              <w:rPr>
+                <w:rFonts w:ascii="Calibri" w:hAnsi="Calibri" w:cs="Arial"/>
+              </w:rPr>
+            </w:pPr>
+            <w:r>
+              <w:rPr>
+                <w:rFonts w:ascii="Calibri" w:hAnsi="Calibri" w:cs="Arial"/>
+              </w:rPr>
+              <w:t>Information provided by NIW.</w:t>
+            </w:r>
+          </w:p>
+          <w:p>
+            <w:pPr>
+              <w:rPr>
+                <w:rFonts w:asciiTheme="minorHAnsi" w:hAnsiTheme="minorHAnsi" w:cstheme="minorHAnsi"/>
+              </w:rPr>
+            </w:pPr>
+          </w:p>
+          <w:p>
+            <w:pPr>
+              <w:rPr>
+                <w:rFonts w:asciiTheme="minorHAnsi" w:hAnsiTheme="minorHAnsi" w:cstheme="minorHAnsi"/>
+              </w:rPr>
+            </w:pPr>
+          </w:p>
+          <w:p>
+            <w:pPr>
+              <w:rPr>
+                <w:rFonts w:asciiTheme="minorHAnsi" w:hAnsiTheme="minorHAnsi" w:cstheme="minorHAnsi"/>
+              </w:rPr>
+            </w:pPr>
+          </w:p>
+        </w:tc>
+        <w:tc>
+          <w:tcPr>
+            <w:tcW w:w="4261" w:type="dxa"/>
+          </w:tcPr>
+          <w:p>
+            <w:pPr>
+              <w:rPr>
+                <w:rFonts w:asciiTheme="minorHAnsi" w:hAnsiTheme="minorHAnsi" w:cstheme="minorHAnsi"/>
+              </w:rPr>
+            </w:pPr>
+          </w:p>
+          <w:p>
+            <w:pPr>
+              <w:ind w:right="-766"/>
+              <w:rPr>
+                <w:rFonts w:ascii="Calibri" w:hAnsi="Calibri" w:cs="Arial"/>
+                <w:bCs/>
+              </w:rPr>
+            </w:pPr>
+            <w:r>
+              <w:rPr>
+                <w:rFonts w:asciiTheme="minorHAnsi" w:hAnsiTheme="minorHAnsi" w:cstheme="minorHAnsi"/>
+              </w:rPr>
+              <w:t xml:space="preserve">WOC </w:t>
+            </w:r>
+            <w:r>
+              <w:rPr>
+                <w:rFonts w:asciiTheme="minorHAnsi" w:hAnsiTheme="minorHAnsi" w:cstheme="minorHAnsi"/>
+              </w:rPr>
+              <w:t xml:space="preserve">number:       </w:t>
+            </w:r>
+            <w:r>
+              <w:rPr>
+                <w:rFonts w:asciiTheme="minorHAnsi" w:hAnsiTheme="minorHAnsi" w:cstheme="minorHAnsi"/>
+              </w:rPr>
+              <w:t xml:space="preserve">   </w:t>
+            </w:r>
+            <w:r>
+              <w:rPr>
+                <w:rFonts w:asciiTheme="minorHAnsi" w:hAnsiTheme="minorHAnsi" w:cstheme="minorHAnsi"/>
+              </w:rPr>
+              <w:t xml:space="preserve">                        </w:t>
+            </w:r>
+            <w:r>
+              <w:rPr>
+                <w:rFonts w:asciiTheme="minorHAnsi" w:hAnsiTheme="minorHAnsi" w:cstheme="minorHAnsi"/>
+              </w:rPr>
+              <w:t xml:space="preserve">{wocNumber}</w:t>
+            </w:r>
+          </w:p>
+          <w:p>
+            <w:pPr>
+              <w:rPr>
+                <w:rFonts w:asciiTheme="minorHAnsi" w:hAnsiTheme="minorHAnsi" w:cstheme="minorHAnsi"/>
+              </w:rPr>
+            </w:pPr>
+            <w:r>
+              <w:rPr>
+                <w:rFonts w:asciiTheme="minorHAnsi" w:hAnsiTheme="minorHAnsi" w:cstheme="minorHAnsi"/>
+              </w:rPr>
+              <w:t xml:space="preserve">Dry weather flow:                          </w:t>
+            </w:r>
+            <w:r>
+              <w:rPr>
+                <w:rFonts w:asciiTheme="minorHAnsi" w:hAnsiTheme="minorHAnsi" w:cstheme="minorHAnsi"/>
+              </w:rPr>
+              <w:t xml:space="preserve"> </w:t>
+            </w:r>
+            <w:r>
+              <w:rPr>
+                <w:rFonts w:asciiTheme="minorHAnsi" w:hAnsiTheme="minorHAnsi" w:cstheme="minorHAnsi"/>
+              </w:rPr>
+              <w:t xml:space="preserve">{dryW} </w:t>
+            </w:r>
+            <w:r>
+              <w:rPr>
+                <w:rFonts w:asciiTheme="minorHAnsi" w:hAnsiTheme="minorHAnsi" w:cstheme="minorHAnsi"/>
+              </w:rPr>
+              <w:t>m</w:t>
+            </w:r>
+            <w:r>
+              <w:rPr>
+                <w:rFonts w:asciiTheme="minorHAnsi" w:hAnsiTheme="minorHAnsi" w:cstheme="minorHAnsi"/>
+                <w:vertAlign w:val="superscript"/>
+              </w:rPr>
+              <w:t>3</w:t>
+            </w:r>
+            <w:r>
+              <w:rPr>
+                <w:rFonts w:asciiTheme="minorHAnsi" w:hAnsiTheme="minorHAnsi" w:cstheme="minorHAnsi"/>
+              </w:rPr>
+              <w:t>/day</w:t>
+            </w:r>
+          </w:p>
+          <w:p>
+            <w:pPr>
+              <w:rPr>
+                <w:rFonts w:asciiTheme="minorHAnsi" w:hAnsiTheme="minorHAnsi" w:cstheme="minorHAnsi"/>
+              </w:rPr>
+            </w:pPr>
+            <w:r>
+              <w:rPr>
+                <w:rFonts w:asciiTheme="minorHAnsi" w:hAnsiTheme="minorHAnsi" w:cstheme="minorHAnsi"/>
+              </w:rPr>
+              <w:t>Maximum daily volume</w:t>
+            </w:r>
+            <w:r>
+              <w:rPr>
+                <w:rFonts w:asciiTheme="minorHAnsi" w:hAnsiTheme="minorHAnsi" w:cstheme="minorHAnsi"/>
+              </w:rPr>
+              <w:t xml:space="preserve">:               </w:t>
+            </w:r>
+            <w:r>
+              <w:rPr>
+                <w:rFonts w:asciiTheme="minorHAnsi" w:hAnsiTheme="minorHAnsi" w:cstheme="minorHAnsi"/>
+              </w:rPr>
+              <w:t xml:space="preserve"> </w:t>
+            </w:r>
+            <w:r>
+              <w:rPr>
+                <w:rFonts w:asciiTheme="minorHAnsi" w:hAnsiTheme="minorHAnsi" w:cstheme="minorHAnsi"/>
+              </w:rPr>
+              <w:t xml:space="preserve">{maxD}</w:t>
+            </w:r>
+            <w:r>
+              <w:rPr>
+                <w:rFonts w:asciiTheme="minorHAnsi" w:hAnsiTheme="minorHAnsi" w:cstheme="minorHAnsi"/>
+              </w:rPr>
+              <w:t xml:space="preserve"> </w:t>
+            </w:r>
+            <w:r>
+              <w:rPr>
+                <w:rFonts w:asciiTheme="minorHAnsi" w:hAnsiTheme="minorHAnsi" w:cstheme="minorHAnsi"/>
+              </w:rPr>
+              <w:t>m</w:t>
+            </w:r>
+            <w:r>
+              <w:rPr>
+                <w:rFonts w:asciiTheme="minorHAnsi" w:hAnsiTheme="minorHAnsi" w:cstheme="minorHAnsi"/>
+                <w:vertAlign w:val="superscript"/>
+              </w:rPr>
+              <w:t>3</w:t>
+            </w:r>
+            <w:r>
+              <w:rPr>
+                <w:rFonts w:asciiTheme="minorHAnsi" w:hAnsiTheme="minorHAnsi" w:cstheme="minorHAnsi"/>
+              </w:rPr>
+              <w:t>/day</w:t>
+            </w:r>
+          </w:p>
+          <w:p>
+            <w:pPr>
+              <w:rPr>
+                <w:rFonts w:asciiTheme="minorHAnsi" w:hAnsiTheme="minorHAnsi" w:cstheme="minorHAnsi"/>
+              </w:rPr>
+            </w:pPr>
+            <w:r>
+              <w:rPr>
+                <w:rFonts w:asciiTheme="minorHAnsi" w:hAnsiTheme="minorHAnsi" w:cstheme="minorHAnsi"/>
+              </w:rPr>
+              <w:t xml:space="preserve">Maximum </w:t>
+            </w:r>
+            <w:r>
+              <w:rPr>
+                <w:rFonts w:asciiTheme="minorHAnsi" w:hAnsiTheme="minorHAnsi" w:cstheme="minorHAnsi"/>
+              </w:rPr>
+              <w:t>FFT</w:t>
+            </w:r>
+            <w:r>
+              <w:rPr>
+                <w:rFonts w:asciiTheme="minorHAnsi" w:hAnsiTheme="minorHAnsi" w:cstheme="minorHAnsi"/>
+              </w:rPr>
+              <w:t xml:space="preserve"> flow rate</w:t>
+            </w:r>
+            <w:r>
+              <w:rPr>
+                <w:rFonts w:asciiTheme="minorHAnsi" w:hAnsiTheme="minorHAnsi" w:cstheme="minorHAnsi"/>
+              </w:rPr>
+              <w:t xml:space="preserve">:          </w:t>
+            </w:r>
+            <w:r>
+              <w:rPr>
+                <w:rFonts w:asciiTheme="minorHAnsi" w:hAnsiTheme="minorHAnsi" w:cstheme="minorHAnsi"/>
+              </w:rPr>
+              <w:t xml:space="preserve">       </w:t>
+            </w:r>
+            <w:r>
+              <w:rPr>
+                <w:rFonts w:asciiTheme="minorHAnsi" w:hAnsiTheme="minorHAnsi" w:cstheme="minorHAnsi"/>
+              </w:rPr>
+              <w:t xml:space="preserve">  </w:t>
+            </w:r>
+            <w:r>
+              <w:rPr>
+                <w:rFonts w:asciiTheme="minorHAnsi" w:hAnsiTheme="minorHAnsi" w:cstheme="minorHAnsi"/>
+              </w:rPr>
+              <w:t xml:space="preserve">   </w:t>
+            </w:r>
+            <w:r>
+              <w:rPr>
+                <w:rFonts w:asciiTheme="minorHAnsi" w:hAnsiTheme="minorHAnsi" w:cstheme="minorHAnsi"/>
+              </w:rPr>
+              <w:t xml:space="preserve">{maxFFT}</w:t>
+            </w:r>
+            <w:r>
+              <w:rPr>
+                <w:rFonts w:asciiTheme="minorHAnsi" w:hAnsiTheme="minorHAnsi" w:cstheme="minorHAnsi"/>
+              </w:rPr>
+              <w:t xml:space="preserve"> </w:t>
+            </w:r>
+            <w:r>
+              <w:rPr>
+                <w:rFonts w:asciiTheme="minorHAnsi" w:hAnsiTheme="minorHAnsi" w:cstheme="minorHAnsi"/>
+              </w:rPr>
+              <w:t>l</w:t>
+            </w:r>
+            <w:r>
+              <w:rPr>
+                <w:rFonts w:asciiTheme="minorHAnsi" w:hAnsiTheme="minorHAnsi" w:cstheme="minorHAnsi"/>
+              </w:rPr>
+              <w:t xml:space="preserve">/s </w:t>
+            </w:r>
+          </w:p>
+          <w:p>
+            <w:pPr>
+              <w:rPr>
+                <w:rFonts w:asciiTheme="minorHAnsi" w:hAnsiTheme="minorHAnsi" w:cstheme="minorHAnsi"/>
+              </w:rPr>
+            </w:pPr>
+            <w:proofErr w:type="spellStart"/>
+            <w:r>
+              <w:rPr>
+                <w:rFonts w:asciiTheme="minorHAnsi" w:hAnsiTheme="minorHAnsi" w:cstheme="minorHAnsi"/>
+              </w:rPr>
+              <w:t>Qmax</w:t>
+            </w:r>
+            <w:r>
+              <w:rPr>
+                <w:rFonts w:asciiTheme="minorHAnsi" w:hAnsiTheme="minorHAnsi" w:cstheme="minorHAnsi"/>
+              </w:rPr>
+              <w:t xml:space="preserve"> of flowmeter:                                 </w:t>
+            </w:r>
+            <w:r>
+              <w:rPr>
+                <w:rFonts w:asciiTheme="minorHAnsi" w:hAnsiTheme="minorHAnsi" w:cstheme="minorHAnsi"/>
+              </w:rPr>
+              <w:t xml:space="preserve">{qmaxF}</w:t>
+            </w:r>
+            <w:r>
+              <w:rPr>
+                <w:rFonts w:asciiTheme="minorHAnsi" w:hAnsiTheme="minorHAnsi" w:cstheme="minorHAnsi"/>
+              </w:rPr>
+              <w:t xml:space="preserve"> l/s</w:t>
+            </w:r>
+          </w:p>
+          <w:p>
+            <w:pPr>
+              <w:rPr>
+                <w:rFonts w:asciiTheme="minorHAnsi" w:hAnsiTheme="minorHAnsi" w:cstheme="minorHAnsi"/>
+              </w:rPr>
+            </w:pPr>
+          </w:p>
+        </w:tc>
+      </w:tr>
+    </w:tbl>
+    <w:p>
+      <w:pPr>
+        <w:rPr>
+          <w:rFonts w:asciiTheme="minorHAnsi" w:hAnsiTheme="minorHAnsi" w:cstheme="minorHAnsi"/>
+          <w:highlight w:val="green"/>
+        </w:rPr>
+      </w:pPr>
+    </w:p>
+    <w:p>
+      <w:pPr>
+        <w:rPr>
+          <w:rFonts w:asciiTheme="minorHAnsi" w:hAnsiTheme="minorHAnsi" w:cstheme="minorHAnsi"/>
+          <w:highlight w:val="green"/>
+        </w:rPr>
+      </w:pPr>
+    </w:p>
+    <w:tbl>
+      <w:tblPr>
+        <w:tblW w:w="0" w:type="auto"/>
+        <w:tblBorders>
+          <w:top w:val="single" w:sz="4" w:space="0" w:color="auto"/>
+          <w:left w:val="single" w:sz="4" w:space="0" w:color="auto"/>
+          <w:bottom w:val="single" w:sz="4" w:space="0" w:color="auto"/>
+          <w:right w:val="single" w:sz="4" w:space="0" w:color="auto"/>
+          <w:insideH w:val="single" w:sz="4" w:space="0" w:color="auto"/>
+          <w:insideV w:val="single" w:sz="4" w:space="0" w:color="auto"/>
+        </w:tblBorders>
+        <w:tblLook w:val="01E0" w:firstRow="1" w:lastRow="1" w:firstColumn="1" w:lastColumn="1" w:noHBand="0" w:noVBand="0"/>
+      </w:tblPr>
+      <w:tblGrid>
+        <w:gridCol w:w="8522"/>
+      </w:tblGrid>
+      <w:tr>
+        <w:tc>
+          <w:tcPr>
+            <w:tcW w:w="8522" w:type="dxa"/>
+            <w:shd w:val="clear" w:color="auto" w:fill="C0C0C0"/>
+          </w:tcPr>
+          <w:p>
+            <w:pPr>
+              <w:rPr>
+                <w:rFonts w:asciiTheme="minorHAnsi" w:hAnsiTheme="minorHAnsi" w:cstheme="minorHAnsi"/>
+                <w:b/>
+                <w:highlight w:val="green"/>
+              </w:rPr>
+            </w:pPr>
+            <w:r>
+              <w:rPr>
+                <w:rFonts w:asciiTheme="minorHAnsi" w:hAnsiTheme="minorHAnsi" w:cstheme="minorHAnsi"/>
+                <w:b/>
+              </w:rPr>
+              <w:t xml:space="preserve">Method of secondary verification </w:t>
+            </w:r>
+          </w:p>
+        </w:tc>
+      </w:tr>
+      <w:tr>
+        <w:tc>
+          <w:tcPr>
+            <w:tcW w:w="8522" w:type="dxa"/>
+          </w:tcPr>
+          <w:p>
+            <w:pPr>
+              <w:rPr>
+                <w:rFonts w:ascii="Calibri" w:hAnsi="Calibri" w:cs="Arial"/>
+              </w:rPr>
+            </w:pPr>
+          </w:p>
+          <w:p>
+            <w:pPr>
+              <w:rPr>
+                <w:rFonts w:asciiTheme="minorHAnsi" w:hAnsiTheme="minorHAnsi" w:cstheme="minorHAnsi"/>
+                <w:highlight w:val="green"/>
+              </w:rPr>
+            </w:pPr>
+            <w:r>
+              <w:rPr>
+                <w:rFonts w:asciiTheme="minorHAnsi" w:hAnsiTheme="minorHAnsi" w:cstheme="minorHAnsi"/>
+              </w:rPr>
+              <w:t>{field1}</w:t>
+            </w:r>
+          </w:p>
+        </w:tc>
+      </w:tr>
+    </w:tbl>
+    <w:p>
+      <w:pPr>
+        <w:rPr>
+          <w:rStyle w:val="CommentReference"/>
+          <w:rFonts w:asciiTheme="minorHAnsi" w:hAnsiTheme="minorHAnsi" w:cstheme="minorHAnsi"/>
+          <w:highlight w:val="green"/>
+        </w:rPr>
+      </w:pPr>
+    </w:p>
+    <w:p>
+      <w:pPr>
+        <w:rPr>
+          <w:rFonts w:asciiTheme="minorHAnsi" w:hAnsiTheme="minorHAnsi" w:cstheme="minorHAnsi"/>
+          <w:highlight w:val="green"/>
+        </w:rPr>
+      </w:pPr>
+    </w:p>
+    <w:tbl>
+      <w:tblPr>
+        <w:tblW w:w="0" w:type="auto"/>
+        <w:tblBorders>
+          <w:top w:val="single" w:sz="4" w:space="0" w:color="auto"/>
+          <w:left w:val="single" w:sz="4" w:space="0" w:color="auto"/>
+          <w:bottom w:val="single" w:sz="4" w:space="0" w:color="auto"/>
+          <w:right w:val="single" w:sz="4" w:space="0" w:color="auto"/>
+          <w:insideH w:val="single" w:sz="4" w:space="0" w:color="auto"/>
+          <w:insideV w:val="single" w:sz="4" w:space="0" w:color="auto"/>
+        </w:tblBorders>
+        <w:tblLook w:val="01E0" w:firstRow="1" w:lastRow="1" w:firstColumn="1" w:lastColumn="1" w:noHBand="0" w:noVBand="0"/>
+      </w:tblPr>
+      <w:tblGrid>
+        <w:gridCol w:w="8522"/>
+      </w:tblGrid>
+      <w:tr>
+        <w:tc>
+          <w:tcPr>
+            <w:tcW w:w="8522" w:type="dxa"/>
+            <w:shd w:val="clear" w:color="auto" w:fill="C0C0C0"/>
+          </w:tcPr>
+          <w:p>
+            <w:pPr>
+              <w:rPr>
+                <w:rFonts w:asciiTheme="minorHAnsi" w:hAnsiTheme="minorHAnsi" w:cstheme="minorHAnsi"/>
+                <w:b/>
+                <w:highlight w:val="green"/>
+              </w:rPr>
+            </w:pPr>
+            <w:r>
+              <w:rPr>
+                <w:rFonts w:asciiTheme="minorHAnsi" w:hAnsiTheme="minorHAnsi" w:cstheme="minorHAnsi"/>
+                <w:b/>
+              </w:rPr>
+              <w:t>MCERTS product certification</w:t>
+            </w:r>
+            <w:r>
+              <w:rPr>
+                <w:rFonts w:asciiTheme="minorHAnsi" w:hAnsiTheme="minorHAnsi" w:cstheme="minorHAnsi"/>
+                <w:b/>
+              </w:rPr>
+              <w:t xml:space="preserve"> (Cert No &amp; range)* if applicable</w:t>
+            </w:r>
+          </w:p>
+        </w:tc>
+      </w:tr>
+      <w:tr>
+        <w:tc>
+          <w:tcPr>
+            <w:tcW w:w="8522" w:type="dxa"/>
+          </w:tcPr>
+          <w:p>
+            <w:pPr>
+              <w:rPr>
+                <w:rFonts w:asciiTheme="minorHAnsi" w:hAnsiTheme="minorHAnsi" w:cstheme="minorHAnsi"/>
+                <w:highlight w:val="green"/>
+              </w:rPr>
+            </w:pPr>
+          </w:p>
+          <w:p>
+            <w:pPr>
+              <w:rPr>
+                <w:rFonts w:asciiTheme="minorHAnsi" w:hAnsiTheme="minorHAnsi" w:cstheme="minorHAnsi"/>
+                <w:highlight w:val="green"/>
+              </w:rPr>
+            </w:pPr>
+            <w:r>
+              <w:rPr>
+                <w:rFonts w:ascii="Calibri" w:hAnsi="Calibri" w:cs="Arial"/>
+              </w:rPr>
+              <w:t>{field2}</w:t>
+            </w:r>
+          </w:p>
+        </w:tc>
+      </w:tr>
+    </w:tbl>
+    <w:p>
+      <w:pPr>
+        <w:rPr>
+          <w:rFonts w:asciiTheme="minorHAnsi" w:hAnsiTheme="minorHAnsi" w:cstheme="minorHAnsi"/>
+          <w:highlight w:val="green"/>
+        </w:rPr>
+      </w:pPr>
+    </w:p>
+    <w:p>
+      <w:pPr>
+        <w:rPr>
+          <w:rFonts w:asciiTheme="minorHAnsi" w:hAnsiTheme="minorHAnsi" w:cstheme="minorHAnsi"/>
+          <w:highlight w:val="green"/>
+        </w:rPr>
+      </w:pPr>
+    </w:p>
+    <w:tbl>
+      <w:tblPr>
+        <w:tblW w:w="0" w:type="auto"/>
+        <w:tblBorders>
+          <w:top w:val="single" w:sz="4" w:space="0" w:color="auto"/>
+          <w:left w:val="single" w:sz="4" w:space="0" w:color="auto"/>
+          <w:bottom w:val="single" w:sz="4" w:space="0" w:color="auto"/>
+          <w:right w:val="single" w:sz="4" w:space="0" w:color="auto"/>
+          <w:insideH w:val="single" w:sz="4" w:space="0" w:color="auto"/>
+          <w:insideV w:val="single" w:sz="4" w:space="0" w:color="auto"/>
+        </w:tblBorders>
+        <w:tblLook w:val="01E0" w:firstRow="1" w:lastRow="1" w:firstColumn="1" w:lastColumn="1" w:noHBand="0" w:noVBand="0"/>
+      </w:tblPr>
+      <w:tblGrid>
+        <w:gridCol w:w="8522"/>
+      </w:tblGrid>
+      <w:tr>
+        <w:tc>
+          <w:tcPr>
+            <w:tcW w:w="8522" w:type="dxa"/>
+            <w:shd w:val="clear" w:color="auto" w:fill="C0C0C0"/>
+          </w:tcPr>
+          <w:p>
+            <w:pPr>
+              <w:rPr>
+                <w:rFonts w:asciiTheme="minorHAnsi" w:hAnsiTheme="minorHAnsi" w:cstheme="minorHAnsi"/>
+                <w:b/>
+                <w:highlight w:val="green"/>
+              </w:rPr>
+            </w:pPr>
+            <w:r>
+              <w:rPr>
+                <w:rFonts w:asciiTheme="minorHAnsi" w:hAnsiTheme="minorHAnsi" w:cstheme="minorHAnsi"/>
+                <w:b/>
+              </w:rPr>
+              <w:t>Site maintenance arrangements</w:t>
+            </w:r>
+          </w:p>
+        </w:tc>
+      </w:tr>
+      <w:tr>
+        <w:tc>
+          <w:tcPr>
+            <w:tcW w:w="8522" w:type="dxa"/>
+          </w:tcPr>
+          <w:p>
+            <w:pPr>
+              <w:rPr>
+                <w:rFonts w:asciiTheme="minorHAnsi" w:hAnsiTheme="minorHAnsi" w:cstheme="minorHAnsi"/>
+                <w:highlight w:val="green"/>
+              </w:rPr>
+            </w:pPr>
+          </w:p>
+          <w:p>
+            <w:pPr>
+              <w:pStyle w:val="Default"/>
+              <w:rPr>
+                <w:rFonts w:asciiTheme="minorHAnsi" w:hAnsiTheme="minorHAnsi" w:cstheme="minorHAnsi"/>
+                <w:highlight w:val="green"/>
+              </w:rPr>
+            </w:pPr>
+            <w:r>
+              <w:rPr>
+                <w:rFonts w:asciiTheme="minorHAnsi" w:hAnsiTheme="minorHAnsi" w:cstheme="minorHAnsi"/>
+                <w:sz w:val="20"/>
+                <w:szCs w:val="20"/>
+              </w:rPr>
+              <w:t>{field3}</w:t>
+            </w:r>
+          </w:p>
+        </w:tc>
+      </w:tr>
+    </w:tbl>
+    <w:p>
+      <w:pPr>
+        <w:rPr>
+          <w:rFonts w:ascii="Calibri" w:hAnsi="Calibri" w:cs="Arial"/>
+          <w:b/>
+          <w:sz w:val="24"/>
+          <w:szCs w:val="24"/>
+          <w:u w:val="single"/>
+        </w:rPr>
+      </w:pPr>
+    </w:p>
+    <w:p>
+      <w:pPr>
+        <w:rPr>
+          <w:rFonts w:ascii="Calibri" w:hAnsi="Calibri" w:cs="Arial"/>
+          <w:b/>
+          <w:sz w:val="24"/>
+          <w:szCs w:val="24"/>
+          <w:u w:val="single"/>
+        </w:rPr>
+      </w:pPr>
+      <w:r>
+        <w:rPr>
+          <w:rFonts w:ascii="Calibri" w:hAnsi="Calibri" w:cs="Arial"/>
+          <w:b/>
+          <w:sz w:val="24"/>
+          <w:szCs w:val="24"/>
+          <w:u w:val="single"/>
+        </w:rPr>
+        <w:br w:type="page"/>
+      </w:r>
+    </w:p>
+    <w:p>
+      <w:pPr>
+        <w:rPr>
+          <w:rFonts w:ascii="Calibri" w:hAnsi="Calibri"/>
+        </w:rPr>
+      </w:pPr>
+      <w:bookmarkStart w:id="0" w:name="_Hlk182496069"/>
+      <w:r>
+        <w:rPr>
+          <w:rFonts w:ascii="Calibri" w:hAnsi="Calibri" w:cs="Arial"/>
+          <w:b/>
+          <w:sz w:val="24"/>
+          <w:szCs w:val="24"/>
+          <w:u w:val="single"/>
+        </w:rPr>
+        <w:lastRenderedPageBreak/>
+        <w:t>Contents</w:t>
+      </w:r>
+    </w:p>
+    <w:p>
+      <w:pPr>
+        <w:rPr>
+          <w:rFonts w:ascii="Calibri" w:hAnsi="Calibri" w:cs="Arial"/>
+          <w:sz w:val="28"/>
+          <w:szCs w:val="28"/>
+        </w:rPr>
+      </w:pPr>
+    </w:p>
+    <w:p>
+      <w:pPr>
+        <w:pStyle w:val="ListParagraph"/>
+        <w:numPr>
+          <w:ilvl w:val="0"/>
+          <w:numId w:val="6"/>
+        </w:numPr>
+        <w:rPr>
+          <w:rFonts w:ascii="Calibri" w:hAnsi="Calibri" w:cs="Arial"/>
+          <w:b/>
+          <w:sz w:val="24"/>
+          <w:szCs w:val="24"/>
+        </w:rPr>
+      </w:pPr>
+      <w:r>
+        <w:rPr>
+          <w:rFonts w:ascii="Calibri" w:hAnsi="Calibri" w:cs="Arial"/>
+          <w:b/>
+          <w:sz w:val="24"/>
+          <w:szCs w:val="24"/>
+        </w:rPr>
+        <w:tab/>
+      </w:r>
+      <w:r>
+        <w:rPr>
+          <w:rFonts w:ascii="Calibri" w:hAnsi="Calibri" w:cs="Arial"/>
+          <w:b/>
+          <w:sz w:val="24"/>
+          <w:szCs w:val="24"/>
+        </w:rPr>
+        <w:tab/>
+      </w:r>
+      <w:r>
+        <w:rPr>
+          <w:rFonts w:ascii="Calibri" w:hAnsi="Calibri" w:cs="Arial"/>
+          <w:b/>
+          <w:sz w:val="24"/>
+          <w:szCs w:val="24"/>
+        </w:rPr>
+        <w:tab/>
+      </w:r>
+      <w:r>
+        <w:rPr>
+          <w:rFonts w:ascii="Calibri" w:hAnsi="Calibri" w:cs="Arial"/>
+          <w:b/>
+          <w:sz w:val="24"/>
+          <w:szCs w:val="24"/>
+        </w:rPr>
+        <w:t>References &amp; Definitions</w:t>
+      </w:r>
+      <w:r>
+        <w:rPr>
+          <w:rFonts w:ascii="Calibri" w:hAnsi="Calibri" w:cs="Arial"/>
+          <w:b/>
+          <w:sz w:val="24"/>
+          <w:szCs w:val="24"/>
+        </w:rPr>
+        <w:tab/>
+      </w:r>
+      <w:r>
+        <w:rPr>
+          <w:rFonts w:ascii="Calibri" w:hAnsi="Calibri" w:cs="Arial"/>
+          <w:b/>
+          <w:sz w:val="24"/>
+          <w:szCs w:val="24"/>
+        </w:rPr>
+        <w:tab/>
+      </w:r>
+    </w:p>
+    <w:p>
+      <w:pPr>
+        <w:rPr>
+          <w:rFonts w:ascii="Calibri" w:hAnsi="Calibri" w:cs="Arial"/>
+          <w:sz w:val="24"/>
+          <w:szCs w:val="24"/>
+        </w:rPr>
+      </w:pPr>
+    </w:p>
+    <w:p>
+      <w:pPr>
+        <w:rPr>
+          <w:rFonts w:ascii="Calibri" w:hAnsi="Calibri" w:cs="Arial"/>
+          <w:b/>
+          <w:sz w:val="24"/>
+          <w:szCs w:val="24"/>
+        </w:rPr>
+      </w:pPr>
+      <w:r>
+        <w:rPr>
+          <w:rFonts w:ascii="Calibri" w:hAnsi="Calibri" w:cs="Arial"/>
+          <w:b/>
+          <w:sz w:val="24"/>
+          <w:szCs w:val="24"/>
+        </w:rPr>
+        <w:t>2.0</w:t>
+      </w:r>
+      <w:r>
+        <w:rPr>
+          <w:rFonts w:ascii="Calibri" w:hAnsi="Calibri" w:cs="Arial"/>
+          <w:b/>
+          <w:sz w:val="24"/>
+          <w:szCs w:val="24"/>
+        </w:rPr>
+        <w:tab/>
+      </w:r>
+      <w:r>
+        <w:rPr>
+          <w:rFonts w:ascii="Calibri" w:hAnsi="Calibri" w:cs="Arial"/>
+          <w:b/>
+          <w:sz w:val="24"/>
+          <w:szCs w:val="24"/>
+        </w:rPr>
+        <w:tab/>
+      </w:r>
+      <w:r>
+        <w:rPr>
+          <w:rFonts w:ascii="Calibri" w:hAnsi="Calibri" w:cs="Arial"/>
+          <w:b/>
+          <w:sz w:val="24"/>
+          <w:szCs w:val="24"/>
+        </w:rPr>
+        <w:tab/>
+        <w:t>Aerial view &amp; general arrangement/viewpoint</w:t>
+      </w:r>
+    </w:p>
+    <w:p>
+      <w:pPr>
+        <w:pStyle w:val="ListParagraph"/>
+        <w:ind w:left="2160"/>
+        <w:rPr>
+          <w:rFonts w:ascii="Calibri" w:hAnsi="Calibri" w:cs="Arial"/>
+          <w:sz w:val="24"/>
+          <w:szCs w:val="24"/>
+        </w:rPr>
+      </w:pPr>
+    </w:p>
+    <w:p>
+      <w:pPr>
+        <w:rPr>
+          <w:rFonts w:ascii="Calibri" w:hAnsi="Calibri" w:cs="Arial"/>
+          <w:b/>
+          <w:sz w:val="24"/>
+          <w:szCs w:val="24"/>
+        </w:rPr>
+      </w:pPr>
+      <w:r>
+        <w:rPr>
+          <w:rFonts w:ascii="Calibri" w:hAnsi="Calibri" w:cs="Arial"/>
+          <w:b/>
+          <w:sz w:val="24"/>
+          <w:szCs w:val="24"/>
+        </w:rPr>
+        <w:t>3</w:t>
+      </w:r>
+      <w:r>
+        <w:rPr>
+          <w:rFonts w:ascii="Calibri" w:hAnsi="Calibri" w:cs="Arial"/>
+          <w:b/>
+          <w:sz w:val="24"/>
+          <w:szCs w:val="24"/>
+        </w:rPr>
+        <w:t>.0</w:t>
+      </w:r>
+      <w:r>
+        <w:rPr>
+          <w:rFonts w:ascii="Calibri" w:hAnsi="Calibri" w:cs="Arial"/>
+          <w:b/>
+          <w:sz w:val="24"/>
+          <w:szCs w:val="24"/>
+        </w:rPr>
+        <w:tab/>
+      </w:r>
+      <w:r>
+        <w:rPr>
+          <w:rFonts w:ascii="Calibri" w:hAnsi="Calibri" w:cs="Arial"/>
+          <w:b/>
+          <w:sz w:val="24"/>
+          <w:szCs w:val="24"/>
+        </w:rPr>
+        <w:tab/>
+      </w:r>
+      <w:r>
+        <w:rPr>
+          <w:rFonts w:ascii="Calibri" w:hAnsi="Calibri" w:cs="Arial"/>
+          <w:b/>
+          <w:sz w:val="24"/>
+          <w:szCs w:val="24"/>
+        </w:rPr>
+        <w:tab/>
+      </w:r>
+      <w:r>
+        <w:rPr>
+          <w:rFonts w:ascii="Calibri" w:hAnsi="Calibri" w:cs="Arial"/>
+          <w:b/>
+          <w:sz w:val="24"/>
+          <w:szCs w:val="24"/>
+        </w:rPr>
+        <w:t>Site process &amp; schematic diagram</w:t>
+      </w:r>
+      <w:r>
+        <w:rPr>
+          <w:rFonts w:ascii="Calibri" w:hAnsi="Calibri" w:cs="Arial"/>
+        </w:rPr>
+        <w:tab/>
+      </w:r>
+      <w:r>
+        <w:rPr>
+          <w:rFonts w:ascii="Calibri" w:hAnsi="Calibri" w:cs="Arial"/>
+        </w:rPr>
+        <w:tab/>
+      </w:r>
+    </w:p>
+    <w:p>
+      <w:pPr>
+        <w:rPr>
+          <w:rFonts w:ascii="Calibri" w:hAnsi="Calibri" w:cs="Arial"/>
+          <w:sz w:val="24"/>
+          <w:szCs w:val="24"/>
+        </w:rPr>
+      </w:pPr>
+    </w:p>
+    <w:p>
+      <w:pPr>
+        <w:rPr>
+          <w:rFonts w:ascii="Calibri" w:hAnsi="Calibri" w:cs="Arial"/>
+          <w:b/>
+          <w:sz w:val="24"/>
+          <w:szCs w:val="24"/>
+        </w:rPr>
+      </w:pPr>
+      <w:r>
+        <w:rPr>
+          <w:rFonts w:ascii="Calibri" w:hAnsi="Calibri" w:cs="Arial"/>
+          <w:b/>
+          <w:sz w:val="24"/>
+          <w:szCs w:val="24"/>
+        </w:rPr>
+        <w:t>4</w:t>
+      </w:r>
+      <w:r>
+        <w:rPr>
+          <w:rFonts w:ascii="Calibri" w:hAnsi="Calibri" w:cs="Arial"/>
+          <w:b/>
+          <w:sz w:val="24"/>
+          <w:szCs w:val="24"/>
+        </w:rPr>
+        <w:t>.0</w:t>
+      </w:r>
+      <w:r>
+        <w:rPr>
+          <w:rFonts w:ascii="Calibri" w:hAnsi="Calibri" w:cs="Arial"/>
+          <w:b/>
+          <w:sz w:val="24"/>
+          <w:szCs w:val="24"/>
+        </w:rPr>
+        <w:tab/>
+      </w:r>
+      <w:r>
+        <w:rPr>
+          <w:rFonts w:ascii="Calibri" w:hAnsi="Calibri" w:cs="Arial"/>
+          <w:b/>
+          <w:sz w:val="24"/>
+          <w:szCs w:val="24"/>
+        </w:rPr>
+        <w:tab/>
+      </w:r>
+      <w:r>
+        <w:rPr>
+          <w:rFonts w:ascii="Calibri" w:hAnsi="Calibri" w:cs="Arial"/>
+          <w:b/>
+          <w:sz w:val="24"/>
+          <w:szCs w:val="24"/>
+        </w:rPr>
+        <w:tab/>
+      </w:r>
+      <w:r>
+        <w:rPr>
+          <w:rFonts w:ascii="Calibri" w:hAnsi="Calibri" w:cs="Arial"/>
+          <w:b/>
+          <w:sz w:val="24"/>
+          <w:szCs w:val="24"/>
+        </w:rPr>
+        <w:t>Inspection of flow monitoring system</w:t>
+      </w:r>
+      <w:r>
+        <w:rPr>
+          <w:rFonts w:ascii="Calibri" w:hAnsi="Calibri" w:cs="Arial"/>
+          <w:b/>
+          <w:sz w:val="24"/>
+          <w:szCs w:val="24"/>
+        </w:rPr>
+        <w:br/>
+      </w:r>
+    </w:p>
+    <w:p>
+      <w:pPr>
+        <w:rPr>
+          <w:rFonts w:ascii="Calibri" w:hAnsi="Calibri" w:cs="Arial"/>
+          <w:b/>
+          <w:sz w:val="24"/>
+          <w:szCs w:val="24"/>
+        </w:rPr>
+      </w:pPr>
+      <w:r>
+        <w:rPr>
+          <w:rFonts w:ascii="Calibri" w:hAnsi="Calibri" w:cs="Arial"/>
+          <w:b/>
+          <w:sz w:val="24"/>
+          <w:szCs w:val="24"/>
+        </w:rPr>
+        <w:t>5</w:t>
+      </w:r>
+      <w:r>
+        <w:rPr>
+          <w:rFonts w:ascii="Calibri" w:hAnsi="Calibri" w:cs="Arial"/>
+          <w:b/>
+          <w:sz w:val="24"/>
+          <w:szCs w:val="24"/>
+        </w:rPr>
+        <w:t>.0</w:t>
+      </w:r>
+      <w:r>
+        <w:rPr>
+          <w:rFonts w:ascii="Calibri" w:hAnsi="Calibri" w:cs="Arial"/>
+          <w:b/>
+          <w:sz w:val="24"/>
+          <w:szCs w:val="24"/>
+        </w:rPr>
+        <w:tab/>
+      </w:r>
+      <w:r>
+        <w:rPr>
+          <w:rFonts w:ascii="Calibri" w:hAnsi="Calibri" w:cs="Arial"/>
+          <w:b/>
+          <w:sz w:val="24"/>
+          <w:szCs w:val="24"/>
+        </w:rPr>
+        <w:tab/>
+      </w:r>
+      <w:r>
+        <w:rPr>
+          <w:rFonts w:ascii="Calibri" w:hAnsi="Calibri" w:cs="Arial"/>
+          <w:b/>
+          <w:sz w:val="24"/>
+          <w:szCs w:val="24"/>
+        </w:rPr>
+        <w:tab/>
+      </w:r>
+      <w:r>
+        <w:rPr>
+          <w:rFonts w:ascii="Calibri" w:hAnsi="Calibri" w:cs="Arial"/>
+          <w:b/>
+          <w:sz w:val="24"/>
+          <w:szCs w:val="24"/>
+        </w:rPr>
+        <w:t>Flow measurement verification check</w:t>
+      </w:r>
+    </w:p>
+    <w:p>
+      <w:pPr>
+        <w:rPr>
+          <w:rFonts w:ascii="Calibri" w:hAnsi="Calibri" w:cs="Arial"/>
+          <w:b/>
+          <w:sz w:val="24"/>
+          <w:szCs w:val="24"/>
+        </w:rPr>
+      </w:pPr>
+    </w:p>
+    <w:p>
+      <w:pPr>
+        <w:rPr>
+          <w:rFonts w:ascii="Calibri" w:hAnsi="Calibri" w:cs="Arial"/>
+          <w:b/>
+          <w:sz w:val="24"/>
+          <w:szCs w:val="24"/>
+        </w:rPr>
+      </w:pPr>
+      <w:r>
+        <w:rPr>
+          <w:rFonts w:ascii="Calibri" w:hAnsi="Calibri" w:cs="Arial"/>
+          <w:b/>
+          <w:sz w:val="24"/>
+          <w:szCs w:val="24"/>
+        </w:rPr>
+        <w:t>6</w:t>
+      </w:r>
+      <w:r>
+        <w:rPr>
+          <w:rFonts w:ascii="Calibri" w:hAnsi="Calibri" w:cs="Arial"/>
+          <w:b/>
+          <w:sz w:val="24"/>
+          <w:szCs w:val="24"/>
+        </w:rPr>
+        <w:t>.0</w:t>
+      </w:r>
+      <w:r>
+        <w:rPr>
+          <w:rFonts w:ascii="Calibri" w:hAnsi="Calibri" w:cs="Arial"/>
+          <w:b/>
+          <w:sz w:val="24"/>
+          <w:szCs w:val="24"/>
+        </w:rPr>
+        <w:tab/>
+      </w:r>
+      <w:r>
+        <w:rPr>
+          <w:rFonts w:ascii="Calibri" w:hAnsi="Calibri" w:cs="Arial"/>
+          <w:b/>
+          <w:sz w:val="24"/>
+          <w:szCs w:val="24"/>
+        </w:rPr>
+        <w:tab/>
+      </w:r>
+      <w:r>
+        <w:rPr>
+          <w:rFonts w:ascii="Calibri" w:hAnsi="Calibri" w:cs="Arial"/>
+          <w:b/>
+          <w:sz w:val="24"/>
+          <w:szCs w:val="24"/>
+        </w:rPr>
+        <w:tab/>
+        <w:t>Survey measurement equipment</w:t>
+      </w:r>
+    </w:p>
+    <w:p>
+      <w:pPr>
+        <w:rPr>
+          <w:rFonts w:ascii="Calibri" w:hAnsi="Calibri" w:cs="Arial"/>
+          <w:sz w:val="24"/>
+          <w:szCs w:val="24"/>
+        </w:rPr>
+      </w:pPr>
+    </w:p>
+    <w:p>
+      <w:pPr>
+        <w:pStyle w:val="ListParagraph"/>
+        <w:numPr>
+          <w:ilvl w:val="0"/>
+          <w:numId w:val="7"/>
+        </w:numPr>
+        <w:rPr>
+          <w:rFonts w:ascii="Calibri" w:hAnsi="Calibri" w:cs="Arial"/>
+          <w:b/>
+          <w:sz w:val="24"/>
+          <w:szCs w:val="24"/>
+        </w:rPr>
+      </w:pPr>
+      <w:r>
+        <w:rPr>
+          <w:rFonts w:ascii="Calibri" w:hAnsi="Calibri" w:cs="Arial"/>
+          <w:b/>
+          <w:sz w:val="24"/>
+          <w:szCs w:val="24"/>
+        </w:rPr>
+        <w:tab/>
+      </w:r>
+      <w:r>
+        <w:rPr>
+          <w:rFonts w:ascii="Calibri" w:hAnsi="Calibri" w:cs="Arial"/>
+          <w:b/>
+          <w:sz w:val="24"/>
+          <w:szCs w:val="24"/>
+        </w:rPr>
+        <w:tab/>
+      </w:r>
+      <w:r>
+        <w:rPr>
+          <w:rFonts w:ascii="Calibri" w:hAnsi="Calibri" w:cs="Arial"/>
+          <w:b/>
+          <w:sz w:val="24"/>
+          <w:szCs w:val="24"/>
+        </w:rPr>
+        <w:tab/>
+      </w:r>
+      <w:r>
+        <w:rPr>
+          <w:rFonts w:ascii="Calibri" w:hAnsi="Calibri" w:cs="Arial"/>
+          <w:b/>
+          <w:sz w:val="24"/>
+          <w:szCs w:val="24"/>
+        </w:rPr>
+        <w:t>Conclusions</w:t>
+      </w:r>
+      <w:r>
+        <w:rPr>
+          <w:rFonts w:ascii="Calibri" w:hAnsi="Calibri" w:cs="Arial"/>
+          <w:b/>
+          <w:sz w:val="24"/>
+          <w:szCs w:val="24"/>
+        </w:rPr>
+        <w:br/>
+      </w:r>
+    </w:p>
+    <w:p>
+      <w:pPr>
+        <w:rPr>
+          <w:rFonts w:ascii="Calibri" w:hAnsi="Calibri" w:cs="Arial"/>
+          <w:b/>
+          <w:sz w:val="24"/>
+          <w:szCs w:val="24"/>
+        </w:rPr>
+      </w:pPr>
+      <w:r>
+        <w:rPr>
+          <w:rFonts w:ascii="Calibri" w:hAnsi="Calibri" w:cs="Arial"/>
+          <w:b/>
+          <w:sz w:val="24"/>
+          <w:szCs w:val="24"/>
+        </w:rPr>
+        <w:t>8.0</w:t>
+      </w:r>
+      <w:r>
+        <w:rPr>
+          <w:rFonts w:ascii="Calibri" w:hAnsi="Calibri" w:cs="Arial"/>
+          <w:b/>
+          <w:sz w:val="24"/>
+          <w:szCs w:val="24"/>
+        </w:rPr>
+        <w:tab/>
+      </w:r>
+      <w:r>
+        <w:rPr>
+          <w:rFonts w:ascii="Calibri" w:hAnsi="Calibri" w:cs="Arial"/>
+          <w:b/>
+          <w:sz w:val="24"/>
+          <w:szCs w:val="24"/>
+        </w:rPr>
+        <w:tab/>
+      </w:r>
+      <w:r>
+        <w:rPr>
+          <w:rFonts w:ascii="Calibri" w:hAnsi="Calibri" w:cs="Arial"/>
+          <w:b/>
+          <w:sz w:val="24"/>
+          <w:szCs w:val="24"/>
+        </w:rPr>
+        <w:tab/>
+        <w:t>Recommendations</w:t>
+      </w:r>
+    </w:p>
+    <w:bookmarkEnd w:id="0"/>
+    <w:p>
+      <w:pPr>
+        <w:rPr>
+          <w:rFonts w:ascii="Calibri" w:hAnsi="Calibri" w:cs="Arial"/>
+          <w:b/>
+          <w:sz w:val="24"/>
+          <w:szCs w:val="24"/>
+        </w:rPr>
+      </w:pPr>
+      <w:r>
+        <w:rPr>
+          <w:rFonts w:ascii="Calibri" w:hAnsi="Calibri" w:cs="Arial"/>
+          <w:b/>
+          <w:sz w:val="24"/>
+          <w:szCs w:val="24"/>
+        </w:rPr>
+        <w:tab/>
+      </w:r>
+      <w:r>
+        <w:rPr>
+          <w:rFonts w:ascii="Calibri" w:hAnsi="Calibri" w:cs="Arial"/>
+          <w:b/>
+          <w:sz w:val="24"/>
+          <w:szCs w:val="24"/>
+        </w:rPr>
+        <w:tab/>
+      </w:r>
+    </w:p>
+    <w:p>
+      <w:pPr>
+        <w:rPr>
+          <w:rFonts w:ascii="Calibri" w:hAnsi="Calibri" w:cs="Arial"/>
+          <w:sz w:val="28"/>
+          <w:szCs w:val="28"/>
+        </w:rPr>
+      </w:pPr>
+      <w:r>
+        <w:rPr>
+          <w:rFonts w:ascii="Calibri" w:hAnsi="Calibri" w:cs="Arial"/>
+          <w:sz w:val="24"/>
+          <w:szCs w:val="24"/>
+        </w:rPr>
+        <w:t>Appendix A</w:t>
+      </w:r>
+      <w:r>
+        <w:rPr>
+          <w:rFonts w:ascii="Calibri" w:hAnsi="Calibri" w:cs="Arial"/>
+          <w:sz w:val="24"/>
+          <w:szCs w:val="24"/>
+        </w:rPr>
+        <w:tab/>
+      </w:r>
+      <w:r>
+        <w:rPr>
+          <w:rFonts w:ascii="Calibri" w:hAnsi="Calibri" w:cs="Arial"/>
+          <w:sz w:val="28"/>
+          <w:szCs w:val="28"/>
+        </w:rPr>
+        <w:tab/>
+      </w:r>
+      <w:r>
+        <w:rPr>
+          <w:rFonts w:ascii="Calibri" w:hAnsi="Calibri" w:cs="Arial"/>
+        </w:rPr>
+        <w:t xml:space="preserve">Survey </w:t>
+      </w:r>
+      <w:r>
+        <w:rPr>
+          <w:rFonts w:ascii="Calibri" w:hAnsi="Calibri" w:cs="Arial"/>
+        </w:rPr>
+        <w:t xml:space="preserve">&amp; compliance </w:t>
+      </w:r>
+      <w:r>
+        <w:rPr>
+          <w:rFonts w:ascii="Calibri" w:hAnsi="Calibri" w:cs="Arial"/>
+        </w:rPr>
+        <w:t>data</w:t>
+      </w:r>
+    </w:p>
+    <w:p>
+      <w:pPr>
+        <w:rPr>
+          <w:rFonts w:ascii="Calibri" w:hAnsi="Calibri" w:cs="Arial"/>
+        </w:rPr>
+      </w:pPr>
+      <w:r>
+        <w:rPr>
+          <w:rFonts w:ascii="Calibri" w:hAnsi="Calibri" w:cs="Arial"/>
+          <w:sz w:val="24"/>
+          <w:szCs w:val="24"/>
+        </w:rPr>
+        <w:t>Appendix B</w:t>
+      </w:r>
+      <w:r>
+        <w:rPr>
+          <w:rFonts w:ascii="Calibri" w:hAnsi="Calibri" w:cs="Arial"/>
+          <w:sz w:val="28"/>
+          <w:szCs w:val="28"/>
+        </w:rPr>
+        <w:tab/>
+      </w:r>
+      <w:r>
+        <w:rPr>
+          <w:rFonts w:ascii="Calibri" w:hAnsi="Calibri" w:cs="Arial"/>
+          <w:sz w:val="28"/>
+          <w:szCs w:val="28"/>
+        </w:rPr>
+        <w:tab/>
+      </w:r>
+      <w:r>
+        <w:rPr>
+          <w:rFonts w:ascii="Calibri" w:hAnsi="Calibri" w:cs="Arial"/>
+        </w:rPr>
+        <w:t>Stage discharge Relationship, Flow Uncertainty &amp; Curve</w:t>
+      </w:r>
+    </w:p>
+    <w:p>
+      <w:pPr>
+        <w:rPr>
+          <w:rFonts w:ascii="Calibri" w:hAnsi="Calibri" w:cs="Arial"/>
+        </w:rPr>
+      </w:pPr>
+      <w:r>
+        <w:rPr>
+          <w:rFonts w:ascii="Calibri" w:hAnsi="Calibri" w:cs="Arial"/>
+          <w:sz w:val="24"/>
+          <w:szCs w:val="24"/>
+        </w:rPr>
+        <w:t>Appendix C</w:t>
+      </w:r>
+      <w:r>
+        <w:rPr>
+          <w:rFonts w:ascii="Calibri" w:hAnsi="Calibri" w:cs="Arial"/>
+          <w:sz w:val="24"/>
+          <w:szCs w:val="24"/>
+        </w:rPr>
+        <w:tab/>
+      </w:r>
+      <w:r>
+        <w:rPr>
+          <w:rFonts w:ascii="Calibri" w:hAnsi="Calibri" w:cs="Arial"/>
+          <w:sz w:val="28"/>
+          <w:szCs w:val="28"/>
+        </w:rPr>
+        <w:tab/>
+      </w:r>
+      <w:r>
+        <w:rPr>
+          <w:rFonts w:ascii="Calibri" w:hAnsi="Calibri" w:cs="Arial"/>
+        </w:rPr>
+        <w:t>Weighted Daily Uncertainty</w:t>
+      </w:r>
+    </w:p>
+    <w:p>
+      <w:pPr>
+        <w:rPr>
+          <w:rFonts w:ascii="Calibri" w:hAnsi="Calibri" w:cs="Arial"/>
+        </w:rPr>
+      </w:pPr>
+      <w:r>
+        <w:rPr>
+          <w:rFonts w:ascii="Calibri" w:hAnsi="Calibri" w:cs="Arial"/>
+          <w:sz w:val="24"/>
+          <w:szCs w:val="24"/>
+        </w:rPr>
+        <w:t>Appendix D</w:t>
+      </w:r>
+      <w:r>
+        <w:rPr>
+          <w:rFonts w:ascii="Calibri" w:hAnsi="Calibri" w:cs="Arial"/>
+          <w:sz w:val="24"/>
+          <w:szCs w:val="24"/>
+        </w:rPr>
+        <w:tab/>
+      </w:r>
+      <w:r>
+        <w:rPr>
+          <w:rFonts w:ascii="Calibri" w:hAnsi="Calibri" w:cs="Arial"/>
+          <w:sz w:val="28"/>
+          <w:szCs w:val="28"/>
+        </w:rPr>
+        <w:tab/>
+      </w:r>
+      <w:r>
+        <w:rPr>
+          <w:rFonts w:ascii="Calibri" w:hAnsi="Calibri" w:cs="Arial"/>
+        </w:rPr>
+        <w:t>Routine</w:t>
+      </w:r>
+      <w:r>
+        <w:rPr>
+          <w:rFonts w:ascii="Calibri" w:hAnsi="Calibri" w:cs="Arial"/>
+        </w:rPr>
+        <w:t xml:space="preserve"> verification</w:t>
+      </w:r>
+    </w:p>
+    <w:p>
+      <w:pPr>
+        <w:rPr>
+          <w:rFonts w:ascii="Calibri" w:hAnsi="Calibri" w:cs="Arial"/>
+        </w:rPr>
+      </w:pPr>
+    </w:p>
+    <w:p>
+      <w:pPr>
+        <w:rPr>
+          <w:rFonts w:ascii="Calibri" w:hAnsi="Calibri" w:cs="Arial"/>
+        </w:rPr>
+      </w:pPr>
+    </w:p>
+    <w:p>
+      <w:pPr>
+        <w:rPr>
+          <w:rFonts w:asciiTheme="minorHAnsi" w:hAnsiTheme="minorHAnsi" w:cstheme="minorHAnsi"/>
+          <w:highlight w:val="green"/>
+        </w:rPr>
+      </w:pPr>
+    </w:p>
+    <w:p>
+      <w:pPr>
+        <w:rPr>
+          <w:rFonts w:asciiTheme="minorHAnsi" w:hAnsiTheme="minorHAnsi" w:cstheme="minorHAnsi"/>
+          <w:highlight w:val="green"/>
+        </w:rPr>
+      </w:pPr>
+    </w:p>
+    <w:p>
+      <w:pPr>
+        <w:rPr>
+          <w:rFonts w:asciiTheme="minorHAnsi" w:hAnsiTheme="minorHAnsi" w:cstheme="minorHAnsi"/>
+          <w:highlight w:val="green"/>
+        </w:rPr>
+      </w:pPr>
+    </w:p>
+    <w:p>
+      <w:pPr>
+        <w:rPr>
+          <w:rFonts w:asciiTheme="minorHAnsi" w:hAnsiTheme="minorHAnsi" w:cstheme="minorHAnsi"/>
+        </w:rPr>
+      </w:pPr>
+      <w:bookmarkStart w:id="1" w:name="_Hlk109924409"/>
+      <w:r>
+        <w:rPr>
+          <w:rFonts w:asciiTheme="minorHAnsi" w:hAnsiTheme="minorHAnsi" w:cstheme="minorHAnsi"/>
+          <w:b/>
+          <w:sz w:val="24"/>
+          <w:szCs w:val="24"/>
+          <w:u w:val="single"/>
+        </w:rPr>
+        <w:t xml:space="preserve">References </w:t>
+      </w:r>
+      <w:r>
+        <w:rPr>
+          <w:rFonts w:asciiTheme="minorHAnsi" w:hAnsiTheme="minorHAnsi" w:cstheme="minorHAnsi"/>
+          <w:b/>
+          <w:sz w:val="24"/>
+          <w:szCs w:val="24"/>
+          <w:u w:val="single"/>
+        </w:rPr>
+        <w:t xml:space="preserve">&amp; Definitions </w:t>
+      </w:r>
+      <w:r>
+        <w:rPr>
+          <w:rFonts w:asciiTheme="minorHAnsi" w:hAnsiTheme="minorHAnsi" w:cstheme="minorHAnsi"/>
+          <w:b/>
+          <w:sz w:val="24"/>
+          <w:szCs w:val="24"/>
+          <w:u w:val="single"/>
+        </w:rPr>
+        <w:t>1.0</w:t>
+      </w:r>
+    </w:p>
+    <w:p>
+      <w:pPr>
+        <w:rPr>
+          <w:rFonts w:asciiTheme="minorHAnsi" w:hAnsiTheme="minorHAnsi" w:cstheme="minorHAnsi"/>
+          <w:b/>
+          <w:sz w:val="24"/>
+          <w:szCs w:val="24"/>
+          <w:u w:val="single"/>
+        </w:rPr>
+      </w:pPr>
+    </w:p>
+    <w:p>
+      <w:pPr>
+        <w:rPr>
+          <w:rFonts w:asciiTheme="minorHAnsi" w:hAnsiTheme="minorHAnsi" w:cstheme="minorHAnsi"/>
+          <w:bCs/>
+          <w:color w:val="auto"/>
+        </w:rPr>
+      </w:pPr>
+      <w:r>
+        <w:rPr>
+          <w:rFonts w:asciiTheme="minorHAnsi" w:hAnsiTheme="minorHAnsi" w:cstheme="minorHAnsi"/>
+          <w:bCs/>
+        </w:rPr>
+        <w:t xml:space="preserve">{#references}</w:t>
+      </w:r>
+    </w:p>
+    <w:p>
+      <w:pPr>
+        <w:rPr>
+          <w:rFonts w:asciiTheme="minorHAnsi" w:hAnsiTheme="minorHAnsi" w:cstheme="minorHAnsi"/>
+        </w:rPr>
+      </w:pPr>
+      <w:r>
+        <w:rPr>
+          <w:rFonts w:asciiTheme="minorHAnsi" w:hAnsiTheme="minorHAnsi" w:cstheme="minorHAnsi"/>
+        </w:rPr>
+        <w:t>●</w:t>
+      </w:r>
+      <w:r>
+        <w:rPr>
+          <w:rFonts w:asciiTheme="minorHAnsi" w:hAnsiTheme="minorHAnsi" w:cstheme="minorHAnsi"/>
+        </w:rPr>
+        <w:tab/>
+      </w:r>
+      <w:bookmarkEnd w:id="1"/>
+      <w:r>
+        <w:rPr>
+          <w:rFonts w:asciiTheme="minorHAnsi" w:hAnsiTheme="minorHAnsi" w:cstheme="minorHAnsi"/>
+        </w:rPr>
+        <w:t>{.}</w:t>
+      </w:r>
+    </w:p>
+    <w:p>
+      <w:pPr>
+        <w:rPr>
+          <w:rFonts w:asciiTheme="minorHAnsi" w:hAnsiTheme="minorHAnsi" w:cstheme="minorHAnsi"/>
+        </w:rPr>
+      </w:pPr>
+      <w:r>
+        <w:rPr>
+          <w:rFonts w:asciiTheme="minorHAnsi" w:hAnsiTheme="minorHAnsi" w:cstheme="minorHAnsi"/>
+        </w:rPr>
+        <w:t>{/references}</w:t>
+      </w:r>
+    </w:p>
+    <w:p>
+      <w:pPr>
+        <w:rPr>
+          <w:rFonts w:ascii="Calibri" w:hAnsi="Calibri"/>
+        </w:rPr>
+      </w:pPr>
+    </w:p>
+    <w:p>
+      <w:pPr>
+        <w:rPr>
+          <w:rFonts w:ascii="Calibri" w:hAnsi="Calibri"/>
+        </w:rPr>
+      </w:pPr>
+    </w:p>
+    <w:p>
+      <w:pPr>
+        <w:rPr>
+          <w:rFonts w:ascii="Calibri" w:hAnsi="Calibri"/>
+        </w:rPr>
+      </w:pPr>
+    </w:p>
+    <w:p>
+      <w:pPr>
+        <w:rPr>
+          <w:rFonts w:ascii="Calibri" w:hAnsi="Calibri"/>
+        </w:rPr>
+      </w:pPr>
+    </w:p>
+    <w:p>
+      <w:pPr>
+        <w:rPr>
+          <w:rFonts w:ascii="Calibri" w:hAnsi="Calibri"/>
+        </w:rPr>
+      </w:pPr>
+    </w:p>
+    <w:p>
+      <w:pPr>
+        <w:rPr>
+          <w:rFonts w:ascii="Calibri" w:hAnsi="Calibri"/>
+        </w:rPr>
+      </w:pPr>
+    </w:p>
+    <w:p>
+      <w:pPr>
+        <w:rPr>
+          <w:rFonts w:ascii="Calibri" w:hAnsi="Calibri"/>
+        </w:rPr>
+      </w:pPr>
+    </w:p>
+    <w:p>
+      <w:pPr>
+        <w:rPr>
+          <w:rFonts w:ascii="Calibri" w:hAnsi="Calibri"/>
+        </w:rPr>
+      </w:pPr>
+    </w:p>
+    <w:p>
+      <w:pPr>
+        <w:rPr>
+          <w:rFonts w:ascii="Calibri" w:hAnsi="Calibri"/>
+        </w:rPr>
+      </w:pPr>
+    </w:p>
+    <w:p>
+      <w:pPr>
+        <w:rPr>
+          <w:rFonts w:ascii="Calibri" w:hAnsi="Calibri"/>
+        </w:rPr>
+      </w:pPr>
+    </w:p>
+    <w:p>
+      <w:pPr>
+        <w:rPr>
+          <w:rFonts w:ascii="Calibri" w:hAnsi="Calibri"/>
+        </w:rPr>
+      </w:pPr>
+    </w:p>
+    <w:p>
+      <w:pPr>
+        <w:rPr>
+          <w:rFonts w:ascii="Calibri" w:hAnsi="Calibri"/>
+        </w:rPr>
+      </w:pPr>
+    </w:p>
+    <w:p>
+      <w:pPr>
+        <w:rPr>
+          <w:rFonts w:ascii="Calibri" w:hAnsi="Calibri"/>
+        </w:rPr>
+      </w:pPr>
+      <w:r>
+        <w:rPr>
+          <w:rFonts w:ascii="Calibri" w:hAnsi="Calibri"/>
+        </w:rPr>
+        <w:br w:type="page"/>
+      </w:r>
+    </w:p>
+    <w:p>
+      <w:pPr>
+        <w:rPr>
+          <w:rFonts w:ascii="Calibri" w:hAnsi="Calibri" w:cs="Arial"/>
+          <w:b/>
+          <w:sz w:val="24"/>
+          <w:szCs w:val="24"/>
+          <w:u w:val="single"/>
+        </w:rPr>
+      </w:pPr>
+      <w:r>
+        <w:rPr>
+          <w:rFonts w:ascii="Calibri" w:hAnsi="Calibri" w:cs="Arial"/>
+          <w:b/>
+          <w:sz w:val="24"/>
+          <w:szCs w:val="24"/>
+          <w:u w:val="single"/>
+        </w:rPr>
+        <w:lastRenderedPageBreak/>
+        <w:t>Aerial view &amp; general arrangement 2.0</w:t>
+      </w:r>
+    </w:p>
+    <w:p>
+      <w:pPr>
+        <w:rPr>
+          <w:rFonts w:ascii="Calibri" w:hAnsi="Calibri" w:cs="Arial"/>
+          <w:b/>
+          <w:sz w:val="24"/>
+          <w:szCs w:val="24"/>
+          <w:u w:val="single"/>
+        </w:rPr>
+      </w:pPr>
+    </w:p>
+    <w:p>
+      <w:pPr>
+        <w:rPr>
+          <w:rFonts w:ascii="Calibri" w:hAnsi="Calibri" w:cs="Arial"/>
+          <w:b/>
+          <w:sz w:val="24"/>
+          <w:szCs w:val="24"/>
+          <w:u w:val="single"/>
+        </w:rPr>
+      </w:pPr>
+      <w:r>
+        <w:rPr>
+          <w:rFonts w:ascii="Calibri" w:hAnsi="Calibri" w:cs="Arial"/>
+          <w:bCs/>
+        </w:rPr>
+        <w:t xml:space="preserve">{aerialViewDescription}</w:t>
+      </w:r>
+    </w:p>
+    <w:p>
+      <w:pPr>
+        <w:rPr>
+          <w:rFonts w:ascii="Calibri" w:hAnsi="Calibri" w:cs="Arial"/>
+        </w:rPr>
+      </w:pPr>
+    </w:p>
+    <w:p>
+      <w:pPr>
+        <w:jc w:val="center"/>
+        <w:rPr>
+          <w:rFonts w:ascii="Calibri" w:hAnsi="Calibri" w:cs="Arial"/>
+        </w:rPr>
+      </w:pPr>
+    </w:p>
+    <w:p>
+      <w:pPr>
+        <w:jc w:val="center"/>
+        <w:rPr>
+          <w:rFonts w:ascii="Calibri" w:hAnsi="Calibri" w:cs="Arial"/>
+        </w:rPr>
+        <w:sectPr>
+          <w:footerReference w:type="even" r:id="rId13"/>
+          <w:footerReference w:type="default" r:id="rId14"/>
+          <w:pgSz w:w="12240" w:h="15840" w:code="1"/>
+          <w:pgMar w:top="1021" w:right="1797" w:bottom="1021" w:left="1797" w:header="720" w:footer="720" w:gutter="0"/>
+          <w:cols w:space="720"/>
+        </w:sectPr>
+      </w:pPr>
+      <w:r>
+        <w:rPr>
+          <w:rFonts w:ascii="Calibri" w:hAnsi="Calibri" w:cs="Arial"/>
+        </w:rPr>
+        <w:t>{%aerialViewImage1}</w:t>
+      </w:r>
+      <w:r>
+        <w:rPr>
+          <w:rFonts w:ascii="Calibri" w:hAnsi="Calibri" w:cs="Arial"/>
+        </w:rPr>
+        <w:t xml:space="preserve"> {aerialViewImage1Caption}</w:t>
+      </w:r>
+    </w:p>
+    <w:p>
+      <w:pPr>
+        <w:jc w:val="center"/>
+        <w:rPr>
+          <w:rFonts w:ascii="Calibri" w:hAnsi="Calibri" w:cs="Arial"/>
+        </w:rPr>
+      </w:pPr>
+      <w:r>
+        <w:rPr>
+          <w:rFonts w:ascii="Calibri" w:hAnsi="Calibri" w:cs="Arial"/>
+        </w:rPr>
+        <w:t>{%aerialViewImage2}</w:t>
+      </w:r>
+      <w:r>
+        <w:rPr>
+          <w:rFonts w:ascii="Calibri" w:hAnsi="Calibri" w:cs="Arial"/>
+        </w:rPr>
+        <w:t xml:space="preserve"> {aerialViewImage2Caption}</w:t>
+      </w:r>
+    </w:p>
+    <w:p>
+      <w:pPr>
+        <w:jc w:val="center"/>
+        <w:rPr>
+          <w:rFonts w:ascii="Calibri" w:hAnsi="Calibri" w:cs="Arial"/>
+        </w:rPr>
+      </w:pPr>
+    </w:p>
+    <w:p>
+      <w:pPr>
+        <w:jc w:val="center"/>
+        <w:rPr>
+          <w:rFonts w:ascii="Calibri" w:hAnsi="Calibri" w:cs="Arial"/>
+        </w:rPr>
+      </w:pPr>
+      <w:r>
+        <w:rPr>
+          <w:rFonts w:ascii="Calibri" w:hAnsi="Calibri" w:cs="Arial"/>
+        </w:rPr>
+        <w:t>{%aerialViewImage3}</w:t>
+      </w:r>
+      <w:r>
+        <w:rPr>
+          <w:rFonts w:ascii="Calibri" w:hAnsi="Calibri" w:cs="Arial"/>
+        </w:rPr>
+        <w:t xml:space="preserve"> {aerialViewImage3Caption}</w:t>
+      </w:r>
+    </w:p>
+    <w:p>
+      <w:pPr>
+        <w:jc w:val="center"/>
+        <w:rPr>
+          <w:rFonts w:ascii="Calibri" w:hAnsi="Calibri" w:cs="Arial"/>
+        </w:rPr>
+      </w:pPr>
+      <w:r>
+        <w:rPr>
+          <w:rFonts w:ascii="Calibri" w:hAnsi="Calibri" w:cs="Arial"/>
+        </w:rPr>
+        <w:t>{%aerialViewImage4}</w:t>
+      </w:r>
+    </w:p>
+    <w:p>
+      <w:pPr>
+        <w:jc w:val="center"/>
+        <w:rPr>
+          <w:rFonts w:ascii="Calibri" w:hAnsi="Calibri" w:cs="Arial"/>
+        </w:rPr>
+      </w:pPr>
+      <w:r>
+        <w:rPr>
+          <w:rFonts w:ascii="Calibri" w:hAnsi="Calibri" w:cs="Arial"/>
+        </w:rPr>
+        <w:t xml:space="preserve">{aerialViewImage4Caption}</w:t>
+      </w:r>
+    </w:p>
+    <w:p>
+      <w:pPr>
+        <w:jc w:val="center"/>
+        <w:rPr>
+          <w:rFonts w:ascii="Calibri" w:hAnsi="Calibri" w:cs="Arial"/>
+        </w:rPr>
+      </w:pPr>
+      <w:r>
+        <w:rPr>
+          <w:rFonts w:ascii="Calibri" w:hAnsi="Calibri" w:cs="Arial"/>
+        </w:rPr>
+        <w:t xml:space="preserve"> </w:t>
+      </w:r>
+      <w:r>
+        <w:rPr>
+          <w:rFonts w:ascii="Calibri" w:hAnsi="Calibri" w:cs="Arial"/>
+        </w:rPr>
+        <w:t>{%aerialViewImage5}</w:t>
+      </w:r>
+      <w:r>
+        <w:rPr>
+          <w:rFonts w:ascii="Calibri" w:hAnsi="Calibri" w:cs="Arial"/>
+        </w:rPr>
+        <w:t xml:space="preserve">   {aerialViewImage5Caption}</w:t>
+      </w:r>
+    </w:p>
+    <w:p>
+      <w:pPr>
+        <w:rPr>
+          <w:rFonts w:ascii="Calibri" w:hAnsi="Calibri" w:cs="Arial"/>
+        </w:rPr>
+        <w:sectPr>
+          <w:type w:val="continuous"/>
+          <w:pgSz w:w="12240" w:h="15840" w:code="1"/>
+          <w:pgMar w:top="1021" w:right="1797" w:bottom="1021" w:left="1797" w:header="720" w:footer="720" w:gutter="0"/>
+          <w:cols w:num="2" w:space="720"/>
+        </w:sectPr>
+      </w:pPr>
+    </w:p>
+    <w:p>
+      <w:pPr>
+        <w:rPr>
+          <w:rFonts w:ascii="Calibri" w:hAnsi="Calibri" w:cs="Arial"/>
+        </w:rPr>
+      </w:pPr>
+    </w:p>
+    <w:p>
+      <w:pPr>
+        <w:jc w:val="center"/>
+        <w:rPr>
+          <w:rFonts w:ascii="Calibri" w:hAnsi="Calibri" w:cs="Arial"/>
+        </w:rPr>
+      </w:pPr>
+    </w:p>
+    <w:p>
+      <w:pPr>
+        <w:jc w:val="center"/>
+        <w:rPr>
+          <w:rFonts w:ascii="Calibri" w:hAnsi="Calibri" w:cs="Arial"/>
+        </w:rPr>
+      </w:pPr>
+    </w:p>
+    <w:p>
+      <w:pPr>
+        <w:jc w:val="center"/>
+        <w:rPr>
+          <w:rFonts w:ascii="Calibri" w:hAnsi="Calibri" w:cs="Arial"/>
+        </w:rPr>
+      </w:pPr>
+    </w:p>
+    <w:p>
+      <w:pPr>
+        <w:jc w:val="center"/>
+        <w:rPr>
+          <w:rFonts w:ascii="Calibri" w:hAnsi="Calibri" w:cs="Arial"/>
+        </w:rPr>
+      </w:pPr>
+    </w:p>
+    <w:p>
+      <w:pPr>
+        <w:jc w:val="center"/>
+        <w:rPr>
+          <w:rFonts w:ascii="Calibri" w:hAnsi="Calibri" w:cs="Arial"/>
+        </w:rPr>
+      </w:pPr>
+    </w:p>
+    <w:p>
+      <w:pPr>
+        <w:rPr>
+          <w:rFonts w:ascii="Calibri" w:hAnsi="Calibri" w:cs="Arial"/>
+        </w:rPr>
+      </w:pPr>
+      <w:r>
+        <w:rPr>
+          <w:rFonts w:ascii="Calibri" w:hAnsi="Calibri" w:cs="Arial"/>
+        </w:rPr>
+        <w:br w:type="page"/>
+      </w:r>
+    </w:p>
+    <w:p>
+      <w:pPr>
+        <w:rPr>
+          <w:rFonts w:asciiTheme="minorHAnsi" w:hAnsiTheme="minorHAnsi" w:cstheme="minorHAnsi"/>
+          <w:b/>
+          <w:sz w:val="24"/>
+          <w:szCs w:val="24"/>
+          <w:u w:val="single"/>
+        </w:rPr>
+      </w:pPr>
+    </w:p>
+    <w:p>
+      <w:pPr>
+        <w:rPr>
+          <w:rFonts w:asciiTheme="minorHAnsi" w:hAnsiTheme="minorHAnsi" w:cstheme="minorHAnsi"/>
+          <w:b/>
+          <w:sz w:val="24"/>
+          <w:szCs w:val="24"/>
+          <w:u w:val="single"/>
+        </w:rPr>
+      </w:pPr>
+      <w:r>
+        <w:rPr>
+          <w:rFonts w:asciiTheme="minorHAnsi" w:hAnsiTheme="minorHAnsi" w:cstheme="minorHAnsi"/>
+          <w:b/>
+          <w:sz w:val="24"/>
+          <w:szCs w:val="24"/>
+          <w:u w:val="single"/>
+        </w:rPr>
+        <w:t xml:space="preserve">Site process &amp; schematic diagram </w:t>
+      </w:r>
+      <w:r>
+        <w:rPr>
+          <w:rFonts w:asciiTheme="minorHAnsi" w:hAnsiTheme="minorHAnsi" w:cstheme="minorHAnsi"/>
+          <w:b/>
+          <w:sz w:val="24"/>
+          <w:szCs w:val="24"/>
+          <w:u w:val="single"/>
+        </w:rPr>
+        <w:t>3</w:t>
+      </w:r>
+      <w:r>
+        <w:rPr>
+          <w:rFonts w:asciiTheme="minorHAnsi" w:hAnsiTheme="minorHAnsi" w:cstheme="minorHAnsi"/>
+          <w:b/>
+          <w:sz w:val="24"/>
+          <w:szCs w:val="24"/>
+          <w:u w:val="single"/>
+        </w:rPr>
+        <w:t xml:space="preserve">.0 </w:t>
+      </w:r>
+      <w:bookmarkStart w:id="2" w:name="_Hlk109924568"/>
+    </w:p>
+    <w:p>
+      <w:pPr>
+        <w:rPr>
+          <w:rFonts w:ascii="Calibri" w:hAnsi="Calibri" w:cs="Arial"/>
+        </w:rPr>
+      </w:pPr>
+    </w:p>
+    <w:p>
+      <w:pPr>
+        <w:rPr>
+          <w:rFonts w:ascii="Calibri" w:hAnsi="Calibri" w:cs="Calibri"/>
+        </w:rPr>
+      </w:pPr>
+      <w:bookmarkStart w:id="3" w:name="_Hlk109924615"/>
+      <w:bookmarkEnd w:id="2"/>
+      <w:r>
+        <w:rPr>
+          <w:rFonts w:ascii="Calibri" w:hAnsi="Calibri" w:cs="Calibri"/>
+        </w:rPr>
+        <w:t xml:space="preserve">{siteProcessDescription}</w:t>
+      </w:r>
+    </w:p>
+    <w:bookmarkEnd w:id="3"/>
+    <w:p>
+      <w:pPr>
+        <w:rPr>
+          <w:rFonts w:ascii="Calibri" w:hAnsi="Calibri" w:cs="Arial"/>
+        </w:rPr>
+      </w:pPr>
+      <w:r>
+        <w:rPr>
+          <w:rFonts w:ascii="Calibri" w:hAnsi="Calibri" w:cs="Arial"/>
+        </w:rPr>
+        <w:br w:type="page"/>
+      </w:r>
+    </w:p>
+    <w:p>
+      <w:pPr>
+        <w:rPr>
+          <w:rFonts w:ascii="Calibri" w:hAnsi="Calibri" w:cs="Calibri"/>
+        </w:rPr>
+      </w:pPr>
+      <w:r>
+        <w:rPr>
+          <w:rFonts w:asciiTheme="minorHAnsi" w:hAnsiTheme="minorHAnsi" w:cstheme="minorHAnsi"/>
+          <w:b/>
+          <w:sz w:val="24"/>
+          <w:szCs w:val="24"/>
+          <w:u w:val="single"/>
+        </w:rPr>
+        <w:lastRenderedPageBreak/>
+        <w:t xml:space="preserve">Site process &amp; schematic diagram </w:t>
+      </w:r>
+      <w:r>
+        <w:rPr>
+          <w:rFonts w:asciiTheme="minorHAnsi" w:hAnsiTheme="minorHAnsi" w:cstheme="minorHAnsi"/>
+          <w:b/>
+          <w:sz w:val="24"/>
+          <w:szCs w:val="24"/>
+          <w:u w:val="single"/>
+        </w:rPr>
+        <w:t>3</w:t>
+      </w:r>
+      <w:r>
+        <w:rPr>
+          <w:rFonts w:asciiTheme="minorHAnsi" w:hAnsiTheme="minorHAnsi" w:cstheme="minorHAnsi"/>
+          <w:b/>
+          <w:sz w:val="24"/>
+          <w:szCs w:val="24"/>
+          <w:u w:val="single"/>
+        </w:rPr>
+        <w:t xml:space="preserve">.0 </w:t>
+      </w:r>
+    </w:p>
+    <w:p>
+      <w:pPr>
+        <w:rPr>
+          <w:rFonts w:ascii="Calibri" w:hAnsi="Calibri" w:cs="Calibri"/>
+        </w:rPr>
+      </w:pPr>
+    </w:p>
+    <w:p>
+      <w:pPr>
+        <w:jc w:val="center"/>
+        <w:rPr>
+          <w:rFonts w:ascii="Calibri" w:hAnsi="Calibri" w:cs="Calibri"/>
+        </w:rPr>
+        <w:sectPr>
+          <w:type w:val="continuous"/>
+          <w:pgSz w:w="12240" w:h="15840" w:code="1"/>
+          <w:pgMar w:top="1021" w:right="1797" w:bottom="1021" w:left="1797" w:header="720" w:footer="720" w:gutter="0"/>
+          <w:cols w:space="720"/>
+        </w:sectPr>
+      </w:pPr>
+      <w:r>
+        <w:rPr>
+          <w:rFonts w:ascii="Calibri" w:hAnsi="Calibri" w:cs="Calibri"/>
+        </w:rPr>
+        <w:t>{%siteProcessImage1}</w:t>
+      </w:r>
+      <w:r>
+        <w:rPr>
+          <w:rFonts w:ascii="Calibri" w:hAnsi="Calibri" w:cs="Calibri"/>
+        </w:rPr>
+        <w:t xml:space="preserve">{siteProcessImage1Caption}</w:t>
+      </w:r>
+    </w:p>
+    <w:p>
+      <w:pPr>
+        <w:jc w:val="center"/>
+        <w:rPr>
+          <w:rFonts w:ascii="Calibri" w:hAnsi="Calibri" w:cs="Calibri"/>
+        </w:rPr>
+      </w:pPr>
+      <w:r>
+        <w:rPr>
+          <w:rFonts w:ascii="Calibri" w:hAnsi="Calibri" w:cs="Calibri"/>
+        </w:rPr>
+        <w:t>{%siteProcessImage2}</w:t>
+      </w:r>
+      <w:r>
+        <w:rPr>
+          <w:rFonts w:ascii="Calibri" w:hAnsi="Calibri" w:cs="Calibri"/>
+        </w:rPr>
+        <w:t xml:space="preserve">{siteProcessImage2Caption}</w:t>
+      </w:r>
+    </w:p>
+    <w:p>
+      <w:pPr>
+        <w:jc w:val="center"/>
+        <w:rPr>
+          <w:rFonts w:ascii="Calibri" w:hAnsi="Calibri" w:cs="Calibri"/>
+        </w:rPr>
+      </w:pPr>
+      <w:r>
+        <w:rPr>
+          <w:rFonts w:ascii="Calibri" w:hAnsi="Calibri" w:cs="Calibri"/>
+        </w:rPr>
+        <w:t>{%siteProcessImage3}</w:t>
+      </w:r>
+      <w:r>
+        <w:rPr>
+          <w:rFonts w:ascii="Calibri" w:hAnsi="Calibri" w:cs="Calibri"/>
+        </w:rPr>
+        <w:t xml:space="preserve">{siteProcessImage3Caption}</w:t>
+      </w:r>
+      <w:r>
+        <w:rPr>
+          <w:rFonts w:ascii="Calibri" w:hAnsi="Calibri" w:cs="Calibri"/>
+        </w:rPr>
+        <w:t>{%siteProcessImage4}</w:t>
+      </w:r>
+      <w:r>
+        <w:rPr>
+          <w:rFonts w:ascii="Calibri" w:hAnsi="Calibri" w:cs="Calibri"/>
+        </w:rPr>
+        <w:t xml:space="preserve">{siteProcessImage4Caption}</w:t>
+      </w:r>
+    </w:p>
+    <w:p>
+      <w:pPr>
+        <w:jc w:val="center"/>
+        <w:rPr>
+          <w:rFonts w:ascii="Calibri" w:hAnsi="Calibri" w:cs="Calibri"/>
+        </w:rPr>
+        <w:sectPr>
+          <w:type w:val="continuous"/>
+          <w:pgSz w:w="12240" w:h="15840" w:code="1"/>
+          <w:pgMar w:top="1021" w:right="1797" w:bottom="1021" w:left="1797" w:header="720" w:footer="720" w:gutter="0"/>
+          <w:cols w:num="2" w:space="720"/>
+        </w:sectPr>
+      </w:pPr>
+      <w:r>
+        <w:rPr>
+          <w:rFonts w:ascii="Calibri" w:hAnsi="Calibri" w:cs="Calibri"/>
+        </w:rPr>
+        <w:t>{%siteProcessImage5}</w:t>
+      </w:r>
+      <w:r>
+        <w:rPr>
+          <w:rFonts w:ascii="Calibri" w:hAnsi="Calibri" w:cs="Calibri"/>
+        </w:rPr>
+        <w:t xml:space="preserve">{siteProcessImage5Caption}</w:t>
+      </w:r>
+    </w:p>
+    <w:p>
+      <w:pPr>
+        <w:jc w:val="center"/>
+        <w:rPr>
+          <w:rFonts w:ascii="Calibri" w:hAnsi="Calibri" w:cs="Calibri"/>
+        </w:rPr>
+      </w:pPr>
+    </w:p>
+    <w:p>
+      <w:pPr>
+        <w:rPr>
+          <w:rFonts w:ascii="Calibri" w:hAnsi="Calibri" w:cs="Calibri"/>
+        </w:rPr>
+      </w:pPr>
+      <w:r>
+        <w:rPr>
+          <w:rFonts w:ascii="Calibri" w:hAnsi="Calibri" w:cs="Calibri"/>
+        </w:rPr>
+        <w:br w:type="page"/>
+      </w:r>
+      <w:r>
+        <w:rPr>
+          <w:rFonts w:asciiTheme="minorHAnsi" w:hAnsiTheme="minorHAnsi" w:cstheme="minorHAnsi"/>
+          <w:b/>
+          <w:sz w:val="24"/>
+          <w:szCs w:val="24"/>
+          <w:u w:val="single"/>
+        </w:rPr>
+        <w:lastRenderedPageBreak/>
+        <w:t>I</w:t>
+      </w:r>
+      <w:r>
+        <w:rPr>
+          <w:rFonts w:asciiTheme="minorHAnsi" w:hAnsiTheme="minorHAnsi" w:cstheme="minorHAnsi"/>
+          <w:b/>
+          <w:sz w:val="24"/>
+          <w:szCs w:val="24"/>
+          <w:u w:val="single"/>
+        </w:rPr>
+        <w:t xml:space="preserve">nspection of flow monitoring system </w:t>
+      </w:r>
+      <w:r>
+        <w:rPr>
+          <w:rFonts w:asciiTheme="minorHAnsi" w:hAnsiTheme="minorHAnsi" w:cstheme="minorHAnsi"/>
+          <w:b/>
+          <w:sz w:val="24"/>
+          <w:szCs w:val="24"/>
+          <w:u w:val="single"/>
+        </w:rPr>
+        <w:t>4</w:t>
+      </w:r>
+      <w:r>
+        <w:rPr>
+          <w:rFonts w:asciiTheme="minorHAnsi" w:hAnsiTheme="minorHAnsi" w:cstheme="minorHAnsi"/>
+          <w:b/>
+          <w:sz w:val="24"/>
+          <w:szCs w:val="24"/>
+          <w:u w:val="single"/>
+        </w:rPr>
+        <w:t>.0</w:t>
+      </w:r>
+    </w:p>
+    <w:p>
+      <w:pPr>
+        <w:rPr>
+          <w:rFonts w:asciiTheme="minorHAnsi" w:hAnsiTheme="minorHAnsi" w:cstheme="minorHAnsi"/>
+          <w:b/>
+          <w:highlight w:val="green"/>
+          <w:u w:val="single"/>
+        </w:rPr>
+      </w:pPr>
+    </w:p>
+    <w:p>
+      <w:pPr>
+        <w:rPr>
+          <w:rFonts w:asciiTheme="minorHAnsi" w:hAnsiTheme="minorHAnsi" w:cstheme="minorHAnsi"/>
+          <w:highlight w:val="green"/>
+        </w:rPr>
+      </w:pPr>
+      <w:r>
+        <w:rPr>
+          <w:rFonts w:asciiTheme="minorHAnsi" w:hAnsiTheme="minorHAnsi" w:cstheme="minorHAnsi"/>
+        </w:rPr>
+        <w:t xml:space="preserve">{inspectionFlowDescription}</w:t>
+      </w:r>
+    </w:p>
+    <w:p>
+      <w:pPr>
+        <w:jc w:val="center"/>
+        <w:rPr>
+          <w:rFonts w:asciiTheme="minorHAnsi" w:hAnsiTheme="minorHAnsi" w:cstheme="minorHAnsi"/>
+        </w:rPr>
+      </w:pPr>
+      <w:r>
+        <w:rPr>
+          <w:rFonts w:asciiTheme="minorHAnsi" w:hAnsiTheme="minorHAnsi" w:cstheme="minorHAnsi"/>
+          <w:noProof/>
+        </w:rPr>
+        <w:t xml:space="preserve">  </w:t>
+      </w:r>
+      <w:r>
+        <w:rPr>
+          <w:rFonts w:asciiTheme="minorHAnsi" w:hAnsiTheme="minorHAnsi" w:cstheme="minorHAnsi"/>
+          <w:noProof/>
+        </w:rPr>
+        <w:t xml:space="preserve"> </w:t>
+      </w:r>
+      <w:r>
+        <w:rPr>
+          <w:rFonts w:asciiTheme="minorHAnsi" w:hAnsiTheme="minorHAnsi" w:cstheme="minorHAnsi"/>
+          <w:noProof/>
+        </w:rPr>
+        <w:t xml:space="preserve"> </w:t>
+      </w:r>
+    </w:p>
+    <w:p>
+      <w:pPr>
+        <w:jc w:val="center"/>
+        <w:rPr>
+          <w:rFonts w:ascii="Calibri" w:hAnsi="Calibri" w:cs="Arial"/>
+        </w:rPr>
+        <w:sectPr>
+          <w:type w:val="continuous"/>
+          <w:pgSz w:w="12240" w:h="15840" w:code="1"/>
+          <w:pgMar w:top="1021" w:right="1797" w:bottom="1021" w:left="1797" w:header="720" w:footer="720" w:gutter="0"/>
+          <w:cols w:space="720"/>
+        </w:sectPr>
+      </w:pPr>
+      <w:r>
+        <w:rPr>
+          <w:rFonts w:ascii="Calibri" w:hAnsi="Calibri" w:cs="Arial"/>
+        </w:rPr>
+        <w:t>{%inspectionFlowImage1}</w:t>
+      </w:r>
+      <w:r>
+        <w:rPr>
+          <w:rFonts w:ascii="Calibri" w:hAnsi="Calibri" w:cs="Arial"/>
+        </w:rPr>
+        <w:t xml:space="preserve">{inspectionFlowImage1Caption}</w:t>
+      </w:r>
+    </w:p>
+    <w:p>
+      <w:pPr>
+        <w:jc w:val="center"/>
+        <w:rPr>
+          <w:rFonts w:ascii="Calibri" w:hAnsi="Calibri" w:cs="Arial"/>
+        </w:rPr>
+      </w:pPr>
+      <w:r>
+        <w:rPr>
+          <w:rFonts w:ascii="Calibri" w:hAnsi="Calibri" w:cs="Arial"/>
+        </w:rPr>
+        <w:t>{%inspectionFlowImage2}</w:t>
+      </w:r>
+      <w:r>
+        <w:rPr>
+          <w:rFonts w:ascii="Calibri" w:hAnsi="Calibri" w:cs="Arial"/>
+        </w:rPr>
+        <w:t xml:space="preserve">{inspectionFlowImage2Caption}</w:t>
+      </w:r>
+    </w:p>
+    <w:p>
+      <w:pPr>
+        <w:jc w:val="center"/>
+        <w:rPr>
+          <w:rFonts w:ascii="Calibri" w:hAnsi="Calibri" w:cs="Arial"/>
+        </w:rPr>
+      </w:pPr>
+      <w:r>
+        <w:rPr>
+          <w:rFonts w:ascii="Calibri" w:hAnsi="Calibri" w:cs="Arial"/>
+        </w:rPr>
+        <w:t>{%inspectionFlowImage3}</w:t>
+      </w:r>
+      <w:r>
+        <w:rPr>
+          <w:rFonts w:ascii="Calibri" w:hAnsi="Calibri" w:cs="Arial"/>
+        </w:rPr>
+        <w:t xml:space="preserve">{inspectionFlowImage3Caption}</w:t>
+      </w:r>
+    </w:p>
+    <w:p>
+      <w:pPr>
+        <w:jc w:val="center"/>
+        <w:rPr>
+          <w:rFonts w:ascii="Calibri" w:hAnsi="Calibri" w:cs="Arial"/>
+        </w:rPr>
+      </w:pPr>
+      <w:r>
+        <w:rPr>
+          <w:rFonts w:ascii="Calibri" w:hAnsi="Calibri" w:cs="Arial"/>
+        </w:rPr>
+        <w:t>{%inspectionFlowImage4}</w:t>
+      </w:r>
+    </w:p>
+    <w:p>
+      <w:pPr>
+        <w:jc w:val="center"/>
+        <w:rPr>
+          <w:rFonts w:ascii="Calibri" w:hAnsi="Calibri" w:cs="Arial"/>
+        </w:rPr>
+      </w:pPr>
+      <w:r>
+        <w:rPr>
+          <w:rFonts w:ascii="Calibri" w:hAnsi="Calibri" w:cs="Arial"/>
+        </w:rPr>
+        <w:t xml:space="preserve">{inspectionFlowImage4Caption}</w:t>
+      </w:r>
+    </w:p>
+    <w:p>
+      <w:pPr>
+        <w:jc w:val="center"/>
+        <w:rPr>
+          <w:rFonts w:asciiTheme="minorHAnsi" w:hAnsiTheme="minorHAnsi" w:cstheme="minorHAnsi"/>
+        </w:rPr>
+      </w:pPr>
+      <w:r>
+        <w:rPr>
+          <w:rFonts w:asciiTheme="minorHAnsi" w:hAnsiTheme="minorHAnsi" w:cstheme="minorHAnsi"/>
+        </w:rPr>
+        <w:t>{%inspectionFlowImage5}</w:t>
+      </w:r>
+      <w:r>
+        <w:rPr>
+          <w:rFonts w:asciiTheme="minorHAnsi" w:hAnsiTheme="minorHAnsi" w:cstheme="minorHAnsi"/>
+        </w:rPr>
+        <w:t xml:space="preserve">{inspectionFlowImage5Caption}</w:t>
+      </w:r>
+    </w:p>
+    <w:p>
+      <w:pPr>
+        <w:rPr>
+          <w:rFonts w:ascii="Calibri" w:hAnsi="Calibri" w:cs="Arial"/>
+        </w:rPr>
+      </w:pPr>
+    </w:p>
+    <w:p>
+      <w:pPr>
+        <w:jc w:val="center"/>
+        <w:rPr>
+          <w:rFonts w:asciiTheme="minorHAnsi" w:hAnsiTheme="minorHAnsi" w:cstheme="minorHAnsi"/>
+        </w:rPr>
+        <w:sectPr>
+          <w:type w:val="continuous"/>
+          <w:pgSz w:w="12240" w:h="15840" w:code="1"/>
+          <w:pgMar w:top="1021" w:right="1797" w:bottom="1021" w:left="1797" w:header="720" w:footer="720" w:gutter="0"/>
+          <w:cols w:num="2" w:space="720"/>
+        </w:sectPr>
+      </w:pPr>
+    </w:p>
+    <w:p>
+      <w:pPr>
+        <w:jc w:val="center"/>
+        <w:rPr>
+          <w:rFonts w:asciiTheme="minorHAnsi" w:hAnsiTheme="minorHAnsi" w:cstheme="minorHAnsi"/>
+        </w:rPr>
+      </w:pPr>
+    </w:p>
+    <w:p>
+      <w:pPr>
+        <w:jc w:val="center"/>
+        <w:rPr>
+          <w:rFonts w:asciiTheme="minorHAnsi" w:hAnsiTheme="minorHAnsi" w:cstheme="minorHAnsi"/>
+        </w:rPr>
+      </w:pPr>
+    </w:p>
+    <w:p>
+      <w:pPr>
+        <w:jc w:val="center"/>
+        <w:rPr>
+          <w:rFonts w:asciiTheme="minorHAnsi" w:hAnsiTheme="minorHAnsi" w:cstheme="minorHAnsi"/>
+        </w:rPr>
+      </w:pPr>
+    </w:p>
+    <w:p>
+      <w:pPr>
+        <w:jc w:val="center"/>
+        <w:rPr>
+          <w:rFonts w:asciiTheme="minorHAnsi" w:hAnsiTheme="minorHAnsi" w:cstheme="minorHAnsi"/>
+        </w:rPr>
+      </w:pPr>
+    </w:p>
+    <w:p>
+      <w:pPr>
+        <w:rPr>
+          <w:rFonts w:asciiTheme="minorHAnsi" w:hAnsiTheme="minorHAnsi" w:cstheme="minorHAnsi"/>
+          <w:highlight w:val="green"/>
+        </w:rPr>
+      </w:pPr>
+    </w:p>
+    <w:p>
+      <w:pPr>
+        <w:rPr>
+          <w:rFonts w:asciiTheme="minorHAnsi" w:hAnsiTheme="minorHAnsi" w:cstheme="minorHAnsi"/>
+          <w:highlight w:val="green"/>
+        </w:rPr>
+      </w:pPr>
+    </w:p>
+    <w:p>
+      <w:pPr>
+        <w:rPr>
+          <w:rFonts w:asciiTheme="minorHAnsi" w:hAnsiTheme="minorHAnsi" w:cstheme="minorHAnsi"/>
+          <w:highlight w:val="green"/>
+        </w:rPr>
+      </w:pPr>
+    </w:p>
+    <w:p>
+      <w:pPr>
+        <w:rPr>
+          <w:rFonts w:asciiTheme="minorHAnsi" w:hAnsiTheme="minorHAnsi" w:cstheme="minorHAnsi"/>
+          <w:b/>
+          <w:sz w:val="24"/>
+          <w:szCs w:val="24"/>
+          <w:u w:val="single"/>
+        </w:rPr>
+      </w:pPr>
+      <w:r>
+        <w:rPr>
+          <w:rFonts w:asciiTheme="minorHAnsi" w:hAnsiTheme="minorHAnsi" w:cstheme="minorHAnsi"/>
+          <w:b/>
+          <w:sz w:val="24"/>
+          <w:szCs w:val="24"/>
+          <w:u w:val="single"/>
+        </w:rPr>
+        <w:br w:type="page"/>
+      </w:r>
+    </w:p>
+    <w:p>
+      <w:pPr>
+        <w:rPr>
+          <w:rFonts w:asciiTheme="minorHAnsi" w:hAnsiTheme="minorHAnsi" w:cstheme="minorHAnsi"/>
+          <w:b/>
+          <w:sz w:val="24"/>
+          <w:szCs w:val="24"/>
+          <w:u w:val="single"/>
+        </w:rPr>
+      </w:pPr>
+      <w:r>
+        <w:rPr>
+          <w:rFonts w:asciiTheme="minorHAnsi" w:hAnsiTheme="minorHAnsi" w:cstheme="minorHAnsi"/>
+          <w:b/>
+          <w:sz w:val="24"/>
+          <w:szCs w:val="24"/>
+          <w:u w:val="single"/>
+        </w:rPr>
+        <w:lastRenderedPageBreak/>
+        <w:t xml:space="preserve">Flow </w:t>
+      </w:r>
+      <w:r>
+        <w:rPr>
+          <w:rFonts w:asciiTheme="minorHAnsi" w:hAnsiTheme="minorHAnsi" w:cstheme="minorHAnsi"/>
+          <w:b/>
+          <w:sz w:val="24"/>
+          <w:szCs w:val="24"/>
+          <w:u w:val="single"/>
+        </w:rPr>
+        <w:t>m</w:t>
+      </w:r>
+      <w:r>
+        <w:rPr>
+          <w:rFonts w:asciiTheme="minorHAnsi" w:hAnsiTheme="minorHAnsi" w:cstheme="minorHAnsi"/>
+          <w:b/>
+          <w:sz w:val="24"/>
+          <w:szCs w:val="24"/>
+          <w:u w:val="single"/>
+        </w:rPr>
+        <w:t xml:space="preserve">easurement </w:t>
+      </w:r>
+      <w:r>
+        <w:rPr>
+          <w:rFonts w:asciiTheme="minorHAnsi" w:hAnsiTheme="minorHAnsi" w:cstheme="minorHAnsi"/>
+          <w:b/>
+          <w:sz w:val="24"/>
+          <w:szCs w:val="24"/>
+          <w:u w:val="single"/>
+        </w:rPr>
+        <w:t>v</w:t>
+      </w:r>
+      <w:r>
+        <w:rPr>
+          <w:rFonts w:asciiTheme="minorHAnsi" w:hAnsiTheme="minorHAnsi" w:cstheme="minorHAnsi"/>
+          <w:b/>
+          <w:sz w:val="24"/>
+          <w:szCs w:val="24"/>
+          <w:u w:val="single"/>
+        </w:rPr>
+        <w:t xml:space="preserve">erification check </w:t>
+      </w:r>
+      <w:r>
+        <w:rPr>
+          <w:rFonts w:asciiTheme="minorHAnsi" w:hAnsiTheme="minorHAnsi" w:cstheme="minorHAnsi"/>
+          <w:b/>
+          <w:sz w:val="24"/>
+          <w:szCs w:val="24"/>
+          <w:u w:val="single"/>
+        </w:rPr>
+        <w:t>5</w:t>
+      </w:r>
+      <w:r>
+        <w:rPr>
+          <w:rFonts w:asciiTheme="minorHAnsi" w:hAnsiTheme="minorHAnsi" w:cstheme="minorHAnsi"/>
+          <w:b/>
+          <w:sz w:val="24"/>
+          <w:szCs w:val="24"/>
+          <w:u w:val="single"/>
+        </w:rPr>
+        <w:t>.0</w:t>
+      </w:r>
+    </w:p>
+    <w:p>
+      <w:pPr>
+        <w:rPr>
+          <w:rFonts w:asciiTheme="minorHAnsi" w:hAnsiTheme="minorHAnsi" w:cstheme="minorHAnsi"/>
+          <w:szCs w:val="10"/>
+        </w:rPr>
+      </w:pPr>
+      <w:bookmarkStart w:id="4" w:name="_Hlk109924990"/>
+    </w:p>
+    <w:p>
+      <w:pPr>
+        <w:rPr>
+          <w:rFonts w:asciiTheme="minorHAnsi" w:hAnsiTheme="minorHAnsi" w:cstheme="minorHAnsi"/>
+          <w:szCs w:val="10"/>
+          <w:lang w:val="en-US"/>
+        </w:rPr>
+      </w:pPr>
+      <w:r>
+        <w:rPr>
+          <w:rFonts w:asciiTheme="minorHAnsi" w:hAnsiTheme="minorHAnsi" w:cstheme="minorHAnsi"/>
+          <w:szCs w:val="10"/>
+        </w:rPr>
+        <w:t xml:space="preserve">{flowMeasurementDescription}</w:t>
+      </w:r>
+    </w:p>
+    <w:p>
+      <w:pPr>
+        <w:rPr>
+          <w:rFonts w:asciiTheme="minorHAnsi" w:hAnsiTheme="minorHAnsi" w:cstheme="minorHAnsi"/>
+          <w:b/>
+          <w:sz w:val="24"/>
+          <w:szCs w:val="24"/>
+          <w:u w:val="single"/>
+        </w:rPr>
+      </w:pPr>
+    </w:p>
+    <w:p>
+      <w:pPr>
+        <w:jc w:val="center"/>
+        <w:rPr>
+          <w:rFonts w:ascii="Calibri" w:hAnsi="Calibri" w:cs="Arial"/>
+        </w:rPr>
+      </w:pPr>
+      <w:r>
+        <w:rPr>
+          <w:rFonts w:ascii="Calibri" w:hAnsi="Calibri" w:cs="Arial"/>
+        </w:rPr>
+        <w:t>{%flowMeasurementImage1}</w:t>
+      </w:r>
+      <w:r>
+        <w:rPr>
+          <w:rFonts w:ascii="Calibri" w:hAnsi="Calibri" w:cs="Arial"/>
+        </w:rPr>
+        <w:t xml:space="preserve">{flowMeasurementImage1Caption}</w:t>
+      </w:r>
+    </w:p>
+    <w:p>
+      <w:pPr>
+        <w:jc w:val="center"/>
+        <w:rPr>
+          <w:rFonts w:ascii="Calibri" w:hAnsi="Calibri" w:cs="Arial"/>
+        </w:rPr>
+        <w:sectPr>
+          <w:type w:val="continuous"/>
+          <w:pgSz w:w="12240" w:h="15840" w:code="1"/>
+          <w:pgMar w:top="1021" w:right="1797" w:bottom="1021" w:left="1797" w:header="720" w:footer="720" w:gutter="0"/>
+          <w:cols w:space="720"/>
+        </w:sectPr>
+      </w:pPr>
+    </w:p>
+    <w:p>
+      <w:pPr>
+        <w:jc w:val="center"/>
+        <w:rPr>
+          <w:rFonts w:ascii="Calibri" w:hAnsi="Calibri" w:cs="Arial"/>
+        </w:rPr>
+      </w:pPr>
+      <w:r>
+        <w:rPr>
+          <w:rFonts w:ascii="Calibri" w:hAnsi="Calibri" w:cs="Arial"/>
+        </w:rPr>
+        <w:t>{%flowMeasurementImage2}</w:t>
+      </w:r>
+      <w:r>
+        <w:rPr>
+          <w:rFonts w:ascii="Calibri" w:hAnsi="Calibri" w:cs="Arial"/>
+        </w:rPr>
+        <w:t xml:space="preserve">{flowMeasurementImage2Caption}</w:t>
+      </w:r>
+    </w:p>
+    <w:p>
+      <w:pPr>
+        <w:jc w:val="center"/>
+        <w:rPr>
+          <w:rFonts w:ascii="Calibri" w:hAnsi="Calibri" w:cs="Arial"/>
+        </w:rPr>
+      </w:pPr>
+      <w:r>
+        <w:rPr>
+          <w:rFonts w:ascii="Calibri" w:hAnsi="Calibri" w:cs="Arial"/>
+        </w:rPr>
+        <w:t>{%flowMeasurementImage3}</w:t>
+      </w:r>
+      <w:r>
+        <w:rPr>
+          <w:rFonts w:ascii="Calibri" w:hAnsi="Calibri" w:cs="Arial"/>
+        </w:rPr>
+        <w:t xml:space="preserve">{flowMeasurementImage3Caption}</w:t>
+      </w:r>
+    </w:p>
+    <w:p>
+      <w:pPr>
+        <w:jc w:val="center"/>
+        <w:rPr>
+          <w:rFonts w:ascii="Calibri" w:hAnsi="Calibri" w:cs="Arial"/>
+        </w:rPr>
+      </w:pPr>
+    </w:p>
+    <w:p>
+      <w:pPr>
+        <w:jc w:val="center"/>
+        <w:rPr>
+          <w:rFonts w:ascii="Calibri" w:hAnsi="Calibri" w:cs="Arial"/>
+        </w:rPr>
+      </w:pPr>
+      <w:r>
+        <w:rPr>
+          <w:rFonts w:ascii="Calibri" w:hAnsi="Calibri" w:cs="Arial"/>
+        </w:rPr>
+        <w:t>{%flowMeasurementImage4}</w:t>
+      </w:r>
+      <w:r>
+        <w:rPr>
+          <w:rFonts w:ascii="Calibri" w:hAnsi="Calibri" w:cs="Arial"/>
+        </w:rPr>
+        <w:t xml:space="preserve">{flowMeasurementImage4Caption}</w:t>
+      </w:r>
+    </w:p>
+    <w:p>
+      <w:pPr>
+        <w:jc w:val="center"/>
+        <w:rPr>
+          <w:rFonts w:asciiTheme="minorHAnsi" w:hAnsiTheme="minorHAnsi" w:cstheme="minorHAnsi"/>
+          <w:b/>
+          <w:sz w:val="24"/>
+          <w:szCs w:val="24"/>
+          <w:u w:val="single"/>
+        </w:rPr>
+      </w:pPr>
+      <w:r>
+        <w:rPr>
+          <w:rFonts w:asciiTheme="minorHAnsi" w:hAnsiTheme="minorHAnsi" w:cstheme="minorHAnsi"/>
+          <w:b/>
+          <w:sz w:val="24"/>
+          <w:szCs w:val="24"/>
+          <w:u w:val="single"/>
+        </w:rPr>
+        <w:t>{%flowMeasurementImage5}</w:t>
+      </w:r>
+      <w:r>
+        <w:rPr>
+          <w:rFonts w:asciiTheme="minorHAnsi" w:hAnsiTheme="minorHAnsi" w:cstheme="minorHAnsi"/>
+          <w:b/>
+          <w:sz w:val="24"/>
+          <w:szCs w:val="24"/>
+          <w:u w:val="single"/>
+        </w:rPr>
+        <w:t xml:space="preserve">{flowMeasurementImage5Caption}</w:t>
+      </w:r>
+    </w:p>
+    <w:p>
+      <w:pPr>
+        <w:rPr>
+          <w:rFonts w:ascii="Calibri" w:hAnsi="Calibri" w:cs="Arial"/>
+          <w:lang w:val="en-US"/>
+        </w:rPr>
+        <w:sectPr>
+          <w:type w:val="continuous"/>
+          <w:pgSz w:w="12240" w:h="15840" w:code="1"/>
+          <w:pgMar w:top="1021" w:right="1797" w:bottom="1021" w:left="1797" w:header="720" w:footer="720" w:gutter="0"/>
+          <w:cols w:num="2" w:space="720"/>
+        </w:sectPr>
+      </w:pPr>
+    </w:p>
+    <w:p>
+      <w:pPr>
+        <w:rPr>
+          <w:rFonts w:ascii="Calibri" w:hAnsi="Calibri" w:cs="Arial"/>
+          <w:lang w:val="en-US"/>
+        </w:rPr>
+      </w:pPr>
+    </w:p>
+    <w:p>
+      <w:pPr>
+        <w:rPr>
+          <w:rFonts w:asciiTheme="minorHAnsi" w:hAnsiTheme="minorHAnsi" w:cstheme="minorHAnsi"/>
+          <w:b/>
+          <w:sz w:val="24"/>
+          <w:szCs w:val="24"/>
+          <w:u w:val="single"/>
+        </w:rPr>
+      </w:pPr>
+    </w:p>
+    <w:p>
+      <w:pPr>
+        <w:rPr>
+          <w:rFonts w:asciiTheme="minorHAnsi" w:hAnsiTheme="minorHAnsi" w:cstheme="minorHAnsi"/>
+          <w:b/>
+          <w:sz w:val="24"/>
+          <w:szCs w:val="24"/>
+          <w:u w:val="single"/>
+        </w:rPr>
+      </w:pPr>
+    </w:p>
+    <w:p>
+      <w:pPr>
+        <w:rPr>
+          <w:rFonts w:asciiTheme="minorHAnsi" w:hAnsiTheme="minorHAnsi" w:cstheme="minorHAnsi"/>
+          <w:b/>
+          <w:sz w:val="24"/>
+          <w:szCs w:val="24"/>
+          <w:u w:val="single"/>
+        </w:rPr>
+      </w:pPr>
+    </w:p>
+    <w:p>
+      <w:pPr>
+        <w:rPr>
+          <w:rFonts w:asciiTheme="minorHAnsi" w:hAnsiTheme="minorHAnsi" w:cstheme="minorHAnsi"/>
+          <w:b/>
+          <w:sz w:val="24"/>
+          <w:szCs w:val="24"/>
+          <w:u w:val="single"/>
+        </w:rPr>
+      </w:pPr>
+      <w:r>
+        <w:rPr>
+          <w:rFonts w:asciiTheme="minorHAnsi" w:hAnsiTheme="minorHAnsi" w:cstheme="minorHAnsi"/>
+          <w:b/>
+          <w:sz w:val="24"/>
+          <w:szCs w:val="24"/>
+          <w:u w:val="single"/>
+        </w:rPr>
+        <w:br w:type="page"/>
+      </w:r>
+    </w:p>
+    <w:p>
+      <w:pPr>
+        <w:rPr>
+          <w:rFonts w:asciiTheme="minorHAnsi" w:hAnsiTheme="minorHAnsi" w:cstheme="minorHAnsi"/>
+          <w:sz w:val="16"/>
+          <w:szCs w:val="10"/>
+          <w:highlight w:val="green"/>
+        </w:rPr>
+      </w:pPr>
+      <w:r>
+        <w:rPr>
+          <w:rFonts w:asciiTheme="minorHAnsi" w:hAnsiTheme="minorHAnsi" w:cstheme="minorHAnsi"/>
+          <w:b/>
+          <w:sz w:val="24"/>
+          <w:szCs w:val="24"/>
+          <w:u w:val="single"/>
+        </w:rPr>
+        <w:lastRenderedPageBreak/>
+        <w:t xml:space="preserve">Survey </w:t>
+      </w:r>
+      <w:r>
+        <w:rPr>
+          <w:rFonts w:asciiTheme="minorHAnsi" w:hAnsiTheme="minorHAnsi" w:cstheme="minorHAnsi"/>
+          <w:b/>
+          <w:sz w:val="24"/>
+          <w:szCs w:val="24"/>
+          <w:u w:val="single"/>
+        </w:rPr>
+        <w:t>m</w:t>
+      </w:r>
+      <w:r>
+        <w:rPr>
+          <w:rFonts w:asciiTheme="minorHAnsi" w:hAnsiTheme="minorHAnsi" w:cstheme="minorHAnsi"/>
+          <w:b/>
+          <w:sz w:val="24"/>
+          <w:szCs w:val="24"/>
+          <w:u w:val="single"/>
+        </w:rPr>
+        <w:t xml:space="preserve">easurement </w:t>
+      </w:r>
+      <w:r>
+        <w:rPr>
+          <w:rFonts w:asciiTheme="minorHAnsi" w:hAnsiTheme="minorHAnsi" w:cstheme="minorHAnsi"/>
+          <w:b/>
+          <w:sz w:val="24"/>
+          <w:szCs w:val="24"/>
+          <w:u w:val="single"/>
+        </w:rPr>
+        <w:t>e</w:t>
+      </w:r>
+      <w:r>
+        <w:rPr>
+          <w:rFonts w:asciiTheme="minorHAnsi" w:hAnsiTheme="minorHAnsi" w:cstheme="minorHAnsi"/>
+          <w:b/>
+          <w:sz w:val="24"/>
+          <w:szCs w:val="24"/>
+          <w:u w:val="single"/>
+        </w:rPr>
+        <w:t xml:space="preserve">quipment </w:t>
+      </w:r>
+      <w:r>
+        <w:rPr>
+          <w:rFonts w:asciiTheme="minorHAnsi" w:hAnsiTheme="minorHAnsi" w:cstheme="minorHAnsi"/>
+          <w:b/>
+          <w:sz w:val="24"/>
+          <w:szCs w:val="24"/>
+          <w:u w:val="single"/>
+        </w:rPr>
+        <w:t>6</w:t>
+      </w:r>
+      <w:r>
+        <w:rPr>
+          <w:rFonts w:asciiTheme="minorHAnsi" w:hAnsiTheme="minorHAnsi" w:cstheme="minorHAnsi"/>
+          <w:b/>
+          <w:sz w:val="24"/>
+          <w:szCs w:val="24"/>
+          <w:u w:val="single"/>
+        </w:rPr>
+        <w:t>.0</w:t>
+      </w:r>
+    </w:p>
+    <w:p>
+      <w:pPr>
+        <w:rPr>
+          <w:rFonts w:asciiTheme="minorHAnsi" w:hAnsiTheme="minorHAnsi" w:cstheme="minorHAnsi"/>
+          <w:highlight w:val="green"/>
+        </w:rPr>
+      </w:pPr>
+    </w:p>
+    <w:p>
+      <w:pPr>
+        <w:rPr>
+          <w:rFonts w:asciiTheme="minorHAnsi" w:hAnsiTheme="minorHAnsi" w:cstheme="minorHAnsi"/>
+          <w:b/>
+          <w:sz w:val="24"/>
+          <w:szCs w:val="24"/>
+          <w:u w:val="single"/>
+        </w:rPr>
+      </w:pPr>
+    </w:p>
+    <w:p>
+      <w:pPr>
+        <w:rPr>
+          <w:rFonts w:asciiTheme="minorHAnsi" w:hAnsiTheme="minorHAnsi" w:cstheme="minorHAnsi"/>
+          <w:b/>
+          <w:sz w:val="24"/>
+          <w:szCs w:val="24"/>
+          <w:u w:val="single"/>
+        </w:rPr>
+      </w:pPr>
+    </w:p>
+    <w:p>
+      <w:pPr>
+        <w:rPr>
+          <w:rFonts w:asciiTheme="minorHAnsi" w:hAnsiTheme="minorHAnsi" w:cstheme="minorHAnsi"/>
+          <w:b/>
+          <w:sz w:val="24"/>
+          <w:szCs w:val="24"/>
+          <w:u w:val="single"/>
+        </w:rPr>
+      </w:pPr>
+    </w:p>
+    <w:p>
+      <w:pPr>
+        <w:rPr>
+          <w:rFonts w:asciiTheme="minorHAnsi" w:hAnsiTheme="minorHAnsi" w:cstheme="minorHAnsi"/>
+          <w:b/>
+          <w:sz w:val="24"/>
+          <w:szCs w:val="24"/>
+          <w:u w:val="single"/>
+        </w:rPr>
+      </w:pPr>
+    </w:p>
+    <w:p>
+      <w:pPr>
+        <w:rPr>
+          <w:rFonts w:asciiTheme="minorHAnsi" w:hAnsiTheme="minorHAnsi" w:cstheme="minorHAnsi"/>
+          <w:b/>
+          <w:sz w:val="24"/>
+          <w:szCs w:val="24"/>
+          <w:u w:val="single"/>
+        </w:rPr>
+      </w:pPr>
+    </w:p>
+    <w:p>
+      <w:pPr>
+        <w:rPr>
+          <w:rFonts w:asciiTheme="minorHAnsi" w:hAnsiTheme="minorHAnsi" w:cstheme="minorHAnsi"/>
+          <w:b/>
+          <w:sz w:val="24"/>
+          <w:szCs w:val="24"/>
+          <w:u w:val="single"/>
+        </w:rPr>
+      </w:pPr>
+    </w:p>
+    <w:p>
+      <w:pPr>
+        <w:rPr>
+          <w:rFonts w:asciiTheme="minorHAnsi" w:hAnsiTheme="minorHAnsi" w:cstheme="minorHAnsi"/>
+          <w:b/>
+          <w:sz w:val="24"/>
+          <w:szCs w:val="24"/>
+          <w:u w:val="single"/>
+        </w:rPr>
+      </w:pPr>
+    </w:p>
+    <w:p>
+      <w:pPr>
+        <w:rPr>
+          <w:rFonts w:asciiTheme="minorHAnsi" w:hAnsiTheme="minorHAnsi" w:cstheme="minorHAnsi"/>
+          <w:b/>
+          <w:sz w:val="24"/>
+          <w:szCs w:val="24"/>
+          <w:u w:val="single"/>
+        </w:rPr>
+      </w:pPr>
+      <w:r>
+        <w:rPr>
+          <w:rFonts w:asciiTheme="minorHAnsi" w:hAnsiTheme="minorHAnsi" w:cstheme="minorHAnsi"/>
+          <w:b/>
+          <w:sz w:val="24"/>
+          <w:szCs w:val="24"/>
+          <w:u w:val="single"/>
+        </w:rPr>
+        <w:br w:type="page"/>
+      </w:r>
+    </w:p>
+    <w:p>
+      <w:pPr>
+        <w:rPr>
+          <w:rFonts w:asciiTheme="minorHAnsi" w:hAnsiTheme="minorHAnsi" w:cstheme="minorHAnsi"/>
+          <w:b/>
+          <w:sz w:val="24"/>
+          <w:szCs w:val="24"/>
+          <w:u w:val="single"/>
+        </w:rPr>
+      </w:pPr>
+      <w:r>
+        <w:rPr>
+          <w:rFonts w:asciiTheme="minorHAnsi" w:hAnsiTheme="minorHAnsi" w:cstheme="minorHAnsi"/>
+          <w:b/>
+          <w:sz w:val="24"/>
+          <w:szCs w:val="24"/>
+          <w:u w:val="single"/>
+        </w:rPr>
+        <w:lastRenderedPageBreak/>
+        <w:t xml:space="preserve">Conclusions </w:t>
+      </w:r>
+      <w:r>
+        <w:rPr>
+          <w:rFonts w:asciiTheme="minorHAnsi" w:hAnsiTheme="minorHAnsi" w:cstheme="minorHAnsi"/>
+          <w:b/>
+          <w:sz w:val="24"/>
+          <w:szCs w:val="24"/>
+          <w:u w:val="single"/>
+        </w:rPr>
+        <w:t>7</w:t>
+      </w:r>
+      <w:r>
+        <w:rPr>
+          <w:rFonts w:asciiTheme="minorHAnsi" w:hAnsiTheme="minorHAnsi" w:cstheme="minorHAnsi"/>
+          <w:b/>
+          <w:sz w:val="24"/>
+          <w:szCs w:val="24"/>
+          <w:u w:val="single"/>
+        </w:rPr>
+        <w:t>.0</w:t>
+      </w:r>
+    </w:p>
+    <w:p>
+      <w:pPr>
+        <w:rPr>
+          <w:rFonts w:asciiTheme="minorHAnsi" w:hAnsiTheme="minorHAnsi" w:cstheme="minorHAnsi"/>
+          <w:b/>
+          <w:highlight w:val="green"/>
+          <w:u w:val="single"/>
+        </w:rPr>
+      </w:pPr>
+    </w:p>
+    <w:p>
+      <w:pPr>
+        <w:rPr>
+          <w:rFonts w:ascii="Calibri" w:hAnsi="Calibri" w:cs="Arial"/>
+        </w:rPr>
+      </w:pPr>
+      <w:r>
+        <w:rPr>
+          <w:rFonts w:ascii="Calibri" w:hAnsi="Calibri" w:cs="Arial"/>
+        </w:rPr>
+        <w:t xml:space="preserve">Based upon flow data provided by </w:t>
+      </w:r>
+      <w:r>
+        <w:rPr>
+          <w:rFonts w:ascii="Calibri" w:hAnsi="Calibri" w:cs="Arial"/>
+        </w:rPr>
+        <w:t xml:space="preserve">NIW </w:t>
+      </w:r>
+      <w:r>
+        <w:rPr>
+          <w:rFonts w:ascii="Calibri" w:hAnsi="Calibri" w:cs="Arial"/>
+        </w:rPr>
+        <w:t xml:space="preserve">and using data for </w:t>
+      </w:r>
+      <w:r>
+        <w:rPr>
+          <w:rFonts w:ascii="Calibri" w:hAnsi="Calibri" w:cs="Arial"/>
+        </w:rPr>
+        <w:t xml:space="preserve">{conclusionDate}</w:t>
+      </w:r>
+      <w:r>
+        <w:rPr>
+          <w:rFonts w:ascii="Calibri" w:hAnsi="Calibri" w:cs="Arial"/>
+        </w:rPr>
+        <w:t xml:space="preserve"> that being a typical dry weather day, the weighted uncertainty was calculated to </w:t>
+      </w:r>
+      <w:r>
+        <w:rPr>
+          <w:rFonts w:ascii="Calibri" w:hAnsi="Calibri" w:cs="Arial"/>
+        </w:rPr>
+        <w:t xml:space="preserve">be ± </w:t>
+      </w:r>
+      <w:r>
+        <w:rPr>
+          <w:rFonts w:ascii="Calibri" w:hAnsi="Calibri" w:cs="Arial"/>
+        </w:rPr>
+        <w:t xml:space="preserve">{conclusionUnCert}</w:t>
+      </w:r>
+      <w:r>
+        <w:rPr>
+          <w:rFonts w:ascii="Calibri" w:hAnsi="Calibri" w:cs="Arial"/>
+        </w:rPr>
+        <w:t xml:space="preserve"> %</w:t>
+      </w:r>
+      <w:r>
+        <w:rPr>
+          <w:rFonts w:ascii="Calibri" w:hAnsi="Calibri" w:cs="Arial"/>
+        </w:rPr>
+        <w:t xml:space="preserve"> of the total daily discharge.  </w:t>
+      </w:r>
+    </w:p>
+    <w:p>
+      <w:pPr>
+        <w:rPr>
+          <w:rFonts w:asciiTheme="minorHAnsi" w:hAnsiTheme="minorHAnsi" w:cstheme="minorHAnsi"/>
+          <w:highlight w:val="green"/>
+        </w:rPr>
+      </w:pPr>
+    </w:p>
+    <w:p>
+      <w:pPr>
+        <w:rPr>
+          <w:rFonts w:asciiTheme="minorHAnsi" w:hAnsiTheme="minorHAnsi" w:cstheme="minorHAnsi"/>
+          <w:b/>
+          <w:sz w:val="24"/>
+          <w:szCs w:val="24"/>
+          <w:highlight w:val="green"/>
+          <w:u w:val="single"/>
+        </w:rPr>
+      </w:pPr>
+    </w:p>
+    <w:p>
+      <w:pPr>
+        <w:rPr>
+          <w:rFonts w:asciiTheme="minorHAnsi" w:hAnsiTheme="minorHAnsi" w:cstheme="minorHAnsi"/>
+          <w:b/>
+          <w:sz w:val="24"/>
+          <w:szCs w:val="24"/>
+          <w:u w:val="single"/>
+        </w:rPr>
+      </w:pPr>
+      <w:r>
+        <w:rPr>
+          <w:rFonts w:asciiTheme="minorHAnsi" w:hAnsiTheme="minorHAnsi" w:cstheme="minorHAnsi"/>
+          <w:b/>
+          <w:sz w:val="24"/>
+          <w:szCs w:val="24"/>
+          <w:u w:val="single"/>
+        </w:rPr>
+        <w:t xml:space="preserve">Recommendations </w:t>
+      </w:r>
+      <w:r>
+        <w:rPr>
+          <w:rFonts w:asciiTheme="minorHAnsi" w:hAnsiTheme="minorHAnsi" w:cstheme="minorHAnsi"/>
+          <w:b/>
+          <w:sz w:val="24"/>
+          <w:szCs w:val="24"/>
+          <w:u w:val="single"/>
+        </w:rPr>
+        <w:t>8</w:t>
+      </w:r>
+      <w:r>
+        <w:rPr>
+          <w:rFonts w:asciiTheme="minorHAnsi" w:hAnsiTheme="minorHAnsi" w:cstheme="minorHAnsi"/>
+          <w:b/>
+          <w:sz w:val="24"/>
+          <w:szCs w:val="24"/>
+          <w:u w:val="single"/>
+        </w:rPr>
+        <w:t>.0</w:t>
+      </w:r>
+    </w:p>
+    <w:p>
+      <w:pPr>
+        <w:rPr>
+          <w:rFonts w:asciiTheme="minorHAnsi" w:hAnsiTheme="minorHAnsi" w:cstheme="minorHAnsi"/>
+          <w:b/>
+          <w:u w:val="single"/>
+        </w:rPr>
+      </w:pPr>
+    </w:p>
+    <w:p>
+      <w:pPr>
+        <w:rPr>
+          <w:rFonts w:asciiTheme="minorHAnsi" w:hAnsiTheme="minorHAnsi" w:cstheme="minorHAnsi"/>
+        </w:rPr>
+      </w:pPr>
+      <w:r>
+        <w:rPr>
+          <w:rFonts w:asciiTheme="minorHAnsi" w:hAnsiTheme="minorHAnsi" w:cstheme="minorHAnsi"/>
+        </w:rPr>
+        <w:t>N</w:t>
+      </w:r>
+      <w:r>
+        <w:rPr>
+          <w:rFonts w:asciiTheme="minorHAnsi" w:hAnsiTheme="minorHAnsi" w:cstheme="minorHAnsi"/>
+        </w:rPr>
+        <w:t>o recommendations</w:t>
+      </w:r>
+      <w:r>
+        <w:rPr>
+          <w:rFonts w:asciiTheme="minorHAnsi" w:hAnsiTheme="minorHAnsi" w:cstheme="minorHAnsi"/>
+        </w:rPr>
+        <w:t xml:space="preserve"> are</w:t>
+      </w:r>
+      <w:r>
+        <w:rPr>
+          <w:rFonts w:asciiTheme="minorHAnsi" w:hAnsiTheme="minorHAnsi" w:cstheme="minorHAnsi"/>
+        </w:rPr>
+        <w:t xml:space="preserve"> required for the system.</w:t>
+      </w:r>
+    </w:p>
+    <w:p>
+      <w:pPr>
+        <w:rPr>
+          <w:rFonts w:asciiTheme="minorHAnsi" w:hAnsiTheme="minorHAnsi" w:cstheme="minorHAnsi"/>
+          <w:highlight w:val="green"/>
+        </w:rPr>
+      </w:pPr>
+    </w:p>
+    <w:p>
+      <w:pPr>
+        <w:pStyle w:val="Header"/>
+        <w:rPr>
+          <w:rFonts w:asciiTheme="minorHAnsi" w:hAnsiTheme="minorHAnsi" w:cstheme="minorHAnsi"/>
+          <w:bCs/>
+          <w:i/>
+          <w:iCs/>
+          <w:sz w:val="16"/>
+          <w:szCs w:val="16"/>
+        </w:rPr>
+      </w:pPr>
+      <w:r>
+        <w:rPr>
+          <w:rFonts w:asciiTheme="minorHAnsi" w:hAnsiTheme="minorHAnsi" w:cstheme="minorHAnsi"/>
+          <w:bCs/>
+          <w:i/>
+          <w:iCs/>
+          <w:sz w:val="16"/>
+          <w:szCs w:val="16"/>
+        </w:rPr>
+        <w:t>“</w:t>
+      </w:r>
+      <w:r>
+        <w:rPr>
+          <w:rFonts w:asciiTheme="minorHAnsi" w:hAnsiTheme="minorHAnsi" w:cstheme="minorHAnsi"/>
+          <w:bCs/>
+          <w:i/>
+          <w:iCs/>
+          <w:sz w:val="16"/>
+          <w:szCs w:val="16"/>
+          <w:vertAlign w:val="superscript"/>
+        </w:rPr>
+        <w:t>1</w:t>
+      </w:r>
+      <w:r>
+        <w:rPr>
+          <w:rFonts w:asciiTheme="minorHAnsi" w:hAnsiTheme="minorHAnsi" w:cstheme="minorHAnsi"/>
+          <w:bCs/>
+          <w:i/>
+          <w:iCs/>
+          <w:sz w:val="16"/>
+          <w:szCs w:val="16"/>
+        </w:rPr>
+        <w:t>These</w:t>
+      </w:r>
+      <w:r>
+        <w:rPr>
+          <w:rFonts w:asciiTheme="minorHAnsi" w:hAnsiTheme="minorHAnsi" w:cstheme="minorHAnsi"/>
+          <w:bCs/>
+          <w:i/>
+          <w:iCs/>
+          <w:sz w:val="16"/>
+          <w:szCs w:val="16"/>
+        </w:rPr>
+        <w:t xml:space="preserve"> or any</w:t>
+      </w:r>
+      <w:r>
+        <w:rPr>
+          <w:rFonts w:asciiTheme="minorHAnsi" w:hAnsiTheme="minorHAnsi" w:cstheme="minorHAnsi"/>
+          <w:bCs/>
+          <w:i/>
+          <w:iCs/>
+          <w:sz w:val="16"/>
+          <w:szCs w:val="16"/>
+        </w:rPr>
+        <w:t xml:space="preserve"> recommendations</w:t>
+      </w:r>
+      <w:r>
+        <w:rPr>
+          <w:rFonts w:asciiTheme="minorHAnsi" w:hAnsiTheme="minorHAnsi" w:cstheme="minorHAnsi"/>
+          <w:bCs/>
+          <w:i/>
+          <w:iCs/>
+          <w:sz w:val="16"/>
+          <w:szCs w:val="16"/>
+        </w:rPr>
+        <w:t xml:space="preserve"> above</w:t>
+      </w:r>
+      <w:r>
+        <w:rPr>
+          <w:rFonts w:asciiTheme="minorHAnsi" w:hAnsiTheme="minorHAnsi" w:cstheme="minorHAnsi"/>
+          <w:bCs/>
+          <w:i/>
+          <w:iCs/>
+          <w:sz w:val="16"/>
+          <w:szCs w:val="16"/>
+        </w:rPr>
+        <w:t xml:space="preserve"> are provided, based on information gathered during the site inspection and are not to be considered as detailed design consultancy or as the basis of design or a scope of works to bring this facility into conformity with current MCERTS requirements.”</w:t>
+      </w:r>
+    </w:p>
+    <w:p>
+      <w:pPr>
+        <w:rPr>
+          <w:rFonts w:asciiTheme="minorHAnsi" w:hAnsiTheme="minorHAnsi" w:cstheme="minorHAnsi"/>
+          <w:vertAlign w:val="superscript"/>
+        </w:rPr>
+      </w:pPr>
+    </w:p>
+    <w:p>
+      <w:pPr>
+        <w:rPr>
+          <w:rFonts w:asciiTheme="minorHAnsi" w:hAnsiTheme="minorHAnsi" w:cstheme="minorHAnsi"/>
+        </w:rPr>
+      </w:pPr>
+      <w:r>
+        <w:rPr>
+          <w:rFonts w:asciiTheme="minorHAnsi" w:hAnsiTheme="minorHAnsi" w:cstheme="minorHAnsi"/>
+        </w:rPr>
+        <w:t>Signed</w:t>
+      </w:r>
+      <w:r>
+        <w:rPr>
+          <w:rFonts w:asciiTheme="minorHAnsi" w:hAnsiTheme="minorHAnsi" w:cstheme="minorHAnsi"/>
+        </w:rPr>
+        <w:t>,</w:t>
+      </w:r>
+    </w:p>
+    <w:p>
+      <w:pPr>
+        <w:rPr>
+          <w:rFonts w:ascii="Freestyle Script" w:hAnsi="Freestyle Script" w:cstheme="minorHAnsi"/>
+          <w:sz w:val="56"/>
+          <w:szCs w:val="56"/>
+        </w:rPr>
+      </w:pPr>
+      <w:r>
+        <w:rPr>
+          <w:rFonts w:ascii="Freestyle Script" w:hAnsi="Freestyle Script" w:cstheme="minorHAnsi"/>
+          <w:sz w:val="56"/>
+          <w:szCs w:val="56"/>
+        </w:rPr>
+        <w:t xml:space="preserve">{signatureName}</w:t>
+      </w:r>
+    </w:p>
+    <w:p>
+      <w:pPr>
+        <w:rPr>
+          <w:rFonts w:asciiTheme="minorHAnsi" w:hAnsiTheme="minorHAnsi" w:cstheme="minorHAnsi"/>
+        </w:rPr>
+      </w:pPr>
+      <w:r>
+        <w:rPr>
+          <w:rFonts w:asciiTheme="minorHAnsi" w:hAnsiTheme="minorHAnsi" w:cstheme="minorHAnsi"/>
+        </w:rPr>
+        <w:t xml:space="preserve">{signatureCompany}</w:t>
+      </w:r>
+      <w:bookmarkEnd w:id="4"/>
+    </w:p>
+    <w:p>
+      <w:pPr>
+        <w:rPr>
+          <w:rFonts w:asciiTheme="minorHAnsi" w:hAnsiTheme="minorHAnsi" w:cstheme="minorHAnsi"/>
+        </w:rPr>
+      </w:pPr>
+    </w:p>
+    <w:p>
+      <w:pPr>
+        <w:rPr>
+          <w:rFonts w:asciiTheme="minorHAnsi" w:hAnsiTheme="minorHAnsi" w:cstheme="minorHAnsi"/>
+          <w:b/>
+          <w:bCs/>
+          <w:sz w:val="24"/>
+          <w:szCs w:val="24"/>
+          <w:u w:val="single"/>
+        </w:rPr>
+      </w:pPr>
+      <w:r>
+        <w:rPr>
+          <w:rFonts w:asciiTheme="minorHAnsi" w:hAnsiTheme="minorHAnsi" w:cstheme="minorHAnsi"/>
+          <w:b/>
+          <w:bCs/>
+          <w:sz w:val="24"/>
+          <w:szCs w:val="24"/>
+          <w:u w:val="single"/>
+        </w:rPr>
+        <w:br w:type="page"/>
+      </w:r>
+    </w:p>
+    <w:p>
+      <w:pPr>
+        <w:rPr>
+          <w:rFonts w:asciiTheme="minorHAnsi" w:hAnsiTheme="minorHAnsi" w:cstheme="minorHAnsi"/>
+        </w:rPr>
+      </w:pPr>
+      <w:r>
+        <w:rPr>
+          <w:rFonts w:asciiTheme="minorHAnsi" w:hAnsiTheme="minorHAnsi" w:cstheme="minorHAnsi"/>
+          <w:b/>
+          <w:bCs/>
+          <w:sz w:val="24"/>
+          <w:szCs w:val="24"/>
+          <w:u w:val="single"/>
+        </w:rPr>
+        <w:lastRenderedPageBreak/>
+        <w:t>Appendix A</w:t>
+      </w:r>
+    </w:p>
+    <w:p>
+      <w:pPr>
+        <w:rPr>
+          <w:rFonts w:asciiTheme="minorHAnsi" w:hAnsiTheme="minorHAnsi" w:cstheme="minorHAnsi"/>
+          <w:b/>
+          <w:bCs/>
+          <w:sz w:val="24"/>
+          <w:szCs w:val="24"/>
+          <w:u w:val="single"/>
+        </w:rPr>
+      </w:pPr>
+    </w:p>
+    <w:p>
+      <w:pPr>
+        <w:rPr>
+          <w:rFonts w:asciiTheme="minorHAnsi" w:hAnsiTheme="minorHAnsi" w:cstheme="minorHAnsi"/>
+          <w:sz w:val="22"/>
+          <w:szCs w:val="22"/>
+        </w:rPr>
+      </w:pPr>
+      <w:r>
+        <w:rPr>
+          <w:rFonts w:asciiTheme="minorHAnsi" w:hAnsiTheme="minorHAnsi" w:cstheme="minorHAnsi"/>
+          <w:noProof/>
+          <w:sz w:val="22"/>
+          <w:szCs w:val="22"/>
+        </w:rPr>
+        <w:t xml:space="preserve">{appendixField1}</w:t>
+      </w:r>
+    </w:p>
+    <w:p>
+      <w:pPr>
+        <w:rPr>
+          <w:rFonts w:asciiTheme="minorHAnsi" w:hAnsiTheme="minorHAnsi" w:cstheme="minorHAnsi"/>
+          <w:b/>
+          <w:bCs/>
+          <w:sz w:val="24"/>
+          <w:szCs w:val="24"/>
+          <w:highlight w:val="green"/>
+          <w:u w:val="single"/>
+        </w:rPr>
+      </w:pPr>
+    </w:p>
+    <w:p>
+      <w:pPr>
+        <w:jc w:val="center"/>
+        <w:rPr>
+          <w:rFonts w:asciiTheme="minorHAnsi" w:hAnsiTheme="minorHAnsi" w:cstheme="minorHAnsi"/>
+        </w:rPr>
+      </w:pPr>
+      <w:r>
+        <w:rPr>
+          <w:rFonts w:asciiTheme="minorHAnsi" w:hAnsiTheme="minorHAnsi" w:cstheme="minorHAnsi"/>
+        </w:rPr>
+        <w:t>{%appendixAImage1}</w:t>
+      </w:r>
+      <w:r>
+        <w:rPr>
+          <w:rFonts w:asciiTheme="minorHAnsi" w:hAnsiTheme="minorHAnsi" w:cstheme="minorHAnsi"/>
+        </w:rPr>
+        <w:t xml:space="preserve">{appendixAImage1Caption}</w:t>
+      </w:r>
+    </w:p>
+    <w:p>
+      <w:pPr>
+        <w:jc w:val="center"/>
+        <w:rPr>
+          <w:rFonts w:asciiTheme="minorHAnsi" w:hAnsiTheme="minorHAnsi" w:cstheme="minorHAnsi"/>
+          <w:noProof/>
+        </w:rPr>
+      </w:pPr>
+    </w:p>
+    <w:p>
+      <w:pPr>
+        <w:jc w:val="center"/>
+        <w:rPr>
+          <w:rFonts w:asciiTheme="minorHAnsi" w:hAnsiTheme="minorHAnsi" w:cstheme="minorHAnsi"/>
+          <w:noProof/>
+        </w:rPr>
+        <w:sectPr>
+          <w:type w:val="continuous"/>
+          <w:pgSz w:w="12240" w:h="15840" w:code="1"/>
+          <w:pgMar w:top="1021" w:right="1797" w:bottom="1021" w:left="1797" w:header="720" w:footer="720" w:gutter="0"/>
+          <w:cols w:space="720"/>
+        </w:sectPr>
+      </w:pPr>
+    </w:p>
+    <w:p>
+      <w:pPr>
+        <w:jc w:val="center"/>
+        <w:rPr>
+          <w:rFonts w:asciiTheme="minorHAnsi" w:hAnsiTheme="minorHAnsi" w:cstheme="minorHAnsi"/>
+        </w:rPr>
+      </w:pPr>
+      <w:r>
+        <w:rPr>
+          <w:rFonts w:asciiTheme="minorHAnsi" w:hAnsiTheme="minorHAnsi" w:cstheme="minorHAnsi"/>
+        </w:rPr>
+        <w:t>{%appendixAImage2}</w:t>
+      </w:r>
+    </w:p>
+    <w:p>
+      <w:pPr>
+        <w:jc w:val="center"/>
+        <w:rPr>
+          <w:rFonts w:asciiTheme="minorHAnsi" w:hAnsiTheme="minorHAnsi" w:cstheme="minorHAnsi"/>
+          <w:noProof/>
+        </w:rPr>
+      </w:pPr>
+      <w:r>
+        <w:rPr>
+          <w:rFonts w:asciiTheme="minorHAnsi" w:hAnsiTheme="minorHAnsi" w:cstheme="minorHAnsi"/>
+          <w:noProof/>
+        </w:rPr>
+        <w:t>{appendixAImage2Caption}</w:t>
+      </w:r>
+    </w:p>
+    <w:p>
+      <w:pPr>
+        <w:jc w:val="center"/>
+        <w:rPr>
+          <w:rFonts w:asciiTheme="minorHAnsi" w:hAnsiTheme="minorHAnsi" w:cstheme="minorHAnsi"/>
+          <w:b/>
+          <w:bCs/>
+          <w:sz w:val="22"/>
+          <w:szCs w:val="22"/>
+          <w:highlight w:val="green"/>
+          <w:u w:val="single"/>
+        </w:rPr>
+      </w:pPr>
+    </w:p>
+    <w:p>
+      <w:pPr>
+        <w:jc w:val="center"/>
+        <w:rPr>
+          <w:rFonts w:asciiTheme="minorHAnsi" w:hAnsiTheme="minorHAnsi" w:cstheme="minorHAnsi"/>
+          <w:noProof/>
+        </w:rPr>
+      </w:pPr>
+      <w:r>
+        <w:rPr>
+          <w:rFonts w:asciiTheme="minorHAnsi" w:hAnsiTheme="minorHAnsi" w:cstheme="minorHAnsi"/>
+          <w:noProof/>
+        </w:rPr>
+        <w:t>{%appendixAImage3}</w:t>
+      </w:r>
+    </w:p>
+    <w:p>
+      <w:pPr>
+        <w:jc w:val="center"/>
+        <w:rPr>
+          <w:rFonts w:asciiTheme="minorHAnsi" w:hAnsiTheme="minorHAnsi" w:cstheme="minorHAnsi"/>
+        </w:rPr>
+      </w:pPr>
+      <w:r>
+        <w:rPr>
+          <w:rFonts w:asciiTheme="minorHAnsi" w:hAnsiTheme="minorHAnsi" w:cstheme="minorHAnsi"/>
+          <w:noProof/>
+        </w:rPr>
+        <w:t>{appendixAImage3Caption}</w:t>
+      </w:r>
+    </w:p>
+    <w:p>
+      <w:pPr>
+        <w:jc w:val="center"/>
+        <w:rPr>
+          <w:rFonts w:asciiTheme="minorHAnsi" w:hAnsiTheme="minorHAnsi" w:cstheme="minorHAnsi"/>
+          <w:noProof/>
+        </w:rPr>
+      </w:pPr>
+      <w:r>
+        <w:rPr>
+          <w:rFonts w:asciiTheme="minorHAnsi" w:hAnsiTheme="minorHAnsi" w:cstheme="minorHAnsi"/>
+          <w:noProof/>
+        </w:rPr>
+        <w:t>{%appendixAImage4}</w:t>
+      </w:r>
+    </w:p>
+    <w:p>
+      <w:pPr>
+        <w:jc w:val="center"/>
+        <w:rPr>
+          <w:rFonts w:asciiTheme="minorHAnsi" w:hAnsiTheme="minorHAnsi" w:cstheme="minorHAnsi"/>
+          <w:noProof/>
+        </w:rPr>
+      </w:pPr>
+      <w:r>
+        <w:rPr>
+          <w:rFonts w:asciiTheme="minorHAnsi" w:hAnsiTheme="minorHAnsi" w:cstheme="minorHAnsi"/>
+          <w:noProof/>
+        </w:rPr>
+        <w:t>{appendixAImage4Caption}</w:t>
+      </w:r>
+    </w:p>
+    <w:p>
+      <w:pPr>
+        <w:jc w:val="center"/>
+        <w:rPr>
+          <w:rFonts w:asciiTheme="minorHAnsi" w:hAnsiTheme="minorHAnsi" w:cstheme="minorHAnsi"/>
+        </w:rPr>
+      </w:pPr>
+    </w:p>
+    <w:p>
+      <w:pPr>
+        <w:jc w:val="center"/>
+        <w:rPr>
+          <w:rFonts w:asciiTheme="minorHAnsi" w:hAnsiTheme="minorHAnsi" w:cstheme="minorHAnsi"/>
+        </w:rPr>
+      </w:pPr>
+      <w:r>
+        <w:rPr>
+          <w:rFonts w:asciiTheme="minorHAnsi" w:hAnsiTheme="minorHAnsi" w:cstheme="minorHAnsi"/>
+        </w:rPr>
+        <w:t>{%appendixAImage5}</w:t>
+      </w:r>
+    </w:p>
+    <w:p>
+      <w:pPr>
+        <w:jc w:val="center"/>
+        <w:rPr>
+          <w:rFonts w:asciiTheme="minorHAnsi" w:hAnsiTheme="minorHAnsi" w:cstheme="minorHAnsi"/>
+          <w:b/>
+          <w:bCs/>
+          <w:sz w:val="22"/>
+          <w:szCs w:val="22"/>
+          <w:highlight w:val="green"/>
+          <w:u w:val="single"/>
+        </w:rPr>
+      </w:pPr>
+      <w:r>
+        <w:rPr>
+          <w:rFonts w:asciiTheme="minorHAnsi" w:hAnsiTheme="minorHAnsi" w:cstheme="minorHAnsi"/>
+          <w:noProof/>
+        </w:rPr>
+        <w:t>{appendixAImage5Caption}</w:t>
+      </w:r>
+    </w:p>
+    <w:p>
+      <w:pPr>
+        <w:rPr>
+          <w:rFonts w:asciiTheme="minorHAnsi" w:hAnsiTheme="minorHAnsi" w:cstheme="minorHAnsi"/>
+          <w:b/>
+          <w:bCs/>
+          <w:sz w:val="24"/>
+          <w:szCs w:val="24"/>
+          <w:highlight w:val="green"/>
+          <w:u w:val="single"/>
+        </w:rPr>
+        <w:sectPr>
+          <w:type w:val="continuous"/>
+          <w:pgSz w:w="12240" w:h="15840" w:code="1"/>
+          <w:pgMar w:top="1021" w:right="1797" w:bottom="1021" w:left="1797" w:header="720" w:footer="720" w:gutter="0"/>
+          <w:cols w:num="2" w:space="720"/>
+        </w:sectPr>
+      </w:pPr>
+    </w:p>
+    <w:p>
+      <w:pPr>
+        <w:rPr>
+          <w:rFonts w:asciiTheme="minorHAnsi" w:hAnsiTheme="minorHAnsi" w:cstheme="minorHAnsi"/>
+          <w:b/>
+          <w:bCs/>
+          <w:sz w:val="24"/>
+          <w:szCs w:val="24"/>
+          <w:highlight w:val="green"/>
+          <w:u w:val="single"/>
+        </w:rPr>
+      </w:pPr>
+    </w:p>
+    <w:p>
+      <w:pPr>
+        <w:rPr>
+          <w:rFonts w:asciiTheme="minorHAnsi" w:hAnsiTheme="minorHAnsi" w:cstheme="minorHAnsi"/>
+          <w:b/>
+          <w:bCs/>
+          <w:sz w:val="24"/>
+          <w:szCs w:val="24"/>
+          <w:highlight w:val="green"/>
+          <w:u w:val="single"/>
+        </w:rPr>
+      </w:pPr>
+    </w:p>
+    <w:p>
+      <w:pPr>
+        <w:rPr>
+          <w:rFonts w:asciiTheme="minorHAnsi" w:hAnsiTheme="minorHAnsi" w:cstheme="minorHAnsi"/>
+          <w:b/>
+          <w:bCs/>
+          <w:sz w:val="24"/>
+          <w:szCs w:val="24"/>
+          <w:highlight w:val="green"/>
+          <w:u w:val="single"/>
+        </w:rPr>
+      </w:pPr>
+    </w:p>
+    <w:p>
+      <w:pPr>
+        <w:rPr>
+          <w:rFonts w:asciiTheme="minorHAnsi" w:hAnsiTheme="minorHAnsi" w:cstheme="minorHAnsi"/>
+          <w:b/>
+          <w:bCs/>
+          <w:sz w:val="24"/>
+          <w:szCs w:val="24"/>
+          <w:u w:val="single"/>
+        </w:rPr>
+      </w:pPr>
+      <w:r>
+        <w:rPr>
+          <w:rFonts w:asciiTheme="minorHAnsi" w:hAnsiTheme="minorHAnsi" w:cstheme="minorHAnsi"/>
+          <w:b/>
+          <w:bCs/>
+          <w:sz w:val="24"/>
+          <w:szCs w:val="24"/>
+          <w:u w:val="single"/>
+        </w:rPr>
+        <w:br w:type="page"/>
+      </w:r>
+    </w:p>
+    <w:p>
+      <w:pPr>
+        <w:rPr>
+          <w:rFonts w:asciiTheme="minorHAnsi" w:hAnsiTheme="minorHAnsi" w:cstheme="minorHAnsi"/>
+          <w:b/>
+          <w:bCs/>
+          <w:sz w:val="24"/>
+          <w:szCs w:val="24"/>
+          <w:u w:val="single"/>
+        </w:rPr>
+      </w:pPr>
+      <w:r>
+        <w:rPr>
+          <w:rFonts w:asciiTheme="minorHAnsi" w:hAnsiTheme="minorHAnsi" w:cstheme="minorHAnsi"/>
+          <w:b/>
+          <w:bCs/>
+          <w:sz w:val="24"/>
+          <w:szCs w:val="24"/>
+          <w:u w:val="single"/>
+        </w:rPr>
+        <w:lastRenderedPageBreak/>
+        <w:t>Appendix B</w:t>
+      </w:r>
+    </w:p>
+    <w:p>
+      <w:pPr>
+        <w:rPr>
+          <w:rFonts w:asciiTheme="minorHAnsi" w:hAnsiTheme="minorHAnsi" w:cstheme="minorHAnsi"/>
+          <w:b/>
+          <w:bCs/>
+          <w:sz w:val="24"/>
+          <w:szCs w:val="24"/>
+          <w:highlight w:val="green"/>
+          <w:u w:val="single"/>
+        </w:rPr>
+      </w:pPr>
+    </w:p>
+    <w:p>
+      <w:pPr>
+        <w:rPr>
+          <w:rFonts w:asciiTheme="minorHAnsi" w:hAnsiTheme="minorHAnsi" w:cstheme="minorHAnsi"/>
+          <w:sz w:val="22"/>
+          <w:szCs w:val="22"/>
+        </w:rPr>
+      </w:pPr>
+      <w:r>
+        <w:rPr>
+          <w:rFonts w:asciiTheme="minorHAnsi" w:hAnsiTheme="minorHAnsi" w:cstheme="minorHAnsi"/>
+          <w:noProof/>
+          <w:sz w:val="22"/>
+          <w:szCs w:val="22"/>
+        </w:rPr>
+        <w:t xml:space="preserve">{appendixField2}</w:t>
+      </w:r>
+    </w:p>
+    <w:p>
+      <w:pPr>
+        <w:rPr>
+          <w:rFonts w:asciiTheme="minorHAnsi" w:hAnsiTheme="minorHAnsi" w:cstheme="minorHAnsi"/>
+          <w:b/>
+          <w:bCs/>
+          <w:sz w:val="24"/>
+          <w:szCs w:val="24"/>
+          <w:highlight w:val="green"/>
+          <w:u w:val="single"/>
+        </w:rPr>
+      </w:pPr>
+    </w:p>
+    <w:p>
+      <w:pPr>
+        <w:jc w:val="center"/>
+        <w:rPr>
+          <w:rFonts w:asciiTheme="minorHAnsi" w:hAnsiTheme="minorHAnsi" w:cstheme="minorHAnsi"/>
+        </w:rPr>
+      </w:pPr>
+      <w:r>
+        <w:rPr>
+          <w:rFonts w:asciiTheme="minorHAnsi" w:hAnsiTheme="minorHAnsi" w:cstheme="minorHAnsi"/>
+        </w:rPr>
+        <w:t>{%appendixBImage1}</w:t>
+      </w:r>
+      <w:r>
+        <w:rPr>
+          <w:rFonts w:asciiTheme="minorHAnsi" w:hAnsiTheme="minorHAnsi" w:cstheme="minorHAnsi"/>
+        </w:rPr>
+        <w:t xml:space="preserve">{appendixBImage1Caption}</w:t>
+      </w:r>
+    </w:p>
+    <w:p>
+      <w:pPr>
+        <w:jc w:val="center"/>
+        <w:rPr>
+          <w:rFonts w:asciiTheme="minorHAnsi" w:hAnsiTheme="minorHAnsi" w:cstheme="minorHAnsi"/>
+          <w:noProof/>
+        </w:rPr>
+      </w:pPr>
+    </w:p>
+    <w:p>
+      <w:pPr>
+        <w:jc w:val="center"/>
+        <w:rPr>
+          <w:rFonts w:asciiTheme="minorHAnsi" w:hAnsiTheme="minorHAnsi" w:cstheme="minorHAnsi"/>
+          <w:noProof/>
+        </w:rPr>
+        <w:sectPr>
+          <w:type w:val="continuous"/>
+          <w:pgSz w:w="12240" w:h="15840" w:code="1"/>
+          <w:pgMar w:top="1021" w:right="1797" w:bottom="1021" w:left="1797" w:header="720" w:footer="720" w:gutter="0"/>
+          <w:cols w:space="720"/>
+        </w:sectPr>
+      </w:pPr>
+    </w:p>
+    <w:p>
+      <w:pPr>
+        <w:jc w:val="center"/>
+        <w:rPr>
+          <w:rFonts w:asciiTheme="minorHAnsi" w:hAnsiTheme="minorHAnsi" w:cstheme="minorHAnsi"/>
+          <w:noProof/>
+        </w:rPr>
+      </w:pPr>
+      <w:r>
+        <w:rPr>
+          <w:rFonts w:asciiTheme="minorHAnsi" w:hAnsiTheme="minorHAnsi" w:cstheme="minorHAnsi"/>
+          <w:noProof/>
+        </w:rPr>
+        <w:t>{%appendixBImage2}</w:t>
+      </w:r>
+      <w:r>
+        <w:rPr>
+          <w:rFonts w:asciiTheme="minorHAnsi" w:hAnsiTheme="minorHAnsi" w:cstheme="minorHAnsi"/>
+          <w:noProof/>
+        </w:rPr>
+        <w:t xml:space="preserve">{appendixBImage2Caption}</w:t>
+      </w:r>
+    </w:p>
+    <w:p>
+      <w:pPr>
+        <w:jc w:val="center"/>
+        <w:rPr>
+          <w:rFonts w:asciiTheme="minorHAnsi" w:hAnsiTheme="minorHAnsi" w:cstheme="minorHAnsi"/>
+        </w:rPr>
+      </w:pPr>
+    </w:p>
+    <w:p>
+      <w:pPr>
+        <w:jc w:val="center"/>
+        <w:rPr>
+          <w:rFonts w:asciiTheme="minorHAnsi" w:hAnsiTheme="minorHAnsi" w:cstheme="minorHAnsi"/>
+        </w:rPr>
+      </w:pPr>
+      <w:r>
+        <w:rPr>
+          <w:rFonts w:asciiTheme="minorHAnsi" w:hAnsiTheme="minorHAnsi" w:cstheme="minorHAnsi"/>
+        </w:rPr>
+        <w:t>{%appendixBImage3}</w:t>
+      </w:r>
+      <w:r>
+        <w:rPr>
+          <w:rFonts w:asciiTheme="minorHAnsi" w:hAnsiTheme="minorHAnsi" w:cstheme="minorHAnsi"/>
+        </w:rPr>
+        <w:t xml:space="preserve">{appendixBImage3Caption}</w:t>
+      </w:r>
+    </w:p>
+    <w:p>
+      <w:pPr>
+        <w:jc w:val="center"/>
+        <w:rPr>
+          <w:rFonts w:asciiTheme="minorHAnsi" w:hAnsiTheme="minorHAnsi" w:cstheme="minorHAnsi"/>
+          <w:noProof/>
+        </w:rPr>
+      </w:pPr>
+      <w:r>
+        <w:rPr>
+          <w:rFonts w:asciiTheme="minorHAnsi" w:hAnsiTheme="minorHAnsi" w:cstheme="minorHAnsi"/>
+          <w:noProof/>
+        </w:rPr>
+        <w:t>{%appendixBImage4}</w:t>
+      </w:r>
+      <w:r>
+        <w:rPr>
+          <w:rFonts w:asciiTheme="minorHAnsi" w:hAnsiTheme="minorHAnsi" w:cstheme="minorHAnsi"/>
+          <w:noProof/>
+        </w:rPr>
+        <w:t xml:space="preserve">{appendixBImage4Caption}</w:t>
+      </w:r>
+    </w:p>
+    <w:p>
+      <w:pPr>
+        <w:jc w:val="center"/>
+        <w:rPr>
+          <w:rFonts w:asciiTheme="minorHAnsi" w:hAnsiTheme="minorHAnsi" w:cstheme="minorHAnsi"/>
+        </w:rPr>
+      </w:pPr>
+    </w:p>
+    <w:p>
+      <w:pPr>
+        <w:jc w:val="center"/>
+        <w:rPr>
+          <w:rFonts w:asciiTheme="minorHAnsi" w:hAnsiTheme="minorHAnsi" w:cstheme="minorHAnsi"/>
+        </w:rPr>
+      </w:pPr>
+      <w:r>
+        <w:rPr>
+          <w:rFonts w:asciiTheme="minorHAnsi" w:hAnsiTheme="minorHAnsi" w:cstheme="minorHAnsi"/>
+        </w:rPr>
+        <w:t>{%appendixBImage5}</w:t>
+      </w:r>
+      <w:r>
+        <w:rPr>
+          <w:rFonts w:asciiTheme="minorHAnsi" w:hAnsiTheme="minorHAnsi" w:cstheme="minorHAnsi"/>
+        </w:rPr>
+        <w:t xml:space="preserve">{appendixBImage5Caption}</w:t>
+      </w:r>
+    </w:p>
+    <w:p>
+      <w:pPr>
+        <w:jc w:val="center"/>
+        <w:rPr>
+          <w:rFonts w:asciiTheme="minorHAnsi" w:hAnsiTheme="minorHAnsi" w:cstheme="minorHAnsi"/>
+          <w:sz w:val="22"/>
+          <w:szCs w:val="22"/>
+        </w:rPr>
+        <w:sectPr>
+          <w:type w:val="continuous"/>
+          <w:pgSz w:w="12240" w:h="15840" w:code="1"/>
+          <w:pgMar w:top="1021" w:right="1797" w:bottom="1021" w:left="1797" w:header="720" w:footer="720" w:gutter="0"/>
+          <w:cols w:num="2" w:space="720"/>
+        </w:sectPr>
+      </w:pPr>
+    </w:p>
+    <w:p>
+      <w:pPr>
+        <w:jc w:val="center"/>
+        <w:rPr>
+          <w:rFonts w:asciiTheme="minorHAnsi" w:hAnsiTheme="minorHAnsi" w:cstheme="minorHAnsi"/>
+          <w:sz w:val="22"/>
+          <w:szCs w:val="22"/>
+        </w:rPr>
+      </w:pPr>
+    </w:p>
+    <w:p>
+      <w:pPr>
+        <w:rPr>
+          <w:rFonts w:asciiTheme="minorHAnsi" w:hAnsiTheme="minorHAnsi" w:cstheme="minorHAnsi"/>
+          <w:sz w:val="24"/>
+          <w:szCs w:val="24"/>
+          <w:highlight w:val="green"/>
+        </w:rPr>
+      </w:pPr>
+    </w:p>
+    <w:p>
+      <w:pPr>
+        <w:jc w:val="center"/>
+        <w:rPr>
+          <w:rFonts w:asciiTheme="minorHAnsi" w:hAnsiTheme="minorHAnsi" w:cstheme="minorHAnsi"/>
+          <w:b/>
+          <w:bCs/>
+          <w:sz w:val="24"/>
+          <w:szCs w:val="24"/>
+          <w:highlight w:val="green"/>
+          <w:u w:val="single"/>
+        </w:rPr>
+      </w:pPr>
+    </w:p>
+    <w:p>
+      <w:pPr>
+        <w:jc w:val="center"/>
+        <w:rPr>
+          <w:rFonts w:asciiTheme="minorHAnsi" w:hAnsiTheme="minorHAnsi" w:cstheme="minorHAnsi"/>
+          <w:highlight w:val="green"/>
+        </w:rPr>
+      </w:pPr>
+    </w:p>
+    <w:p>
+      <w:pPr>
+        <w:jc w:val="center"/>
+        <w:rPr>
+          <w:rFonts w:asciiTheme="minorHAnsi" w:hAnsiTheme="minorHAnsi" w:cstheme="minorHAnsi"/>
+          <w:highlight w:val="green"/>
+        </w:rPr>
+      </w:pPr>
+    </w:p>
+    <w:p>
+      <w:pPr>
+        <w:rPr>
+          <w:rFonts w:asciiTheme="minorHAnsi" w:hAnsiTheme="minorHAnsi" w:cstheme="minorHAnsi"/>
+          <w:highlight w:val="green"/>
+        </w:rPr>
+      </w:pPr>
+    </w:p>
+    <w:p>
+      <w:pPr>
+        <w:rPr>
+          <w:rFonts w:asciiTheme="minorHAnsi" w:hAnsiTheme="minorHAnsi" w:cstheme="minorHAnsi"/>
+          <w:b/>
+          <w:bCs/>
+          <w:sz w:val="24"/>
+          <w:szCs w:val="24"/>
+          <w:u w:val="single"/>
+        </w:rPr>
+      </w:pPr>
+      <w:r>
+        <w:rPr>
+          <w:rFonts w:asciiTheme="minorHAnsi" w:hAnsiTheme="minorHAnsi" w:cstheme="minorHAnsi"/>
+          <w:b/>
+          <w:bCs/>
+          <w:sz w:val="24"/>
+          <w:szCs w:val="24"/>
+          <w:u w:val="single"/>
+        </w:rPr>
+        <w:br w:type="page"/>
+      </w:r>
+    </w:p>
+    <w:p>
+      <w:pPr>
+        <w:rPr>
+          <w:rFonts w:asciiTheme="minorHAnsi" w:hAnsiTheme="minorHAnsi" w:cstheme="minorHAnsi"/>
+          <w:b/>
+          <w:bCs/>
+          <w:sz w:val="24"/>
+          <w:szCs w:val="24"/>
+          <w:u w:val="single"/>
+        </w:rPr>
+      </w:pPr>
+      <w:r>
+        <w:rPr>
+          <w:rFonts w:asciiTheme="minorHAnsi" w:hAnsiTheme="minorHAnsi" w:cstheme="minorHAnsi"/>
+          <w:b/>
+          <w:bCs/>
+          <w:sz w:val="24"/>
+          <w:szCs w:val="24"/>
+          <w:u w:val="single"/>
+        </w:rPr>
+        <w:lastRenderedPageBreak/>
+        <w:t>Appendix C</w:t>
+      </w:r>
+    </w:p>
+    <w:p>
+      <w:pPr>
+        <w:rPr>
+          <w:rFonts w:asciiTheme="minorHAnsi" w:hAnsiTheme="minorHAnsi" w:cstheme="minorHAnsi"/>
+          <w:b/>
+          <w:bCs/>
+          <w:noProof/>
+          <w:sz w:val="24"/>
+          <w:szCs w:val="24"/>
+          <w:u w:val="single"/>
+        </w:rPr>
+      </w:pPr>
+    </w:p>
+    <w:p>
+      <w:pPr>
+        <w:rPr>
+          <w:rFonts w:asciiTheme="minorHAnsi" w:hAnsiTheme="minorHAnsi" w:cstheme="minorHAnsi"/>
+          <w:sz w:val="22"/>
+          <w:szCs w:val="22"/>
+        </w:rPr>
+      </w:pPr>
+      <w:r>
+        <w:rPr>
+          <w:rFonts w:asciiTheme="minorHAnsi" w:hAnsiTheme="minorHAnsi" w:cstheme="minorHAnsi"/>
+          <w:noProof/>
+          <w:sz w:val="22"/>
+          <w:szCs w:val="22"/>
+        </w:rPr>
+        <w:t xml:space="preserve">{appendixField3}</w:t>
+      </w:r>
+    </w:p>
+    <w:p>
+      <w:pPr>
+        <w:rPr>
+          <w:rFonts w:asciiTheme="minorHAnsi" w:hAnsiTheme="minorHAnsi" w:cstheme="minorHAnsi"/>
+          <w:b/>
+          <w:bCs/>
+          <w:sz w:val="24"/>
+          <w:szCs w:val="24"/>
+          <w:highlight w:val="green"/>
+          <w:u w:val="single"/>
+        </w:rPr>
+      </w:pPr>
+    </w:p>
+    <w:p>
+      <w:pPr>
+        <w:jc w:val="center"/>
+        <w:rPr>
+          <w:rFonts w:asciiTheme="minorHAnsi" w:hAnsiTheme="minorHAnsi" w:cstheme="minorHAnsi"/>
+          <w:b/>
+          <w:bCs/>
+          <w:sz w:val="22"/>
+          <w:szCs w:val="22"/>
+          <w:highlight w:val="green"/>
+          <w:u w:val="single"/>
+        </w:rPr>
+      </w:pPr>
+      <w:r>
+        <w:rPr>
+          <w:rFonts w:asciiTheme="minorHAnsi" w:hAnsiTheme="minorHAnsi" w:cstheme="minorHAnsi"/>
+          <w:b/>
+          <w:bCs/>
+          <w:sz w:val="22"/>
+          <w:szCs w:val="22"/>
+          <w:highlight w:val="green"/>
+          <w:u w:val="single"/>
+        </w:rPr>
+        <w:t>{%appendixCImage1}</w:t>
+      </w:r>
+    </w:p>
+    <w:p>
+      <w:pPr>
+        <w:jc w:val="center"/>
+        <w:rPr>
+          <w:rFonts w:asciiTheme="minorHAnsi" w:hAnsiTheme="minorHAnsi" w:cstheme="minorHAnsi"/>
+        </w:rPr>
+      </w:pPr>
+      <w:r>
+        <w:rPr>
+          <w:rFonts w:asciiTheme="minorHAnsi" w:hAnsiTheme="minorHAnsi" w:cstheme="minorHAnsi"/>
+          <w:noProof/>
+        </w:rPr>
+        <w:t xml:space="preserve">{appendixCImage1Caption}</w:t>
+      </w:r>
+    </w:p>
+    <w:p>
+      <w:pPr>
+        <w:jc w:val="center"/>
+        <w:rPr>
+          <w:rFonts w:asciiTheme="minorHAnsi" w:hAnsiTheme="minorHAnsi" w:cstheme="minorHAnsi"/>
+          <w:noProof/>
+        </w:rPr>
+      </w:pPr>
+    </w:p>
+    <w:p>
+      <w:pPr>
+        <w:jc w:val="center"/>
+        <w:rPr>
+          <w:rFonts w:asciiTheme="minorHAnsi" w:hAnsiTheme="minorHAnsi" w:cstheme="minorHAnsi"/>
+          <w:noProof/>
+        </w:rPr>
+        <w:sectPr>
+          <w:type w:val="continuous"/>
+          <w:pgSz w:w="12240" w:h="15840" w:code="1"/>
+          <w:pgMar w:top="1021" w:right="1797" w:bottom="1021" w:left="1797" w:header="720" w:footer="720" w:gutter="0"/>
+          <w:cols w:space="720"/>
+        </w:sectPr>
+      </w:pPr>
+    </w:p>
+    <w:p>
+      <w:pPr>
+        <w:jc w:val="center"/>
+        <w:rPr>
+          <w:rFonts w:asciiTheme="minorHAnsi" w:hAnsiTheme="minorHAnsi" w:cstheme="minorHAnsi"/>
+          <w:b/>
+          <w:bCs/>
+          <w:sz w:val="22"/>
+          <w:szCs w:val="22"/>
+          <w:highlight w:val="green"/>
+          <w:u w:val="single"/>
+        </w:rPr>
+      </w:pPr>
+      <w:r>
+        <w:rPr>
+          <w:rFonts w:asciiTheme="minorHAnsi" w:hAnsiTheme="minorHAnsi" w:cstheme="minorHAnsi"/>
+          <w:b/>
+          <w:bCs/>
+          <w:sz w:val="22"/>
+          <w:szCs w:val="22"/>
+          <w:highlight w:val="green"/>
+          <w:u w:val="single"/>
+        </w:rPr>
+        <w:t>{%appendixCImage2}</w:t>
+      </w:r>
+    </w:p>
+    <w:p>
+      <w:pPr>
+        <w:jc w:val="center"/>
+        <w:rPr>
+          <w:rFonts w:asciiTheme="minorHAnsi" w:hAnsiTheme="minorHAnsi" w:cstheme="minorHAnsi"/>
+          <w:noProof/>
+        </w:rPr>
+      </w:pPr>
+      <w:r>
+        <w:rPr>
+          <w:rFonts w:asciiTheme="minorHAnsi" w:hAnsiTheme="minorHAnsi" w:cstheme="minorHAnsi"/>
+          <w:noProof/>
+        </w:rPr>
+        <w:t>{appendixCImage2Caption}</w:t>
+      </w:r>
+    </w:p>
+    <w:p>
+      <w:pPr>
+        <w:jc w:val="center"/>
+        <w:rPr>
+          <w:rFonts w:asciiTheme="minorHAnsi" w:hAnsiTheme="minorHAnsi" w:cstheme="minorHAnsi"/>
+        </w:rPr>
+      </w:pPr>
+    </w:p>
+    <w:p>
+      <w:pPr>
+        <w:jc w:val="center"/>
+        <w:rPr>
+          <w:rFonts w:asciiTheme="minorHAnsi" w:hAnsiTheme="minorHAnsi" w:cstheme="minorHAnsi"/>
+          <w:b/>
+          <w:bCs/>
+          <w:sz w:val="22"/>
+          <w:szCs w:val="22"/>
+          <w:highlight w:val="green"/>
+          <w:u w:val="single"/>
+        </w:rPr>
+      </w:pPr>
+      <w:r>
+        <w:rPr>
+          <w:rFonts w:asciiTheme="minorHAnsi" w:hAnsiTheme="minorHAnsi" w:cstheme="minorHAnsi"/>
+          <w:b/>
+          <w:bCs/>
+          <w:sz w:val="22"/>
+          <w:szCs w:val="22"/>
+          <w:highlight w:val="green"/>
+          <w:u w:val="single"/>
+        </w:rPr>
+        <w:t>{%appendixCImage3}</w:t>
+      </w:r>
+    </w:p>
+    <w:p>
+      <w:pPr>
+        <w:jc w:val="center"/>
+        <w:rPr>
+          <w:rFonts w:asciiTheme="minorHAnsi" w:hAnsiTheme="minorHAnsi" w:cstheme="minorHAnsi"/>
+        </w:rPr>
+      </w:pPr>
+      <w:r>
+        <w:rPr>
+          <w:rFonts w:asciiTheme="minorHAnsi" w:hAnsiTheme="minorHAnsi" w:cstheme="minorHAnsi"/>
+          <w:noProof/>
+        </w:rPr>
+        <w:t xml:space="preserve">{appendixCImage3Caption}</w:t>
+      </w:r>
+    </w:p>
+    <w:p>
+      <w:pPr>
+        <w:jc w:val="center"/>
+        <w:rPr>
+          <w:rFonts w:asciiTheme="minorHAnsi" w:hAnsiTheme="minorHAnsi" w:cstheme="minorHAnsi"/>
+          <w:b/>
+          <w:bCs/>
+          <w:sz w:val="22"/>
+          <w:szCs w:val="22"/>
+          <w:highlight w:val="green"/>
+          <w:u w:val="single"/>
+        </w:rPr>
+      </w:pPr>
+      <w:r>
+        <w:rPr>
+          <w:rFonts w:asciiTheme="minorHAnsi" w:hAnsiTheme="minorHAnsi" w:cstheme="minorHAnsi"/>
+          <w:b/>
+          <w:bCs/>
+          <w:sz w:val="22"/>
+          <w:szCs w:val="22"/>
+          <w:highlight w:val="green"/>
+          <w:u w:val="single"/>
+        </w:rPr>
+        <w:t>{%appendixCImage4}</w:t>
+      </w:r>
+    </w:p>
+    <w:p>
+      <w:pPr>
+        <w:jc w:val="center"/>
+        <w:rPr>
+          <w:rFonts w:asciiTheme="minorHAnsi" w:hAnsiTheme="minorHAnsi" w:cstheme="minorHAnsi"/>
+          <w:noProof/>
+        </w:rPr>
+      </w:pPr>
+      <w:r>
+        <w:rPr>
+          <w:rFonts w:asciiTheme="minorHAnsi" w:hAnsiTheme="minorHAnsi" w:cstheme="minorHAnsi"/>
+          <w:noProof/>
+        </w:rPr>
+        <w:t xml:space="preserve">{appendixCImage4Caption}</w:t>
+      </w:r>
+    </w:p>
+    <w:p>
+      <w:pPr>
+        <w:jc w:val="center"/>
+        <w:rPr>
+          <w:rFonts w:asciiTheme="minorHAnsi" w:hAnsiTheme="minorHAnsi" w:cstheme="minorHAnsi"/>
+        </w:rPr>
+      </w:pPr>
+    </w:p>
+    <w:p>
+      <w:pPr>
+        <w:jc w:val="center"/>
+        <w:rPr>
+          <w:rFonts w:asciiTheme="minorHAnsi" w:hAnsiTheme="minorHAnsi" w:cstheme="minorHAnsi"/>
+          <w:b/>
+          <w:bCs/>
+          <w:sz w:val="22"/>
+          <w:szCs w:val="22"/>
+          <w:highlight w:val="green"/>
+          <w:u w:val="single"/>
+        </w:rPr>
+      </w:pPr>
+      <w:r>
+        <w:rPr>
+          <w:rFonts w:asciiTheme="minorHAnsi" w:hAnsiTheme="minorHAnsi" w:cstheme="minorHAnsi"/>
+          <w:b/>
+          <w:bCs/>
+          <w:sz w:val="22"/>
+          <w:szCs w:val="22"/>
+          <w:highlight w:val="green"/>
+          <w:u w:val="single"/>
+        </w:rPr>
+        <w:t>{%appendixCImage5}</w:t>
+      </w:r>
+    </w:p>
+    <w:p>
+      <w:pPr>
+        <w:jc w:val="center"/>
+        <w:rPr>
+          <w:rFonts w:asciiTheme="minorHAnsi" w:hAnsiTheme="minorHAnsi" w:cstheme="minorHAnsi"/>
+        </w:rPr>
+      </w:pPr>
+      <w:r>
+        <w:rPr>
+          <w:rFonts w:asciiTheme="minorHAnsi" w:hAnsiTheme="minorHAnsi" w:cstheme="minorHAnsi"/>
+          <w:noProof/>
+        </w:rPr>
+        <w:t>{appendixCImage5Caption}</w:t>
+      </w:r>
+    </w:p>
+    <w:p>
+      <w:pPr>
+        <w:jc w:val="center"/>
+        <w:rPr>
+          <w:rFonts w:asciiTheme="minorHAnsi" w:hAnsiTheme="minorHAnsi" w:cstheme="minorHAnsi"/>
+          <w:sz w:val="22"/>
+          <w:szCs w:val="22"/>
+        </w:rPr>
+        <w:sectPr>
+          <w:type w:val="continuous"/>
+          <w:pgSz w:w="12240" w:h="15840" w:code="1"/>
+          <w:pgMar w:top="1021" w:right="1797" w:bottom="1021" w:left="1797" w:header="720" w:footer="720" w:gutter="0"/>
+          <w:cols w:num="2" w:space="720"/>
+        </w:sectPr>
+      </w:pPr>
+    </w:p>
+    <w:p>
+      <w:pPr>
+        <w:jc w:val="center"/>
+        <w:rPr>
+          <w:rFonts w:asciiTheme="minorHAnsi" w:hAnsiTheme="minorHAnsi" w:cstheme="minorHAnsi"/>
+          <w:sz w:val="22"/>
+          <w:szCs w:val="22"/>
+        </w:rPr>
+      </w:pPr>
+    </w:p>
+    <w:p>
+      <w:pPr>
+        <w:rPr>
+          <w:rFonts w:asciiTheme="minorHAnsi" w:hAnsiTheme="minorHAnsi" w:cstheme="minorHAnsi"/>
+          <w:sz w:val="24"/>
+          <w:szCs w:val="24"/>
+        </w:rPr>
+      </w:pPr>
+    </w:p>
+    <w:sectPr>
+      <w:type w:val="continuous"/>
+      <w:pgSz w:w="12240" w:h="15840" w:code="1"/>
+      <w:pgMar w:top="1021" w:right="1797" w:bottom="1021" w:left="1797" w:header="720" w:footer="720" w:gutter="0"/>
+      <w:cols w:space="720"/>
+    </w:sectPr>
+  </w:body>
+</w:document>
+</file>
 
 <file path=customXml\item1.xml><?xml version="1.0" encoding="utf-8"?>
 <ct:contentTypeSchema xmlns:ct="http://schemas.microsoft.com/office/2006/metadata/contentType" xmlns:ma="http://schemas.microsoft.com/office/2006/metadata/properties/metaAttributes" ct:_="" ma:_="" ma:contentTypeName="Document" ma:contentTypeID="0x01010002ADD259FDE2F445BE83DA447D930E27" ma:contentTypeVersion="20" ma:contentTypeDescription="Create a new document." ma:contentTypeScope="" ma:versionID="f12ddc23de66e0dd4a793c377b7695fd">

--- a/MCERT-frontend/public/templates/mclerts-template.docx
+++ b/MCERT-frontend/public/templates/mclerts-template.docx
@@ -3631,64 +3631,6 @@
       </w:r>
     </w:p>
     <w:bookmarkEnd w:id="3"/>
-    <w:p>
-      <w:pPr>
-        <w:rPr>
-          <w:rFonts w:ascii="Calibri" w:hAnsi="Calibri" w:cs="Arial"/>
-        </w:rPr>
-      </w:pPr>
-      <w:r>
-        <w:rPr>
-          <w:rFonts w:ascii="Calibri" w:hAnsi="Calibri" w:cs="Arial"/>
-        </w:rPr>
-        <w:br w:type="page"/>
-      </w:r>
-    </w:p>
-    <w:p>
-      <w:pPr>
-        <w:rPr>
-          <w:rFonts w:ascii="Calibri" w:hAnsi="Calibri" w:cs="Calibri"/>
-        </w:rPr>
-      </w:pPr>
-      <w:r>
-        <w:rPr>
-          <w:rFonts w:asciiTheme="minorHAnsi" w:hAnsiTheme="minorHAnsi" w:cstheme="minorHAnsi"/>
-          <w:b/>
-          <w:sz w:val="24"/>
-          <w:szCs w:val="24"/>
-          <w:u w:val="single"/>
-        </w:rPr>
-        <w:lastRenderedPageBreak/>
-        <w:t xml:space="preserve">Site process &amp; schematic diagram </w:t>
-      </w:r>
-      <w:r>
-        <w:rPr>
-          <w:rFonts w:asciiTheme="minorHAnsi" w:hAnsiTheme="minorHAnsi" w:cstheme="minorHAnsi"/>
-          <w:b/>
-          <w:sz w:val="24"/>
-          <w:szCs w:val="24"/>
-          <w:u w:val="single"/>
-        </w:rPr>
-        <w:t>3</w:t>
-      </w:r>
-      <w:r>
-        <w:rPr>
-          <w:rFonts w:asciiTheme="minorHAnsi" w:hAnsiTheme="minorHAnsi" w:cstheme="minorHAnsi"/>
-          <w:b/>
-          <w:sz w:val="24"/>
-          <w:szCs w:val="24"/>
-          <w:u w:val="single"/>
-        </w:rPr>
-        <w:t xml:space="preserve">.0 </w:t>
-      </w:r>
-    </w:p>
-    <w:p>
-      <w:pPr>
-        <w:rPr>
-          <w:rFonts w:ascii="Calibri" w:hAnsi="Calibri" w:cs="Calibri"/>
-        </w:rPr>
-      </w:pPr>
-    </w:p>
     <w:p>
       <w:pPr>
         <w:jc w:val="center"/>
